--- a/visualized_plan.docx
+++ b/visualized_plan.docx
@@ -12,8 +12,8 @@
           <w:rFonts w:ascii="Times New Roman" w:hAnsi="Times New Roman" w:eastAsia="Times New Roman"/>
           <w:b/>
           <w:i w:val="0"/>
-          <w:sz w:val="24"/>
-          <w:u w:val="none"/>
+          <w:sz w:val="28"/>
+          <w:u w:val="single"/>
         </w:rPr>
         <w:t>ВИЗУАЛИЗАЦИЯ УЧЕБНОГО ПЛАНА</w:t>
       </w:r>
@@ -93,29 +93,29 @@
         <w:tblLook w:firstColumn="1" w:firstRow="1" w:lastColumn="0" w:lastRow="0" w:noHBand="0" w:noVBand="1" w:val="04A0"/>
       </w:tblPr>
       <w:tblGrid>
-        <w:gridCol w:w="2048"/>
-        <w:gridCol w:w="2048"/>
-        <w:gridCol w:w="2048"/>
-        <w:gridCol w:w="2048"/>
-        <w:gridCol w:w="2048"/>
-        <w:gridCol w:w="2048"/>
-        <w:gridCol w:w="2048"/>
-        <w:gridCol w:w="2048"/>
+        <w:gridCol w:w="2006"/>
+        <w:gridCol w:w="2006"/>
+        <w:gridCol w:w="2006"/>
+        <w:gridCol w:w="2006"/>
+        <w:gridCol w:w="2006"/>
+        <w:gridCol w:w="2006"/>
+        <w:gridCol w:w="2006"/>
+        <w:gridCol w:w="2006"/>
       </w:tblGrid>
       <w:tr>
         <w:trPr>
-          <w:trHeight w:val="240" w:hRule="atLeast"/>
+          <w:trHeight w:val="360" w:hRule="atLeast"/>
         </w:trPr>
         <w:tc>
           <w:tcPr>
-            <w:tcW w:type="dxa" w:w="4096"/>
+            <w:tcW w:type="dxa" w:w="4010"/>
             <w:gridSpan w:val="2"/>
-            <w:vAlign w:val="top"/>
+            <w:vAlign w:val="center"/>
             <w:tcMar>
-              <w:top w:w="20" w:type="dxa"/>
-              <w:start w:w="20" w:type="dxa"/>
-              <w:bottom w:w="20" w:type="dxa"/>
-              <w:end w:w="20" w:type="dxa"/>
+              <w:top w:w="60" w:type="dxa"/>
+              <w:start w:w="60" w:type="dxa"/>
+              <w:bottom w:w="60" w:type="dxa"/>
+              <w:end w:w="60" w:type="dxa"/>
             </w:tcMar>
             <w:shd w:fill="D9D9D9"/>
           </w:tcPr>
@@ -130,7 +130,7 @@
                 <w:rFonts w:ascii="Times New Roman" w:hAnsi="Times New Roman" w:eastAsia="Times New Roman"/>
                 <w:b/>
                 <w:i w:val="0"/>
-                <w:sz w:val="16"/>
+                <w:sz w:val="18"/>
               </w:rPr>
               <w:t>КУРС 1</w:t>
             </w:r>
@@ -138,14 +138,14 @@
         </w:tc>
         <w:tc>
           <w:tcPr>
-            <w:tcW w:type="dxa" w:w="4096"/>
+            <w:tcW w:type="dxa" w:w="4010"/>
             <w:gridSpan w:val="2"/>
-            <w:vAlign w:val="top"/>
+            <w:vAlign w:val="center"/>
             <w:tcMar>
-              <w:top w:w="20" w:type="dxa"/>
-              <w:start w:w="20" w:type="dxa"/>
-              <w:bottom w:w="20" w:type="dxa"/>
-              <w:end w:w="20" w:type="dxa"/>
+              <w:top w:w="60" w:type="dxa"/>
+              <w:start w:w="60" w:type="dxa"/>
+              <w:bottom w:w="60" w:type="dxa"/>
+              <w:end w:w="60" w:type="dxa"/>
             </w:tcMar>
             <w:shd w:fill="D9D9D9"/>
           </w:tcPr>
@@ -160,7 +160,7 @@
                 <w:rFonts w:ascii="Times New Roman" w:hAnsi="Times New Roman" w:eastAsia="Times New Roman"/>
                 <w:b/>
                 <w:i w:val="0"/>
-                <w:sz w:val="16"/>
+                <w:sz w:val="18"/>
               </w:rPr>
               <w:t>КУРС 2</w:t>
             </w:r>
@@ -168,14 +168,14 @@
         </w:tc>
         <w:tc>
           <w:tcPr>
-            <w:tcW w:type="dxa" w:w="4096"/>
+            <w:tcW w:type="dxa" w:w="4010"/>
             <w:gridSpan w:val="2"/>
-            <w:vAlign w:val="top"/>
+            <w:vAlign w:val="center"/>
             <w:tcMar>
-              <w:top w:w="20" w:type="dxa"/>
-              <w:start w:w="20" w:type="dxa"/>
-              <w:bottom w:w="20" w:type="dxa"/>
-              <w:end w:w="20" w:type="dxa"/>
+              <w:top w:w="60" w:type="dxa"/>
+              <w:start w:w="60" w:type="dxa"/>
+              <w:bottom w:w="60" w:type="dxa"/>
+              <w:end w:w="60" w:type="dxa"/>
             </w:tcMar>
             <w:shd w:fill="D9D9D9"/>
           </w:tcPr>
@@ -190,7 +190,7 @@
                 <w:rFonts w:ascii="Times New Roman" w:hAnsi="Times New Roman" w:eastAsia="Times New Roman"/>
                 <w:b/>
                 <w:i w:val="0"/>
-                <w:sz w:val="16"/>
+                <w:sz w:val="18"/>
               </w:rPr>
               <w:t>КУРС 3</w:t>
             </w:r>
@@ -198,14 +198,14 @@
         </w:tc>
         <w:tc>
           <w:tcPr>
-            <w:tcW w:type="dxa" w:w="4096"/>
+            <w:tcW w:type="dxa" w:w="4010"/>
             <w:gridSpan w:val="2"/>
-            <w:vAlign w:val="top"/>
+            <w:vAlign w:val="center"/>
             <w:tcMar>
-              <w:top w:w="20" w:type="dxa"/>
-              <w:start w:w="20" w:type="dxa"/>
-              <w:bottom w:w="20" w:type="dxa"/>
-              <w:end w:w="20" w:type="dxa"/>
+              <w:top w:w="60" w:type="dxa"/>
+              <w:start w:w="60" w:type="dxa"/>
+              <w:bottom w:w="60" w:type="dxa"/>
+              <w:end w:w="60" w:type="dxa"/>
             </w:tcMar>
             <w:shd w:fill="D9D9D9"/>
           </w:tcPr>
@@ -220,7 +220,7 @@
                 <w:rFonts w:ascii="Times New Roman" w:hAnsi="Times New Roman" w:eastAsia="Times New Roman"/>
                 <w:b/>
                 <w:i w:val="0"/>
-                <w:sz w:val="16"/>
+                <w:sz w:val="18"/>
               </w:rPr>
               <w:t>КУРС 4</w:t>
             </w:r>
@@ -229,17 +229,17 @@
       </w:tr>
       <w:tr>
         <w:trPr>
-          <w:trHeight w:val="200" w:hRule="atLeast"/>
+          <w:trHeight w:val="320" w:hRule="atLeast"/>
         </w:trPr>
         <w:tc>
           <w:tcPr>
-            <w:tcW w:type="dxa" w:w="2048"/>
-            <w:vAlign w:val="top"/>
+            <w:tcW w:type="dxa" w:w="2005"/>
+            <w:vAlign w:val="center"/>
             <w:tcMar>
-              <w:top w:w="20" w:type="dxa"/>
-              <w:start w:w="20" w:type="dxa"/>
-              <w:bottom w:w="20" w:type="dxa"/>
-              <w:end w:w="20" w:type="dxa"/>
+              <w:top w:w="60" w:type="dxa"/>
+              <w:start w:w="60" w:type="dxa"/>
+              <w:bottom w:w="60" w:type="dxa"/>
+              <w:end w:w="60" w:type="dxa"/>
             </w:tcMar>
             <w:shd w:fill="DDEBF7"/>
           </w:tcPr>
@@ -254,7 +254,7 @@
                 <w:rFonts w:ascii="Times New Roman" w:hAnsi="Times New Roman" w:eastAsia="Times New Roman"/>
                 <w:b/>
                 <w:i w:val="0"/>
-                <w:sz w:val="16"/>
+                <w:sz w:val="18"/>
               </w:rPr>
               <w:t>Сем. 1</w:t>
             </w:r>
@@ -262,13 +262,13 @@
         </w:tc>
         <w:tc>
           <w:tcPr>
-            <w:tcW w:type="dxa" w:w="2048"/>
-            <w:vAlign w:val="top"/>
+            <w:tcW w:type="dxa" w:w="2005"/>
+            <w:vAlign w:val="center"/>
             <w:tcMar>
-              <w:top w:w="20" w:type="dxa"/>
-              <w:start w:w="20" w:type="dxa"/>
-              <w:bottom w:w="20" w:type="dxa"/>
-              <w:end w:w="20" w:type="dxa"/>
+              <w:top w:w="60" w:type="dxa"/>
+              <w:start w:w="60" w:type="dxa"/>
+              <w:bottom w:w="60" w:type="dxa"/>
+              <w:end w:w="60" w:type="dxa"/>
             </w:tcMar>
             <w:shd w:fill="DDEBF7"/>
           </w:tcPr>
@@ -283,7 +283,7 @@
                 <w:rFonts w:ascii="Times New Roman" w:hAnsi="Times New Roman" w:eastAsia="Times New Roman"/>
                 <w:b/>
                 <w:i w:val="0"/>
-                <w:sz w:val="16"/>
+                <w:sz w:val="18"/>
               </w:rPr>
               <w:t>Сем. 2</w:t>
             </w:r>
@@ -291,13 +291,13 @@
         </w:tc>
         <w:tc>
           <w:tcPr>
-            <w:tcW w:type="dxa" w:w="2048"/>
-            <w:vAlign w:val="top"/>
+            <w:tcW w:type="dxa" w:w="2005"/>
+            <w:vAlign w:val="center"/>
             <w:tcMar>
-              <w:top w:w="20" w:type="dxa"/>
-              <w:start w:w="20" w:type="dxa"/>
-              <w:bottom w:w="20" w:type="dxa"/>
-              <w:end w:w="20" w:type="dxa"/>
+              <w:top w:w="60" w:type="dxa"/>
+              <w:start w:w="60" w:type="dxa"/>
+              <w:bottom w:w="60" w:type="dxa"/>
+              <w:end w:w="60" w:type="dxa"/>
             </w:tcMar>
             <w:shd w:fill="DDEBF7"/>
           </w:tcPr>
@@ -312,7 +312,7 @@
                 <w:rFonts w:ascii="Times New Roman" w:hAnsi="Times New Roman" w:eastAsia="Times New Roman"/>
                 <w:b/>
                 <w:i w:val="0"/>
-                <w:sz w:val="16"/>
+                <w:sz w:val="18"/>
               </w:rPr>
               <w:t>Сем. 3</w:t>
             </w:r>
@@ -320,13 +320,13 @@
         </w:tc>
         <w:tc>
           <w:tcPr>
-            <w:tcW w:type="dxa" w:w="2048"/>
-            <w:vAlign w:val="top"/>
+            <w:tcW w:type="dxa" w:w="2005"/>
+            <w:vAlign w:val="center"/>
             <w:tcMar>
-              <w:top w:w="20" w:type="dxa"/>
-              <w:start w:w="20" w:type="dxa"/>
-              <w:bottom w:w="20" w:type="dxa"/>
-              <w:end w:w="20" w:type="dxa"/>
+              <w:top w:w="60" w:type="dxa"/>
+              <w:start w:w="60" w:type="dxa"/>
+              <w:bottom w:w="60" w:type="dxa"/>
+              <w:end w:w="60" w:type="dxa"/>
             </w:tcMar>
             <w:shd w:fill="DDEBF7"/>
           </w:tcPr>
@@ -341,7 +341,7 @@
                 <w:rFonts w:ascii="Times New Roman" w:hAnsi="Times New Roman" w:eastAsia="Times New Roman"/>
                 <w:b/>
                 <w:i w:val="0"/>
-                <w:sz w:val="16"/>
+                <w:sz w:val="18"/>
               </w:rPr>
               <w:t>Сем. 4</w:t>
             </w:r>
@@ -349,13 +349,13 @@
         </w:tc>
         <w:tc>
           <w:tcPr>
-            <w:tcW w:type="dxa" w:w="2048"/>
-            <w:vAlign w:val="top"/>
+            <w:tcW w:type="dxa" w:w="2005"/>
+            <w:vAlign w:val="center"/>
             <w:tcMar>
-              <w:top w:w="20" w:type="dxa"/>
-              <w:start w:w="20" w:type="dxa"/>
-              <w:bottom w:w="20" w:type="dxa"/>
-              <w:end w:w="20" w:type="dxa"/>
+              <w:top w:w="60" w:type="dxa"/>
+              <w:start w:w="60" w:type="dxa"/>
+              <w:bottom w:w="60" w:type="dxa"/>
+              <w:end w:w="60" w:type="dxa"/>
             </w:tcMar>
             <w:shd w:fill="DDEBF7"/>
           </w:tcPr>
@@ -370,7 +370,7 @@
                 <w:rFonts w:ascii="Times New Roman" w:hAnsi="Times New Roman" w:eastAsia="Times New Roman"/>
                 <w:b/>
                 <w:i w:val="0"/>
-                <w:sz w:val="16"/>
+                <w:sz w:val="18"/>
               </w:rPr>
               <w:t>Сем. 5</w:t>
             </w:r>
@@ -378,13 +378,13 @@
         </w:tc>
         <w:tc>
           <w:tcPr>
-            <w:tcW w:type="dxa" w:w="2048"/>
-            <w:vAlign w:val="top"/>
+            <w:tcW w:type="dxa" w:w="2005"/>
+            <w:vAlign w:val="center"/>
             <w:tcMar>
-              <w:top w:w="20" w:type="dxa"/>
-              <w:start w:w="20" w:type="dxa"/>
-              <w:bottom w:w="20" w:type="dxa"/>
-              <w:end w:w="20" w:type="dxa"/>
+              <w:top w:w="60" w:type="dxa"/>
+              <w:start w:w="60" w:type="dxa"/>
+              <w:bottom w:w="60" w:type="dxa"/>
+              <w:end w:w="60" w:type="dxa"/>
             </w:tcMar>
             <w:shd w:fill="DDEBF7"/>
           </w:tcPr>
@@ -399,7 +399,7 @@
                 <w:rFonts w:ascii="Times New Roman" w:hAnsi="Times New Roman" w:eastAsia="Times New Roman"/>
                 <w:b/>
                 <w:i w:val="0"/>
-                <w:sz w:val="16"/>
+                <w:sz w:val="18"/>
               </w:rPr>
               <w:t>Сем. 6</w:t>
             </w:r>
@@ -407,13 +407,13 @@
         </w:tc>
         <w:tc>
           <w:tcPr>
-            <w:tcW w:type="dxa" w:w="2048"/>
-            <w:vAlign w:val="top"/>
+            <w:tcW w:type="dxa" w:w="2005"/>
+            <w:vAlign w:val="center"/>
             <w:tcMar>
-              <w:top w:w="20" w:type="dxa"/>
-              <w:start w:w="20" w:type="dxa"/>
-              <w:bottom w:w="20" w:type="dxa"/>
-              <w:end w:w="20" w:type="dxa"/>
+              <w:top w:w="60" w:type="dxa"/>
+              <w:start w:w="60" w:type="dxa"/>
+              <w:bottom w:w="60" w:type="dxa"/>
+              <w:end w:w="60" w:type="dxa"/>
             </w:tcMar>
             <w:shd w:fill="DDEBF7"/>
           </w:tcPr>
@@ -428,7 +428,7 @@
                 <w:rFonts w:ascii="Times New Roman" w:hAnsi="Times New Roman" w:eastAsia="Times New Roman"/>
                 <w:b/>
                 <w:i w:val="0"/>
-                <w:sz w:val="16"/>
+                <w:sz w:val="18"/>
               </w:rPr>
               <w:t>Сем. 7</w:t>
             </w:r>
@@ -436,13 +436,13 @@
         </w:tc>
         <w:tc>
           <w:tcPr>
-            <w:tcW w:type="dxa" w:w="2048"/>
-            <w:vAlign w:val="top"/>
+            <w:tcW w:type="dxa" w:w="2005"/>
+            <w:vAlign w:val="center"/>
             <w:tcMar>
-              <w:top w:w="20" w:type="dxa"/>
-              <w:start w:w="20" w:type="dxa"/>
-              <w:bottom w:w="20" w:type="dxa"/>
-              <w:end w:w="20" w:type="dxa"/>
+              <w:top w:w="60" w:type="dxa"/>
+              <w:start w:w="60" w:type="dxa"/>
+              <w:bottom w:w="60" w:type="dxa"/>
+              <w:end w:w="60" w:type="dxa"/>
             </w:tcMar>
             <w:shd w:fill="DDEBF7"/>
           </w:tcPr>
@@ -457,7 +457,7 @@
                 <w:rFonts w:ascii="Times New Roman" w:hAnsi="Times New Roman" w:eastAsia="Times New Roman"/>
                 <w:b/>
                 <w:i w:val="0"/>
-                <w:sz w:val="16"/>
+                <w:sz w:val="18"/>
               </w:rPr>
               <w:t>Сем. 8</w:t>
             </w:r>
@@ -465,15 +465,18 @@
         </w:tc>
       </w:tr>
       <w:tr>
+        <w:trPr>
+          <w:trHeight w:val="400" w:hRule="atLeast"/>
+        </w:trPr>
         <w:tc>
           <w:tcPr>
-            <w:tcW w:type="dxa" w:w="2048"/>
+            <w:tcW w:type="dxa" w:w="2005"/>
             <w:vAlign w:val="top"/>
             <w:tcMar>
-              <w:top w:w="20" w:type="dxa"/>
-              <w:start w:w="20" w:type="dxa"/>
-              <w:bottom w:w="20" w:type="dxa"/>
-              <w:end w:w="20" w:type="dxa"/>
+              <w:top w:w="60" w:type="dxa"/>
+              <w:start w:w="60" w:type="dxa"/>
+              <w:bottom w:w="60" w:type="dxa"/>
+              <w:end w:w="60" w:type="dxa"/>
             </w:tcMar>
           </w:tcPr>
           <w:p>
@@ -485,35 +488,53 @@
             <w:r>
               <w:rPr>
                 <w:rFonts w:ascii="Times New Roman" w:hAnsi="Times New Roman" w:eastAsia="Times New Roman"/>
-                <w:b/>
+                <w:b w:val="0"/>
                 <w:i w:val="0"/>
-                <w:sz w:val="17"/>
+                <w:sz w:val="18"/>
               </w:rPr>
               <w:t>Высшая математика</w:t>
             </w:r>
-            <w:r>
-              <w:br/>
-            </w:r>
+          </w:p>
+          <w:p>
+            <w:pPr>
+              <w:spacing w:before="0" w:after="0" w:line="240" w:lineRule="auto"/>
+              <w:jc w:val="right"/>
+            </w:pPr>
             <w:r>
               <w:rPr>
                 <w:rFonts w:ascii="Times New Roman" w:hAnsi="Times New Roman" w:eastAsia="Times New Roman"/>
-                <w:b/>
+                <w:b w:val="0"/>
                 <w:i w:val="0"/>
-                <w:sz w:val="17"/>
+                <w:sz w:val="18"/>
               </w:rPr>
-              <w:t xml:space="preserve"> (6 зет)</w:t>
+              <w:t>(6 зет)</w:t>
+            </w:r>
+          </w:p>
+          <w:p>
+            <w:pPr>
+              <w:spacing w:before="200" w:after="0" w:line="240" w:lineRule="auto"/>
+              <w:jc w:val="right"/>
+            </w:pPr>
+            <w:r>
+              <w:rPr>
+                <w:rFonts w:ascii="Times New Roman" w:hAnsi="Times New Roman" w:eastAsia="Times New Roman"/>
+                <w:b w:val="0"/>
+                <w:i w:val="0"/>
+                <w:sz w:val="12"/>
+              </w:rPr>
+              <w:t>1</w:t>
             </w:r>
           </w:p>
         </w:tc>
         <w:tc>
           <w:tcPr>
-            <w:tcW w:type="dxa" w:w="2048"/>
+            <w:tcW w:type="dxa" w:w="2005"/>
             <w:vAlign w:val="top"/>
             <w:tcMar>
-              <w:top w:w="20" w:type="dxa"/>
-              <w:start w:w="20" w:type="dxa"/>
-              <w:bottom w:w="20" w:type="dxa"/>
-              <w:end w:w="20" w:type="dxa"/>
+              <w:top w:w="60" w:type="dxa"/>
+              <w:start w:w="60" w:type="dxa"/>
+              <w:bottom w:w="60" w:type="dxa"/>
+              <w:end w:w="60" w:type="dxa"/>
             </w:tcMar>
           </w:tcPr>
           <w:p>
@@ -525,35 +546,53 @@
             <w:r>
               <w:rPr>
                 <w:rFonts w:ascii="Times New Roman" w:hAnsi="Times New Roman" w:eastAsia="Times New Roman"/>
-                <w:b/>
+                <w:b w:val="0"/>
                 <w:i w:val="0"/>
-                <w:sz w:val="17"/>
+                <w:sz w:val="18"/>
               </w:rPr>
               <w:t>Высшая математика</w:t>
             </w:r>
-            <w:r>
-              <w:br/>
-            </w:r>
+          </w:p>
+          <w:p>
+            <w:pPr>
+              <w:spacing w:before="0" w:after="0" w:line="240" w:lineRule="auto"/>
+              <w:jc w:val="right"/>
+            </w:pPr>
             <w:r>
               <w:rPr>
                 <w:rFonts w:ascii="Times New Roman" w:hAnsi="Times New Roman" w:eastAsia="Times New Roman"/>
-                <w:b/>
+                <w:b w:val="0"/>
                 <w:i w:val="0"/>
-                <w:sz w:val="17"/>
+                <w:sz w:val="18"/>
               </w:rPr>
-              <w:t xml:space="preserve"> (5 зет)</w:t>
+              <w:t>(5 зет)</w:t>
+            </w:r>
+          </w:p>
+          <w:p>
+            <w:pPr>
+              <w:spacing w:before="200" w:after="0" w:line="240" w:lineRule="auto"/>
+              <w:jc w:val="right"/>
+            </w:pPr>
+            <w:r>
+              <w:rPr>
+                <w:rFonts w:ascii="Times New Roman" w:hAnsi="Times New Roman" w:eastAsia="Times New Roman"/>
+                <w:b w:val="0"/>
+                <w:i w:val="0"/>
+                <w:sz w:val="12"/>
+              </w:rPr>
+              <w:t>1</w:t>
             </w:r>
           </w:p>
         </w:tc>
         <w:tc>
           <w:tcPr>
-            <w:tcW w:type="dxa" w:w="2048"/>
+            <w:tcW w:type="dxa" w:w="2005"/>
             <w:vAlign w:val="top"/>
             <w:tcMar>
-              <w:top w:w="20" w:type="dxa"/>
-              <w:start w:w="20" w:type="dxa"/>
-              <w:bottom w:w="20" w:type="dxa"/>
-              <w:end w:w="20" w:type="dxa"/>
+              <w:top w:w="60" w:type="dxa"/>
+              <w:start w:w="60" w:type="dxa"/>
+              <w:bottom w:w="60" w:type="dxa"/>
+              <w:end w:w="60" w:type="dxa"/>
             </w:tcMar>
           </w:tcPr>
           <w:p>
@@ -565,35 +604,53 @@
             <w:r>
               <w:rPr>
                 <w:rFonts w:ascii="Times New Roman" w:hAnsi="Times New Roman" w:eastAsia="Times New Roman"/>
-                <w:b/>
+                <w:b w:val="0"/>
                 <w:i w:val="0"/>
-                <w:sz w:val="17"/>
+                <w:sz w:val="18"/>
               </w:rPr>
-              <w:t>Технология объектно-ориентированного программирования / Функциональное программирование</w:t>
+              <w:t>Высшая математика</w:t>
             </w:r>
-            <w:r>
-              <w:br/>
-            </w:r>
+          </w:p>
+          <w:p>
+            <w:pPr>
+              <w:spacing w:before="0" w:after="0" w:line="240" w:lineRule="auto"/>
+              <w:jc w:val="right"/>
+            </w:pPr>
             <w:r>
               <w:rPr>
                 <w:rFonts w:ascii="Times New Roman" w:hAnsi="Times New Roman" w:eastAsia="Times New Roman"/>
-                <w:b/>
+                <w:b w:val="0"/>
                 <w:i w:val="0"/>
-                <w:sz w:val="17"/>
+                <w:sz w:val="18"/>
               </w:rPr>
-              <w:t xml:space="preserve"> (6 зет)</w:t>
+              <w:t>(5 зет)</w:t>
+            </w:r>
+          </w:p>
+          <w:p>
+            <w:pPr>
+              <w:spacing w:before="200" w:after="0" w:line="240" w:lineRule="auto"/>
+              <w:jc w:val="right"/>
+            </w:pPr>
+            <w:r>
+              <w:rPr>
+                <w:rFonts w:ascii="Times New Roman" w:hAnsi="Times New Roman" w:eastAsia="Times New Roman"/>
+                <w:b w:val="0"/>
+                <w:i w:val="0"/>
+                <w:sz w:val="12"/>
+              </w:rPr>
+              <w:t>1</w:t>
             </w:r>
           </w:p>
         </w:tc>
         <w:tc>
           <w:tcPr>
-            <w:tcW w:type="dxa" w:w="2048"/>
+            <w:tcW w:type="dxa" w:w="2005"/>
             <w:vAlign w:val="top"/>
             <w:tcMar>
-              <w:top w:w="20" w:type="dxa"/>
-              <w:start w:w="20" w:type="dxa"/>
-              <w:bottom w:w="20" w:type="dxa"/>
-              <w:end w:w="20" w:type="dxa"/>
+              <w:top w:w="60" w:type="dxa"/>
+              <w:start w:w="60" w:type="dxa"/>
+              <w:bottom w:w="60" w:type="dxa"/>
+              <w:end w:w="60" w:type="dxa"/>
             </w:tcMar>
           </w:tcPr>
           <w:p>
@@ -605,35 +662,53 @@
             <w:r>
               <w:rPr>
                 <w:rFonts w:ascii="Times New Roman" w:hAnsi="Times New Roman" w:eastAsia="Times New Roman"/>
-                <w:b/>
+                <w:b w:val="0"/>
                 <w:i w:val="0"/>
-                <w:sz w:val="17"/>
+                <w:sz w:val="18"/>
               </w:rPr>
-              <w:t>Ознакомительная практика</w:t>
+              <w:t>Вычислительная математика</w:t>
             </w:r>
-            <w:r>
-              <w:br/>
-            </w:r>
+          </w:p>
+          <w:p>
+            <w:pPr>
+              <w:spacing w:before="0" w:after="0" w:line="240" w:lineRule="auto"/>
+              <w:jc w:val="right"/>
+            </w:pPr>
             <w:r>
               <w:rPr>
                 <w:rFonts w:ascii="Times New Roman" w:hAnsi="Times New Roman" w:eastAsia="Times New Roman"/>
-                <w:b/>
+                <w:b w:val="0"/>
                 <w:i w:val="0"/>
-                <w:sz w:val="17"/>
+                <w:sz w:val="18"/>
               </w:rPr>
-              <w:t xml:space="preserve"> (6 зет)</w:t>
+              <w:t>(4 зет)</w:t>
+            </w:r>
+          </w:p>
+          <w:p>
+            <w:pPr>
+              <w:spacing w:before="200" w:after="0" w:line="240" w:lineRule="auto"/>
+              <w:jc w:val="right"/>
+            </w:pPr>
+            <w:r>
+              <w:rPr>
+                <w:rFonts w:ascii="Times New Roman" w:hAnsi="Times New Roman" w:eastAsia="Times New Roman"/>
+                <w:b w:val="0"/>
+                <w:i w:val="0"/>
+                <w:sz w:val="12"/>
+              </w:rPr>
+              <w:t>2</w:t>
             </w:r>
           </w:p>
         </w:tc>
         <w:tc>
           <w:tcPr>
-            <w:tcW w:type="dxa" w:w="2048"/>
+            <w:tcW w:type="dxa" w:w="2005"/>
             <w:vAlign w:val="top"/>
             <w:tcMar>
-              <w:top w:w="20" w:type="dxa"/>
-              <w:start w:w="20" w:type="dxa"/>
-              <w:bottom w:w="20" w:type="dxa"/>
-              <w:end w:w="20" w:type="dxa"/>
+              <w:top w:w="60" w:type="dxa"/>
+              <w:start w:w="60" w:type="dxa"/>
+              <w:bottom w:w="60" w:type="dxa"/>
+              <w:end w:w="60" w:type="dxa"/>
             </w:tcMar>
           </w:tcPr>
           <w:p>
@@ -645,11 +720,11 @@
             <w:r>
               <w:rPr>
                 <w:rFonts w:ascii="Times New Roman" w:hAnsi="Times New Roman" w:eastAsia="Times New Roman"/>
-                <w:b/>
+                <w:b w:val="0"/>
                 <w:i w:val="0"/>
-                <w:sz w:val="17"/>
+                <w:sz w:val="18"/>
               </w:rPr>
-              <w:t>Верстка и прототипирование сайтов</w:t>
+              <w:t>Теория вероятностей и</w:t>
             </w:r>
             <w:r>
               <w:br/>
@@ -657,23 +732,53 @@
             <w:r>
               <w:rPr>
                 <w:rFonts w:ascii="Times New Roman" w:hAnsi="Times New Roman" w:eastAsia="Times New Roman"/>
-                <w:b/>
+                <w:b w:val="0"/>
                 <w:i w:val="0"/>
-                <w:sz w:val="17"/>
+                <w:sz w:val="18"/>
               </w:rPr>
-              <w:t xml:space="preserve"> (6 зет)</w:t>
+              <w:t>математическая статистика</w:t>
+            </w:r>
+          </w:p>
+          <w:p>
+            <w:pPr>
+              <w:spacing w:before="0" w:after="0" w:line="240" w:lineRule="auto"/>
+              <w:jc w:val="right"/>
+            </w:pPr>
+            <w:r>
+              <w:rPr>
+                <w:rFonts w:ascii="Times New Roman" w:hAnsi="Times New Roman" w:eastAsia="Times New Roman"/>
+                <w:b w:val="0"/>
+                <w:i w:val="0"/>
+                <w:sz w:val="18"/>
+              </w:rPr>
+              <w:t>(4 зет)</w:t>
+            </w:r>
+          </w:p>
+          <w:p>
+            <w:pPr>
+              <w:spacing w:before="200" w:after="0" w:line="240" w:lineRule="auto"/>
+              <w:jc w:val="right"/>
+            </w:pPr>
+            <w:r>
+              <w:rPr>
+                <w:rFonts w:ascii="Times New Roman" w:hAnsi="Times New Roman" w:eastAsia="Times New Roman"/>
+                <w:b w:val="0"/>
+                <w:i w:val="0"/>
+                <w:sz w:val="12"/>
+              </w:rPr>
+              <w:t>2</w:t>
             </w:r>
           </w:p>
         </w:tc>
         <w:tc>
           <w:tcPr>
-            <w:tcW w:type="dxa" w:w="2048"/>
+            <w:tcW w:type="dxa" w:w="2005"/>
             <w:vAlign w:val="top"/>
             <w:tcMar>
-              <w:top w:w="20" w:type="dxa"/>
-              <w:start w:w="20" w:type="dxa"/>
-              <w:bottom w:w="20" w:type="dxa"/>
-              <w:end w:w="20" w:type="dxa"/>
+              <w:top w:w="60" w:type="dxa"/>
+              <w:start w:w="60" w:type="dxa"/>
+              <w:bottom w:w="60" w:type="dxa"/>
+              <w:end w:w="60" w:type="dxa"/>
             </w:tcMar>
           </w:tcPr>
           <w:p>
@@ -685,11 +790,11 @@
             <w:r>
               <w:rPr>
                 <w:rFonts w:ascii="Times New Roman" w:hAnsi="Times New Roman" w:eastAsia="Times New Roman"/>
-                <w:b/>
+                <w:b w:val="0"/>
                 <w:i w:val="0"/>
-                <w:sz w:val="17"/>
+                <w:sz w:val="18"/>
               </w:rPr>
-              <w:t>Технологическая (проектно-технологическая) практика</w:t>
+              <w:t>Теория вероятностей и</w:t>
             </w:r>
             <w:r>
               <w:br/>
@@ -697,23 +802,53 @@
             <w:r>
               <w:rPr>
                 <w:rFonts w:ascii="Times New Roman" w:hAnsi="Times New Roman" w:eastAsia="Times New Roman"/>
-                <w:b/>
+                <w:b w:val="0"/>
                 <w:i w:val="0"/>
-                <w:sz w:val="17"/>
+                <w:sz w:val="18"/>
               </w:rPr>
-              <w:t xml:space="preserve"> (6 зет)</w:t>
+              <w:t>математическая статистика</w:t>
+            </w:r>
+          </w:p>
+          <w:p>
+            <w:pPr>
+              <w:spacing w:before="0" w:after="0" w:line="240" w:lineRule="auto"/>
+              <w:jc w:val="right"/>
+            </w:pPr>
+            <w:r>
+              <w:rPr>
+                <w:rFonts w:ascii="Times New Roman" w:hAnsi="Times New Roman" w:eastAsia="Times New Roman"/>
+                <w:b w:val="0"/>
+                <w:i w:val="0"/>
+                <w:sz w:val="18"/>
+              </w:rPr>
+              <w:t>(3 зет)</w:t>
+            </w:r>
+          </w:p>
+          <w:p>
+            <w:pPr>
+              <w:spacing w:before="200" w:after="0" w:line="240" w:lineRule="auto"/>
+              <w:jc w:val="right"/>
+            </w:pPr>
+            <w:r>
+              <w:rPr>
+                <w:rFonts w:ascii="Times New Roman" w:hAnsi="Times New Roman" w:eastAsia="Times New Roman"/>
+                <w:b w:val="0"/>
+                <w:i w:val="0"/>
+                <w:sz w:val="12"/>
+              </w:rPr>
+              <w:t>2</w:t>
             </w:r>
           </w:p>
         </w:tc>
         <w:tc>
           <w:tcPr>
-            <w:tcW w:type="dxa" w:w="2048"/>
+            <w:tcW w:type="dxa" w:w="2005"/>
             <w:vAlign w:val="top"/>
             <w:tcMar>
-              <w:top w:w="20" w:type="dxa"/>
-              <w:start w:w="20" w:type="dxa"/>
-              <w:bottom w:w="20" w:type="dxa"/>
-              <w:end w:w="20" w:type="dxa"/>
+              <w:top w:w="60" w:type="dxa"/>
+              <w:start w:w="60" w:type="dxa"/>
+              <w:bottom w:w="60" w:type="dxa"/>
+              <w:end w:w="60" w:type="dxa"/>
             </w:tcMar>
           </w:tcPr>
           <w:p>
@@ -725,11 +860,11 @@
             <w:r>
               <w:rPr>
                 <w:rFonts w:ascii="Times New Roman" w:hAnsi="Times New Roman" w:eastAsia="Times New Roman"/>
-                <w:b/>
+                <w:b w:val="0"/>
                 <w:i w:val="0"/>
-                <w:sz w:val="17"/>
+                <w:sz w:val="18"/>
               </w:rPr>
-              <w:t>Программирование веб-приложений / Технологии веб-разработки</w:t>
+              <w:t>Информационная</w:t>
             </w:r>
             <w:r>
               <w:br/>
@@ -737,23 +872,53 @@
             <w:r>
               <w:rPr>
                 <w:rFonts w:ascii="Times New Roman" w:hAnsi="Times New Roman" w:eastAsia="Times New Roman"/>
-                <w:b/>
+                <w:b w:val="0"/>
                 <w:i w:val="0"/>
-                <w:sz w:val="17"/>
+                <w:sz w:val="18"/>
               </w:rPr>
-              <w:t xml:space="preserve"> (6 зет)</w:t>
+              <w:t>безопасность</w:t>
+            </w:r>
+          </w:p>
+          <w:p>
+            <w:pPr>
+              <w:spacing w:before="0" w:after="0" w:line="240" w:lineRule="auto"/>
+              <w:jc w:val="right"/>
+            </w:pPr>
+            <w:r>
+              <w:rPr>
+                <w:rFonts w:ascii="Times New Roman" w:hAnsi="Times New Roman" w:eastAsia="Times New Roman"/>
+                <w:b w:val="0"/>
+                <w:i w:val="0"/>
+                <w:sz w:val="18"/>
+              </w:rPr>
+              <w:t>(5 зет)</w:t>
+            </w:r>
+          </w:p>
+          <w:p>
+            <w:pPr>
+              <w:spacing w:before="200" w:after="0" w:line="240" w:lineRule="auto"/>
+              <w:jc w:val="right"/>
+            </w:pPr>
+            <w:r>
+              <w:rPr>
+                <w:rFonts w:ascii="Times New Roman" w:hAnsi="Times New Roman" w:eastAsia="Times New Roman"/>
+                <w:b w:val="0"/>
+                <w:i w:val="0"/>
+                <w:sz w:val="12"/>
+              </w:rPr>
+              <w:t>3</w:t>
             </w:r>
           </w:p>
         </w:tc>
         <w:tc>
           <w:tcPr>
-            <w:tcW w:type="dxa" w:w="2048"/>
+            <w:tcW w:type="dxa" w:w="2005"/>
             <w:vAlign w:val="top"/>
             <w:tcMar>
-              <w:top w:w="20" w:type="dxa"/>
-              <w:start w:w="20" w:type="dxa"/>
-              <w:bottom w:w="20" w:type="dxa"/>
-              <w:end w:w="20" w:type="dxa"/>
+              <w:top w:w="60" w:type="dxa"/>
+              <w:start w:w="60" w:type="dxa"/>
+              <w:bottom w:w="60" w:type="dxa"/>
+              <w:end w:w="60" w:type="dxa"/>
             </w:tcMar>
           </w:tcPr>
           <w:p>
@@ -765,11 +930,11 @@
             <w:r>
               <w:rPr>
                 <w:rFonts w:ascii="Times New Roman" w:hAnsi="Times New Roman" w:eastAsia="Times New Roman"/>
-                <w:b/>
+                <w:b w:val="0"/>
                 <w:i w:val="0"/>
-                <w:sz w:val="17"/>
+                <w:sz w:val="18"/>
               </w:rPr>
-              <w:t>Выполнение и защита выпускной квалификационной работы</w:t>
+              <w:t>Интеллектуальный анализ</w:t>
             </w:r>
             <w:r>
               <w:br/>
@@ -777,25 +942,58 @@
             <w:r>
               <w:rPr>
                 <w:rFonts w:ascii="Times New Roman" w:hAnsi="Times New Roman" w:eastAsia="Times New Roman"/>
-                <w:b/>
+                <w:b w:val="0"/>
                 <w:i w:val="0"/>
-                <w:sz w:val="17"/>
+                <w:sz w:val="18"/>
               </w:rPr>
-              <w:t xml:space="preserve"> (9 зет)</w:t>
+              <w:t>данных</w:t>
+            </w:r>
+          </w:p>
+          <w:p>
+            <w:pPr>
+              <w:spacing w:before="0" w:after="0" w:line="240" w:lineRule="auto"/>
+              <w:jc w:val="right"/>
+            </w:pPr>
+            <w:r>
+              <w:rPr>
+                <w:rFonts w:ascii="Times New Roman" w:hAnsi="Times New Roman" w:eastAsia="Times New Roman"/>
+                <w:b w:val="0"/>
+                <w:i w:val="0"/>
+                <w:sz w:val="18"/>
+              </w:rPr>
+              <w:t>(5 зет)</w:t>
+            </w:r>
+          </w:p>
+          <w:p>
+            <w:pPr>
+              <w:spacing w:before="200" w:after="0" w:line="240" w:lineRule="auto"/>
+              <w:jc w:val="right"/>
+            </w:pPr>
+            <w:r>
+              <w:rPr>
+                <w:rFonts w:ascii="Times New Roman" w:hAnsi="Times New Roman" w:eastAsia="Times New Roman"/>
+                <w:b w:val="0"/>
+                <w:i w:val="0"/>
+                <w:sz w:val="12"/>
+              </w:rPr>
+              <w:t>4</w:t>
             </w:r>
           </w:p>
         </w:tc>
       </w:tr>
       <w:tr>
+        <w:trPr>
+          <w:trHeight w:val="400" w:hRule="atLeast"/>
+        </w:trPr>
         <w:tc>
           <w:tcPr>
-            <w:tcW w:type="dxa" w:w="2048"/>
+            <w:tcW w:type="dxa" w:w="2005"/>
             <w:vAlign w:val="top"/>
             <w:tcMar>
-              <w:top w:w="20" w:type="dxa"/>
-              <w:start w:w="20" w:type="dxa"/>
-              <w:bottom w:w="20" w:type="dxa"/>
-              <w:end w:w="20" w:type="dxa"/>
+              <w:top w:w="60" w:type="dxa"/>
+              <w:start w:w="60" w:type="dxa"/>
+              <w:bottom w:w="60" w:type="dxa"/>
+              <w:end w:w="60" w:type="dxa"/>
             </w:tcMar>
           </w:tcPr>
           <w:p>
@@ -807,35 +1005,53 @@
             <w:r>
               <w:rPr>
                 <w:rFonts w:ascii="Times New Roman" w:hAnsi="Times New Roman" w:eastAsia="Times New Roman"/>
-                <w:b/>
+                <w:b w:val="0"/>
                 <w:i w:val="0"/>
-                <w:sz w:val="17"/>
+                <w:sz w:val="18"/>
               </w:rPr>
               <w:t>Физика</w:t>
             </w:r>
-            <w:r>
-              <w:br/>
-            </w:r>
+          </w:p>
+          <w:p>
+            <w:pPr>
+              <w:spacing w:before="0" w:after="0" w:line="240" w:lineRule="auto"/>
+              <w:jc w:val="right"/>
+            </w:pPr>
             <w:r>
               <w:rPr>
                 <w:rFonts w:ascii="Times New Roman" w:hAnsi="Times New Roman" w:eastAsia="Times New Roman"/>
-                <w:b/>
+                <w:b w:val="0"/>
                 <w:i w:val="0"/>
-                <w:sz w:val="17"/>
+                <w:sz w:val="18"/>
               </w:rPr>
-              <w:t xml:space="preserve"> (5 зет)</w:t>
+              <w:t>(5 зет)</w:t>
+            </w:r>
+          </w:p>
+          <w:p>
+            <w:pPr>
+              <w:spacing w:before="200" w:after="0" w:line="240" w:lineRule="auto"/>
+              <w:jc w:val="right"/>
+            </w:pPr>
+            <w:r>
+              <w:rPr>
+                <w:rFonts w:ascii="Times New Roman" w:hAnsi="Times New Roman" w:eastAsia="Times New Roman"/>
+                <w:b w:val="0"/>
+                <w:i w:val="0"/>
+                <w:sz w:val="12"/>
+              </w:rPr>
+              <w:t>1</w:t>
             </w:r>
           </w:p>
         </w:tc>
         <w:tc>
           <w:tcPr>
-            <w:tcW w:type="dxa" w:w="2048"/>
+            <w:tcW w:type="dxa" w:w="2005"/>
             <w:vAlign w:val="top"/>
             <w:tcMar>
-              <w:top w:w="20" w:type="dxa"/>
-              <w:start w:w="20" w:type="dxa"/>
-              <w:bottom w:w="20" w:type="dxa"/>
-              <w:end w:w="20" w:type="dxa"/>
+              <w:top w:w="60" w:type="dxa"/>
+              <w:start w:w="60" w:type="dxa"/>
+              <w:bottom w:w="60" w:type="dxa"/>
+              <w:end w:w="60" w:type="dxa"/>
             </w:tcMar>
           </w:tcPr>
           <w:p>
@@ -847,35 +1063,53 @@
             <w:r>
               <w:rPr>
                 <w:rFonts w:ascii="Times New Roman" w:hAnsi="Times New Roman" w:eastAsia="Times New Roman"/>
-                <w:b/>
+                <w:b w:val="0"/>
                 <w:i w:val="0"/>
-                <w:sz w:val="17"/>
+                <w:sz w:val="18"/>
               </w:rPr>
-              <w:t>Структуры данных</w:t>
+              <w:t>Физика</w:t>
             </w:r>
-            <w:r>
-              <w:br/>
-            </w:r>
+          </w:p>
+          <w:p>
+            <w:pPr>
+              <w:spacing w:before="0" w:after="0" w:line="240" w:lineRule="auto"/>
+              <w:jc w:val="right"/>
+            </w:pPr>
             <w:r>
               <w:rPr>
                 <w:rFonts w:ascii="Times New Roman" w:hAnsi="Times New Roman" w:eastAsia="Times New Roman"/>
-                <w:b/>
+                <w:b w:val="0"/>
                 <w:i w:val="0"/>
-                <w:sz w:val="17"/>
+                <w:sz w:val="18"/>
               </w:rPr>
-              <w:t xml:space="preserve"> (5 зет)</w:t>
+              <w:t>(5 зет)</w:t>
+            </w:r>
+          </w:p>
+          <w:p>
+            <w:pPr>
+              <w:spacing w:before="200" w:after="0" w:line="240" w:lineRule="auto"/>
+              <w:jc w:val="right"/>
+            </w:pPr>
+            <w:r>
+              <w:rPr>
+                <w:rFonts w:ascii="Times New Roman" w:hAnsi="Times New Roman" w:eastAsia="Times New Roman"/>
+                <w:b w:val="0"/>
+                <w:i w:val="0"/>
+                <w:sz w:val="12"/>
+              </w:rPr>
+              <w:t>1</w:t>
             </w:r>
           </w:p>
         </w:tc>
         <w:tc>
           <w:tcPr>
-            <w:tcW w:type="dxa" w:w="2048"/>
+            <w:tcW w:type="dxa" w:w="2005"/>
             <w:vAlign w:val="top"/>
             <w:tcMar>
-              <w:top w:w="20" w:type="dxa"/>
-              <w:start w:w="20" w:type="dxa"/>
-              <w:bottom w:w="20" w:type="dxa"/>
-              <w:end w:w="20" w:type="dxa"/>
+              <w:top w:w="60" w:type="dxa"/>
+              <w:start w:w="60" w:type="dxa"/>
+              <w:bottom w:w="60" w:type="dxa"/>
+              <w:end w:w="60" w:type="dxa"/>
             </w:tcMar>
           </w:tcPr>
           <w:p>
@@ -887,35 +1121,53 @@
             <w:r>
               <w:rPr>
                 <w:rFonts w:ascii="Times New Roman" w:hAnsi="Times New Roman" w:eastAsia="Times New Roman"/>
-                <w:b/>
+                <w:b w:val="0"/>
                 <w:i w:val="0"/>
-                <w:sz w:val="17"/>
+                <w:sz w:val="18"/>
               </w:rPr>
-              <w:t>Высшая математика</w:t>
+              <w:t>Вычислительная математика</w:t>
             </w:r>
-            <w:r>
-              <w:br/>
-            </w:r>
+          </w:p>
+          <w:p>
+            <w:pPr>
+              <w:spacing w:before="0" w:after="0" w:line="240" w:lineRule="auto"/>
+              <w:jc w:val="right"/>
+            </w:pPr>
             <w:r>
               <w:rPr>
                 <w:rFonts w:ascii="Times New Roman" w:hAnsi="Times New Roman" w:eastAsia="Times New Roman"/>
-                <w:b/>
+                <w:b w:val="0"/>
                 <w:i w:val="0"/>
-                <w:sz w:val="17"/>
+                <w:sz w:val="18"/>
               </w:rPr>
-              <w:t xml:space="preserve"> (5 зет)</w:t>
+              <w:t>(3 зет)</w:t>
+            </w:r>
+          </w:p>
+          <w:p>
+            <w:pPr>
+              <w:spacing w:before="200" w:after="0" w:line="240" w:lineRule="auto"/>
+              <w:jc w:val="right"/>
+            </w:pPr>
+            <w:r>
+              <w:rPr>
+                <w:rFonts w:ascii="Times New Roman" w:hAnsi="Times New Roman" w:eastAsia="Times New Roman"/>
+                <w:b w:val="0"/>
+                <w:i w:val="0"/>
+                <w:sz w:val="12"/>
+              </w:rPr>
+              <w:t>2</w:t>
             </w:r>
           </w:p>
         </w:tc>
         <w:tc>
           <w:tcPr>
-            <w:tcW w:type="dxa" w:w="2048"/>
+            <w:tcW w:type="dxa" w:w="2005"/>
             <w:vAlign w:val="top"/>
             <w:tcMar>
-              <w:top w:w="20" w:type="dxa"/>
-              <w:start w:w="20" w:type="dxa"/>
-              <w:bottom w:w="20" w:type="dxa"/>
-              <w:end w:w="20" w:type="dxa"/>
+              <w:top w:w="60" w:type="dxa"/>
+              <w:start w:w="60" w:type="dxa"/>
+              <w:bottom w:w="60" w:type="dxa"/>
+              <w:end w:w="60" w:type="dxa"/>
             </w:tcMar>
           </w:tcPr>
           <w:p>
@@ -927,11 +1179,11 @@
             <w:r>
               <w:rPr>
                 <w:rFonts w:ascii="Times New Roman" w:hAnsi="Times New Roman" w:eastAsia="Times New Roman"/>
-                <w:b/>
+                <w:b w:val="0"/>
                 <w:i w:val="0"/>
-                <w:sz w:val="17"/>
+                <w:sz w:val="18"/>
               </w:rPr>
-              <w:t>Базы данных</w:t>
+              <w:t>Методы тестирования</w:t>
             </w:r>
             <w:r>
               <w:br/>
@@ -939,23 +1191,53 @@
             <w:r>
               <w:rPr>
                 <w:rFonts w:ascii="Times New Roman" w:hAnsi="Times New Roman" w:eastAsia="Times New Roman"/>
-                <w:b/>
+                <w:b w:val="0"/>
                 <w:i w:val="0"/>
-                <w:sz w:val="17"/>
+                <w:sz w:val="18"/>
               </w:rPr>
-              <w:t xml:space="preserve"> (4 зет)</w:t>
+              <w:t>программного обеспечения</w:t>
+            </w:r>
+          </w:p>
+          <w:p>
+            <w:pPr>
+              <w:spacing w:before="0" w:after="0" w:line="240" w:lineRule="auto"/>
+              <w:jc w:val="right"/>
+            </w:pPr>
+            <w:r>
+              <w:rPr>
+                <w:rFonts w:ascii="Times New Roman" w:hAnsi="Times New Roman" w:eastAsia="Times New Roman"/>
+                <w:b w:val="0"/>
+                <w:i w:val="0"/>
+                <w:sz w:val="18"/>
+              </w:rPr>
+              <w:t>(4 зет)</w:t>
+            </w:r>
+          </w:p>
+          <w:p>
+            <w:pPr>
+              <w:spacing w:before="200" w:after="0" w:line="240" w:lineRule="auto"/>
+              <w:jc w:val="right"/>
+            </w:pPr>
+            <w:r>
+              <w:rPr>
+                <w:rFonts w:ascii="Times New Roman" w:hAnsi="Times New Roman" w:eastAsia="Times New Roman"/>
+                <w:b w:val="0"/>
+                <w:i w:val="0"/>
+                <w:sz w:val="12"/>
+              </w:rPr>
+              <w:t>6</w:t>
             </w:r>
           </w:p>
         </w:tc>
         <w:tc>
           <w:tcPr>
-            <w:tcW w:type="dxa" w:w="2048"/>
+            <w:tcW w:type="dxa" w:w="2005"/>
             <w:vAlign w:val="top"/>
             <w:tcMar>
-              <w:top w:w="20" w:type="dxa"/>
-              <w:start w:w="20" w:type="dxa"/>
-              <w:bottom w:w="20" w:type="dxa"/>
-              <w:end w:w="20" w:type="dxa"/>
+              <w:top w:w="60" w:type="dxa"/>
+              <w:start w:w="60" w:type="dxa"/>
+              <w:bottom w:w="60" w:type="dxa"/>
+              <w:end w:w="60" w:type="dxa"/>
             </w:tcMar>
           </w:tcPr>
           <w:p>
@@ -967,11 +1249,11 @@
             <w:r>
               <w:rPr>
                 <w:rFonts w:ascii="Times New Roman" w:hAnsi="Times New Roman" w:eastAsia="Times New Roman"/>
-                <w:b/>
+                <w:b w:val="0"/>
                 <w:i w:val="0"/>
-                <w:sz w:val="17"/>
+                <w:sz w:val="18"/>
               </w:rPr>
-              <w:t>Программирование баз данных</w:t>
+              <w:t>Администрирование</w:t>
             </w:r>
             <w:r>
               <w:br/>
@@ -979,23 +1261,53 @@
             <w:r>
               <w:rPr>
                 <w:rFonts w:ascii="Times New Roman" w:hAnsi="Times New Roman" w:eastAsia="Times New Roman"/>
-                <w:b/>
+                <w:b w:val="0"/>
                 <w:i w:val="0"/>
-                <w:sz w:val="17"/>
+                <w:sz w:val="18"/>
               </w:rPr>
-              <w:t xml:space="preserve"> (5 зет)</w:t>
+              <w:t>информационных систем</w:t>
+            </w:r>
+          </w:p>
+          <w:p>
+            <w:pPr>
+              <w:spacing w:before="0" w:after="0" w:line="240" w:lineRule="auto"/>
+              <w:jc w:val="right"/>
+            </w:pPr>
+            <w:r>
+              <w:rPr>
+                <w:rFonts w:ascii="Times New Roman" w:hAnsi="Times New Roman" w:eastAsia="Times New Roman"/>
+                <w:b w:val="0"/>
+                <w:i w:val="0"/>
+                <w:sz w:val="18"/>
+              </w:rPr>
+              <w:t>(4 зет)</w:t>
+            </w:r>
+          </w:p>
+          <w:p>
+            <w:pPr>
+              <w:spacing w:before="200" w:after="0" w:line="240" w:lineRule="auto"/>
+              <w:jc w:val="right"/>
+            </w:pPr>
+            <w:r>
+              <w:rPr>
+                <w:rFonts w:ascii="Times New Roman" w:hAnsi="Times New Roman" w:eastAsia="Times New Roman"/>
+                <w:b w:val="0"/>
+                <w:i w:val="0"/>
+                <w:sz w:val="12"/>
+              </w:rPr>
+              <w:t>3</w:t>
             </w:r>
           </w:p>
         </w:tc>
         <w:tc>
           <w:tcPr>
-            <w:tcW w:type="dxa" w:w="2048"/>
+            <w:tcW w:type="dxa" w:w="2005"/>
             <w:vAlign w:val="top"/>
             <w:tcMar>
-              <w:top w:w="20" w:type="dxa"/>
-              <w:start w:w="20" w:type="dxa"/>
-              <w:bottom w:w="20" w:type="dxa"/>
-              <w:end w:w="20" w:type="dxa"/>
+              <w:top w:w="60" w:type="dxa"/>
+              <w:start w:w="60" w:type="dxa"/>
+              <w:bottom w:w="60" w:type="dxa"/>
+              <w:end w:w="60" w:type="dxa"/>
             </w:tcMar>
           </w:tcPr>
           <w:p>
@@ -1007,11 +1319,11 @@
             <w:r>
               <w:rPr>
                 <w:rFonts w:ascii="Times New Roman" w:hAnsi="Times New Roman" w:eastAsia="Times New Roman"/>
-                <w:b/>
+                <w:b w:val="0"/>
                 <w:i w:val="0"/>
-                <w:sz w:val="17"/>
+                <w:sz w:val="18"/>
               </w:rPr>
-              <w:t>Администрирование информационных систем</w:t>
+              <w:t>Администрирование</w:t>
             </w:r>
             <w:r>
               <w:br/>
@@ -1019,23 +1331,53 @@
             <w:r>
               <w:rPr>
                 <w:rFonts w:ascii="Times New Roman" w:hAnsi="Times New Roman" w:eastAsia="Times New Roman"/>
-                <w:b/>
+                <w:b w:val="0"/>
                 <w:i w:val="0"/>
-                <w:sz w:val="17"/>
+                <w:sz w:val="18"/>
               </w:rPr>
-              <w:t xml:space="preserve"> (4 зет)</w:t>
+              <w:t>информационных систем</w:t>
+            </w:r>
+          </w:p>
+          <w:p>
+            <w:pPr>
+              <w:spacing w:before="0" w:after="0" w:line="240" w:lineRule="auto"/>
+              <w:jc w:val="right"/>
+            </w:pPr>
+            <w:r>
+              <w:rPr>
+                <w:rFonts w:ascii="Times New Roman" w:hAnsi="Times New Roman" w:eastAsia="Times New Roman"/>
+                <w:b w:val="0"/>
+                <w:i w:val="0"/>
+                <w:sz w:val="18"/>
+              </w:rPr>
+              <w:t>(4 зет)</w:t>
+            </w:r>
+          </w:p>
+          <w:p>
+            <w:pPr>
+              <w:spacing w:before="200" w:after="0" w:line="240" w:lineRule="auto"/>
+              <w:jc w:val="right"/>
+            </w:pPr>
+            <w:r>
+              <w:rPr>
+                <w:rFonts w:ascii="Times New Roman" w:hAnsi="Times New Roman" w:eastAsia="Times New Roman"/>
+                <w:b w:val="0"/>
+                <w:i w:val="0"/>
+                <w:sz w:val="12"/>
+              </w:rPr>
+              <w:t>3</w:t>
             </w:r>
           </w:p>
         </w:tc>
         <w:tc>
           <w:tcPr>
-            <w:tcW w:type="dxa" w:w="2048"/>
+            <w:tcW w:type="dxa" w:w="2005"/>
             <w:vAlign w:val="top"/>
             <w:tcMar>
-              <w:top w:w="20" w:type="dxa"/>
-              <w:start w:w="20" w:type="dxa"/>
-              <w:bottom w:w="20" w:type="dxa"/>
-              <w:end w:w="20" w:type="dxa"/>
+              <w:top w:w="60" w:type="dxa"/>
+              <w:start w:w="60" w:type="dxa"/>
+              <w:bottom w:w="60" w:type="dxa"/>
+              <w:end w:w="60" w:type="dxa"/>
             </w:tcMar>
           </w:tcPr>
           <w:p>
@@ -1047,11 +1389,11 @@
             <w:r>
               <w:rPr>
                 <w:rFonts w:ascii="Times New Roman" w:hAnsi="Times New Roman" w:eastAsia="Times New Roman"/>
-                <w:b/>
+                <w:b w:val="0"/>
                 <w:i w:val="0"/>
-                <w:sz w:val="17"/>
+                <w:sz w:val="18"/>
               </w:rPr>
-              <w:t>Программирование систем с AI</w:t>
+              <w:t>Интеллектуальный анализ</w:t>
             </w:r>
             <w:r>
               <w:br/>
@@ -1059,23 +1401,53 @@
             <w:r>
               <w:rPr>
                 <w:rFonts w:ascii="Times New Roman" w:hAnsi="Times New Roman" w:eastAsia="Times New Roman"/>
-                <w:b/>
+                <w:b w:val="0"/>
                 <w:i w:val="0"/>
-                <w:sz w:val="17"/>
+                <w:sz w:val="18"/>
               </w:rPr>
-              <w:t xml:space="preserve"> (6 зет)</w:t>
+              <w:t>данных</w:t>
+            </w:r>
+          </w:p>
+          <w:p>
+            <w:pPr>
+              <w:spacing w:before="0" w:after="0" w:line="240" w:lineRule="auto"/>
+              <w:jc w:val="right"/>
+            </w:pPr>
+            <w:r>
+              <w:rPr>
+                <w:rFonts w:ascii="Times New Roman" w:hAnsi="Times New Roman" w:eastAsia="Times New Roman"/>
+                <w:b w:val="0"/>
+                <w:i w:val="0"/>
+                <w:sz w:val="18"/>
+              </w:rPr>
+              <w:t>(5 зет)</w:t>
+            </w:r>
+          </w:p>
+          <w:p>
+            <w:pPr>
+              <w:spacing w:before="200" w:after="0" w:line="240" w:lineRule="auto"/>
+              <w:jc w:val="right"/>
+            </w:pPr>
+            <w:r>
+              <w:rPr>
+                <w:rFonts w:ascii="Times New Roman" w:hAnsi="Times New Roman" w:eastAsia="Times New Roman"/>
+                <w:b w:val="0"/>
+                <w:i w:val="0"/>
+                <w:sz w:val="12"/>
+              </w:rPr>
+              <w:t>4</w:t>
             </w:r>
           </w:p>
         </w:tc>
         <w:tc>
           <w:tcPr>
-            <w:tcW w:type="dxa" w:w="2048"/>
+            <w:tcW w:type="dxa" w:w="2005"/>
             <w:vAlign w:val="top"/>
             <w:tcMar>
-              <w:top w:w="20" w:type="dxa"/>
-              <w:start w:w="20" w:type="dxa"/>
-              <w:bottom w:w="20" w:type="dxa"/>
-              <w:end w:w="20" w:type="dxa"/>
+              <w:top w:w="60" w:type="dxa"/>
+              <w:start w:w="60" w:type="dxa"/>
+              <w:bottom w:w="60" w:type="dxa"/>
+              <w:end w:w="60" w:type="dxa"/>
             </w:tcMar>
           </w:tcPr>
           <w:p>
@@ -1087,11 +1459,11 @@
             <w:r>
               <w:rPr>
                 <w:rFonts w:ascii="Times New Roman" w:hAnsi="Times New Roman" w:eastAsia="Times New Roman"/>
-                <w:b/>
+                <w:b w:val="0"/>
                 <w:i w:val="0"/>
-                <w:sz w:val="17"/>
+                <w:sz w:val="18"/>
               </w:rPr>
-              <w:t>Архитектура распределенных систем</w:t>
+              <w:t>Архитектура</w:t>
             </w:r>
             <w:r>
               <w:br/>
@@ -1099,25 +1471,58 @@
             <w:r>
               <w:rPr>
                 <w:rFonts w:ascii="Times New Roman" w:hAnsi="Times New Roman" w:eastAsia="Times New Roman"/>
-                <w:b/>
+                <w:b w:val="0"/>
                 <w:i w:val="0"/>
-                <w:sz w:val="17"/>
+                <w:sz w:val="18"/>
               </w:rPr>
-              <w:t xml:space="preserve"> (5 зет)</w:t>
+              <w:t>распределенных систем</w:t>
+            </w:r>
+          </w:p>
+          <w:p>
+            <w:pPr>
+              <w:spacing w:before="0" w:after="0" w:line="240" w:lineRule="auto"/>
+              <w:jc w:val="right"/>
+            </w:pPr>
+            <w:r>
+              <w:rPr>
+                <w:rFonts w:ascii="Times New Roman" w:hAnsi="Times New Roman" w:eastAsia="Times New Roman"/>
+                <w:b w:val="0"/>
+                <w:i w:val="0"/>
+                <w:sz w:val="18"/>
+              </w:rPr>
+              <w:t>(5 зет)</w:t>
+            </w:r>
+          </w:p>
+          <w:p>
+            <w:pPr>
+              <w:spacing w:before="200" w:after="0" w:line="240" w:lineRule="auto"/>
+              <w:jc w:val="right"/>
+            </w:pPr>
+            <w:r>
+              <w:rPr>
+                <w:rFonts w:ascii="Times New Roman" w:hAnsi="Times New Roman" w:eastAsia="Times New Roman"/>
+                <w:b w:val="0"/>
+                <w:i w:val="0"/>
+                <w:sz w:val="12"/>
+              </w:rPr>
+              <w:t>5</w:t>
             </w:r>
           </w:p>
         </w:tc>
       </w:tr>
       <w:tr>
+        <w:trPr>
+          <w:trHeight w:val="400" w:hRule="atLeast"/>
+        </w:trPr>
         <w:tc>
           <w:tcPr>
-            <w:tcW w:type="dxa" w:w="2048"/>
+            <w:tcW w:type="dxa" w:w="2005"/>
             <w:vAlign w:val="top"/>
             <w:tcMar>
-              <w:top w:w="20" w:type="dxa"/>
-              <w:start w:w="20" w:type="dxa"/>
-              <w:bottom w:w="20" w:type="dxa"/>
-              <w:end w:w="20" w:type="dxa"/>
+              <w:top w:w="60" w:type="dxa"/>
+              <w:start w:w="60" w:type="dxa"/>
+              <w:bottom w:w="60" w:type="dxa"/>
+              <w:end w:w="60" w:type="dxa"/>
             </w:tcMar>
           </w:tcPr>
           <w:p>
@@ -1129,11 +1534,11 @@
             <w:r>
               <w:rPr>
                 <w:rFonts w:ascii="Times New Roman" w:hAnsi="Times New Roman" w:eastAsia="Times New Roman"/>
-                <w:b/>
+                <w:b w:val="0"/>
                 <w:i w:val="0"/>
-                <w:sz w:val="17"/>
+                <w:sz w:val="18"/>
               </w:rPr>
-              <w:t>Алгоритмизация и программирование</w:t>
+              <w:t>Алгоритмизация и</w:t>
             </w:r>
             <w:r>
               <w:br/>
@@ -1141,23 +1546,53 @@
             <w:r>
               <w:rPr>
                 <w:rFonts w:ascii="Times New Roman" w:hAnsi="Times New Roman" w:eastAsia="Times New Roman"/>
-                <w:b/>
+                <w:b w:val="0"/>
                 <w:i w:val="0"/>
-                <w:sz w:val="17"/>
+                <w:sz w:val="18"/>
               </w:rPr>
-              <w:t xml:space="preserve"> (4 зет)</w:t>
+              <w:t>программирование</w:t>
+            </w:r>
+          </w:p>
+          <w:p>
+            <w:pPr>
+              <w:spacing w:before="0" w:after="0" w:line="240" w:lineRule="auto"/>
+              <w:jc w:val="right"/>
+            </w:pPr>
+            <w:r>
+              <w:rPr>
+                <w:rFonts w:ascii="Times New Roman" w:hAnsi="Times New Roman" w:eastAsia="Times New Roman"/>
+                <w:b w:val="0"/>
+                <w:i w:val="0"/>
+                <w:sz w:val="18"/>
+              </w:rPr>
+              <w:t>(4 зет)</w:t>
+            </w:r>
+          </w:p>
+          <w:p>
+            <w:pPr>
+              <w:spacing w:before="200" w:after="0" w:line="240" w:lineRule="auto"/>
+              <w:jc w:val="right"/>
+            </w:pPr>
+            <w:r>
+              <w:rPr>
+                <w:rFonts w:ascii="Times New Roman" w:hAnsi="Times New Roman" w:eastAsia="Times New Roman"/>
+                <w:b w:val="0"/>
+                <w:i w:val="0"/>
+                <w:sz w:val="12"/>
+              </w:rPr>
+              <w:t>6</w:t>
             </w:r>
           </w:p>
         </w:tc>
         <w:tc>
           <w:tcPr>
-            <w:tcW w:type="dxa" w:w="2048"/>
+            <w:tcW w:type="dxa" w:w="2005"/>
             <w:vAlign w:val="top"/>
             <w:tcMar>
-              <w:top w:w="20" w:type="dxa"/>
-              <w:start w:w="20" w:type="dxa"/>
-              <w:bottom w:w="20" w:type="dxa"/>
-              <w:end w:w="20" w:type="dxa"/>
+              <w:top w:w="60" w:type="dxa"/>
+              <w:start w:w="60" w:type="dxa"/>
+              <w:bottom w:w="60" w:type="dxa"/>
+              <w:end w:w="60" w:type="dxa"/>
             </w:tcMar>
           </w:tcPr>
           <w:p>
@@ -1169,35 +1604,53 @@
             <w:r>
               <w:rPr>
                 <w:rFonts w:ascii="Times New Roman" w:hAnsi="Times New Roman" w:eastAsia="Times New Roman"/>
-                <w:b/>
+                <w:b w:val="0"/>
                 <w:i w:val="0"/>
-                <w:sz w:val="17"/>
+                <w:sz w:val="18"/>
               </w:rPr>
-              <w:t>Физика</w:t>
+              <w:t>Дискретная математика</w:t>
             </w:r>
-            <w:r>
-              <w:br/>
-            </w:r>
+          </w:p>
+          <w:p>
+            <w:pPr>
+              <w:spacing w:before="0" w:after="0" w:line="240" w:lineRule="auto"/>
+              <w:jc w:val="right"/>
+            </w:pPr>
             <w:r>
               <w:rPr>
                 <w:rFonts w:ascii="Times New Roman" w:hAnsi="Times New Roman" w:eastAsia="Times New Roman"/>
-                <w:b/>
+                <w:b w:val="0"/>
                 <w:i w:val="0"/>
-                <w:sz w:val="17"/>
+                <w:sz w:val="18"/>
               </w:rPr>
-              <w:t xml:space="preserve"> (5 зет)</w:t>
+              <w:t>(4 зет)</w:t>
+            </w:r>
+          </w:p>
+          <w:p>
+            <w:pPr>
+              <w:spacing w:before="200" w:after="0" w:line="240" w:lineRule="auto"/>
+              <w:jc w:val="right"/>
+            </w:pPr>
+            <w:r>
+              <w:rPr>
+                <w:rFonts w:ascii="Times New Roman" w:hAnsi="Times New Roman" w:eastAsia="Times New Roman"/>
+                <w:b w:val="0"/>
+                <w:i w:val="0"/>
+                <w:sz w:val="12"/>
+              </w:rPr>
+              <w:t>2</w:t>
             </w:r>
           </w:p>
         </w:tc>
         <w:tc>
           <w:tcPr>
-            <w:tcW w:type="dxa" w:w="2048"/>
+            <w:tcW w:type="dxa" w:w="2005"/>
             <w:vAlign w:val="top"/>
             <w:tcMar>
-              <w:top w:w="20" w:type="dxa"/>
-              <w:start w:w="20" w:type="dxa"/>
-              <w:bottom w:w="20" w:type="dxa"/>
-              <w:end w:w="20" w:type="dxa"/>
+              <w:top w:w="60" w:type="dxa"/>
+              <w:start w:w="60" w:type="dxa"/>
+              <w:bottom w:w="60" w:type="dxa"/>
+              <w:end w:w="60" w:type="dxa"/>
             </w:tcMar>
           </w:tcPr>
           <w:p>
@@ -1209,35 +1662,53 @@
             <w:r>
               <w:rPr>
                 <w:rFonts w:ascii="Times New Roman" w:hAnsi="Times New Roman" w:eastAsia="Times New Roman"/>
-                <w:b/>
+                <w:b w:val="0"/>
                 <w:i w:val="0"/>
-                <w:sz w:val="17"/>
+                <w:sz w:val="18"/>
               </w:rPr>
-              <w:t>Операционные системы</w:t>
+              <w:t>Функциональный анализ</w:t>
             </w:r>
-            <w:r>
-              <w:br/>
-            </w:r>
+          </w:p>
+          <w:p>
+            <w:pPr>
+              <w:spacing w:before="0" w:after="0" w:line="240" w:lineRule="auto"/>
+              <w:jc w:val="right"/>
+            </w:pPr>
             <w:r>
               <w:rPr>
                 <w:rFonts w:ascii="Times New Roman" w:hAnsi="Times New Roman" w:eastAsia="Times New Roman"/>
-                <w:b/>
+                <w:b w:val="0"/>
                 <w:i w:val="0"/>
-                <w:sz w:val="17"/>
+                <w:sz w:val="18"/>
               </w:rPr>
-              <w:t xml:space="preserve"> (4 зет)</w:t>
+              <w:t>(3 зет)</w:t>
+            </w:r>
+          </w:p>
+          <w:p>
+            <w:pPr>
+              <w:spacing w:before="200" w:after="0" w:line="240" w:lineRule="auto"/>
+              <w:jc w:val="right"/>
+            </w:pPr>
+            <w:r>
+              <w:rPr>
+                <w:rFonts w:ascii="Times New Roman" w:hAnsi="Times New Roman" w:eastAsia="Times New Roman"/>
+                <w:b w:val="0"/>
+                <w:i w:val="0"/>
+                <w:sz w:val="12"/>
+              </w:rPr>
+              <w:t>2</w:t>
             </w:r>
           </w:p>
         </w:tc>
         <w:tc>
           <w:tcPr>
-            <w:tcW w:type="dxa" w:w="2048"/>
+            <w:tcW w:type="dxa" w:w="2005"/>
             <w:vAlign w:val="top"/>
             <w:tcMar>
-              <w:top w:w="20" w:type="dxa"/>
-              <w:start w:w="20" w:type="dxa"/>
-              <w:bottom w:w="20" w:type="dxa"/>
-              <w:end w:w="20" w:type="dxa"/>
+              <w:top w:w="60" w:type="dxa"/>
+              <w:start w:w="60" w:type="dxa"/>
+              <w:bottom w:w="60" w:type="dxa"/>
+              <w:end w:w="60" w:type="dxa"/>
             </w:tcMar>
           </w:tcPr>
           <w:p>
@@ -1249,11 +1720,11 @@
             <w:r>
               <w:rPr>
                 <w:rFonts w:ascii="Times New Roman" w:hAnsi="Times New Roman" w:eastAsia="Times New Roman"/>
-                <w:b/>
+                <w:b w:val="0"/>
                 <w:i w:val="0"/>
-                <w:sz w:val="17"/>
+                <w:sz w:val="18"/>
               </w:rPr>
-              <w:t>Вычислительная математика</w:t>
+              <w:t>Структуры и алгоритмы</w:t>
             </w:r>
             <w:r>
               <w:br/>
@@ -1261,23 +1732,53 @@
             <w:r>
               <w:rPr>
                 <w:rFonts w:ascii="Times New Roman" w:hAnsi="Times New Roman" w:eastAsia="Times New Roman"/>
-                <w:b/>
+                <w:b w:val="0"/>
                 <w:i w:val="0"/>
-                <w:sz w:val="17"/>
+                <w:sz w:val="18"/>
               </w:rPr>
-              <w:t xml:space="preserve"> (4 зет)</w:t>
+              <w:t>обработки данных</w:t>
+            </w:r>
+          </w:p>
+          <w:p>
+            <w:pPr>
+              <w:spacing w:before="0" w:after="0" w:line="240" w:lineRule="auto"/>
+              <w:jc w:val="right"/>
+            </w:pPr>
+            <w:r>
+              <w:rPr>
+                <w:rFonts w:ascii="Times New Roman" w:hAnsi="Times New Roman" w:eastAsia="Times New Roman"/>
+                <w:b w:val="0"/>
+                <w:i w:val="0"/>
+                <w:sz w:val="18"/>
+              </w:rPr>
+              <w:t>(4 зет)</w:t>
+            </w:r>
+          </w:p>
+          <w:p>
+            <w:pPr>
+              <w:spacing w:before="200" w:after="0" w:line="240" w:lineRule="auto"/>
+              <w:jc w:val="right"/>
+            </w:pPr>
+            <w:r>
+              <w:rPr>
+                <w:rFonts w:ascii="Times New Roman" w:hAnsi="Times New Roman" w:eastAsia="Times New Roman"/>
+                <w:b w:val="0"/>
+                <w:i w:val="0"/>
+                <w:sz w:val="12"/>
+              </w:rPr>
+              <w:t>6</w:t>
             </w:r>
           </w:p>
         </w:tc>
         <w:tc>
           <w:tcPr>
-            <w:tcW w:type="dxa" w:w="2048"/>
+            <w:tcW w:type="dxa" w:w="2005"/>
             <w:vAlign w:val="top"/>
             <w:tcMar>
-              <w:top w:w="20" w:type="dxa"/>
-              <w:start w:w="20" w:type="dxa"/>
-              <w:bottom w:w="20" w:type="dxa"/>
-              <w:end w:w="20" w:type="dxa"/>
+              <w:top w:w="60" w:type="dxa"/>
+              <w:start w:w="60" w:type="dxa"/>
+              <w:bottom w:w="60" w:type="dxa"/>
+              <w:end w:w="60" w:type="dxa"/>
             </w:tcMar>
           </w:tcPr>
           <w:p>
@@ -1289,11 +1790,11 @@
             <w:r>
               <w:rPr>
                 <w:rFonts w:ascii="Times New Roman" w:hAnsi="Times New Roman" w:eastAsia="Times New Roman"/>
-                <w:b/>
+                <w:b w:val="0"/>
                 <w:i w:val="0"/>
-                <w:sz w:val="17"/>
+                <w:sz w:val="18"/>
               </w:rPr>
-              <w:t>Проектная деятельность бакалавра</w:t>
+              <w:t>Архитектура</w:t>
             </w:r>
             <w:r>
               <w:br/>
@@ -1301,23 +1802,53 @@
             <w:r>
               <w:rPr>
                 <w:rFonts w:ascii="Times New Roman" w:hAnsi="Times New Roman" w:eastAsia="Times New Roman"/>
-                <w:b/>
+                <w:b w:val="0"/>
                 <w:i w:val="0"/>
-                <w:sz w:val="17"/>
+                <w:sz w:val="18"/>
               </w:rPr>
-              <w:t xml:space="preserve"> (5 зет)</w:t>
+              <w:t>вычислительных систем</w:t>
+            </w:r>
+          </w:p>
+          <w:p>
+            <w:pPr>
+              <w:spacing w:before="0" w:after="0" w:line="240" w:lineRule="auto"/>
+              <w:jc w:val="right"/>
+            </w:pPr>
+            <w:r>
+              <w:rPr>
+                <w:rFonts w:ascii="Times New Roman" w:hAnsi="Times New Roman" w:eastAsia="Times New Roman"/>
+                <w:b w:val="0"/>
+                <w:i w:val="0"/>
+                <w:sz w:val="18"/>
+              </w:rPr>
+              <w:t>(3 зет)</w:t>
+            </w:r>
+          </w:p>
+          <w:p>
+            <w:pPr>
+              <w:spacing w:before="200" w:after="0" w:line="240" w:lineRule="auto"/>
+              <w:jc w:val="right"/>
+            </w:pPr>
+            <w:r>
+              <w:rPr>
+                <w:rFonts w:ascii="Times New Roman" w:hAnsi="Times New Roman" w:eastAsia="Times New Roman"/>
+                <w:b w:val="0"/>
+                <w:i w:val="0"/>
+                <w:sz w:val="12"/>
+              </w:rPr>
+              <w:t>3</w:t>
             </w:r>
           </w:p>
         </w:tc>
         <w:tc>
           <w:tcPr>
-            <w:tcW w:type="dxa" w:w="2048"/>
+            <w:tcW w:type="dxa" w:w="2005"/>
             <w:vAlign w:val="top"/>
             <w:tcMar>
-              <w:top w:w="20" w:type="dxa"/>
-              <w:start w:w="20" w:type="dxa"/>
-              <w:bottom w:w="20" w:type="dxa"/>
-              <w:end w:w="20" w:type="dxa"/>
+              <w:top w:w="60" w:type="dxa"/>
+              <w:start w:w="60" w:type="dxa"/>
+              <w:bottom w:w="60" w:type="dxa"/>
+              <w:end w:w="60" w:type="dxa"/>
             </w:tcMar>
           </w:tcPr>
           <w:p>
@@ -1329,11 +1860,11 @@
             <w:r>
               <w:rPr>
                 <w:rFonts w:ascii="Times New Roman" w:hAnsi="Times New Roman" w:eastAsia="Times New Roman"/>
-                <w:b/>
+                <w:b w:val="0"/>
                 <w:i w:val="0"/>
-                <w:sz w:val="17"/>
+                <w:sz w:val="18"/>
               </w:rPr>
-              <w:t>Программирование веб-приложений / Технологии веб-разработки</w:t>
+              <w:t>Архитектура</w:t>
             </w:r>
             <w:r>
               <w:br/>
@@ -1341,23 +1872,53 @@
             <w:r>
               <w:rPr>
                 <w:rFonts w:ascii="Times New Roman" w:hAnsi="Times New Roman" w:eastAsia="Times New Roman"/>
-                <w:b/>
+                <w:b w:val="0"/>
                 <w:i w:val="0"/>
-                <w:sz w:val="17"/>
+                <w:sz w:val="18"/>
               </w:rPr>
-              <w:t xml:space="preserve"> (4 зет)</w:t>
+              <w:t>вычислительных систем</w:t>
+            </w:r>
+          </w:p>
+          <w:p>
+            <w:pPr>
+              <w:spacing w:before="0" w:after="0" w:line="240" w:lineRule="auto"/>
+              <w:jc w:val="right"/>
+            </w:pPr>
+            <w:r>
+              <w:rPr>
+                <w:rFonts w:ascii="Times New Roman" w:hAnsi="Times New Roman" w:eastAsia="Times New Roman"/>
+                <w:b w:val="0"/>
+                <w:i w:val="0"/>
+                <w:sz w:val="18"/>
+              </w:rPr>
+              <w:t>(3 зет)</w:t>
+            </w:r>
+          </w:p>
+          <w:p>
+            <w:pPr>
+              <w:spacing w:before="200" w:after="0" w:line="240" w:lineRule="auto"/>
+              <w:jc w:val="right"/>
+            </w:pPr>
+            <w:r>
+              <w:rPr>
+                <w:rFonts w:ascii="Times New Roman" w:hAnsi="Times New Roman" w:eastAsia="Times New Roman"/>
+                <w:b w:val="0"/>
+                <w:i w:val="0"/>
+                <w:sz w:val="12"/>
+              </w:rPr>
+              <w:t>3</w:t>
             </w:r>
           </w:p>
         </w:tc>
         <w:tc>
           <w:tcPr>
-            <w:tcW w:type="dxa" w:w="2048"/>
+            <w:tcW w:type="dxa" w:w="2005"/>
             <w:vAlign w:val="top"/>
             <w:tcMar>
-              <w:top w:w="20" w:type="dxa"/>
-              <w:start w:w="20" w:type="dxa"/>
-              <w:bottom w:w="20" w:type="dxa"/>
-              <w:end w:w="20" w:type="dxa"/>
+              <w:top w:w="60" w:type="dxa"/>
+              <w:start w:w="60" w:type="dxa"/>
+              <w:bottom w:w="60" w:type="dxa"/>
+              <w:end w:w="60" w:type="dxa"/>
             </w:tcMar>
           </w:tcPr>
           <w:p>
@@ -1369,11 +1930,11 @@
             <w:r>
               <w:rPr>
                 <w:rFonts w:ascii="Times New Roman" w:hAnsi="Times New Roman" w:eastAsia="Times New Roman"/>
-                <w:b/>
+                <w:b w:val="0"/>
                 <w:i w:val="0"/>
-                <w:sz w:val="17"/>
+                <w:sz w:val="18"/>
               </w:rPr>
-              <w:t>Интеллектуальный анализ данных</w:t>
+              <w:t>Разработка</w:t>
             </w:r>
             <w:r>
               <w:br/>
@@ -1381,23 +1942,65 @@
             <w:r>
               <w:rPr>
                 <w:rFonts w:ascii="Times New Roman" w:hAnsi="Times New Roman" w:eastAsia="Times New Roman"/>
-                <w:b/>
+                <w:b w:val="0"/>
                 <w:i w:val="0"/>
-                <w:sz w:val="17"/>
+                <w:sz w:val="18"/>
               </w:rPr>
-              <w:t xml:space="preserve"> (5 зет)</w:t>
+              <w:t>пользовательских</w:t>
+            </w:r>
+            <w:r>
+              <w:br/>
+            </w:r>
+            <w:r>
+              <w:rPr>
+                <w:rFonts w:ascii="Times New Roman" w:hAnsi="Times New Roman" w:eastAsia="Times New Roman"/>
+                <w:b w:val="0"/>
+                <w:i w:val="0"/>
+                <w:sz w:val="18"/>
+              </w:rPr>
+              <w:t>интерфейсов</w:t>
+            </w:r>
+          </w:p>
+          <w:p>
+            <w:pPr>
+              <w:spacing w:before="0" w:after="0" w:line="240" w:lineRule="auto"/>
+              <w:jc w:val="right"/>
+            </w:pPr>
+            <w:r>
+              <w:rPr>
+                <w:rFonts w:ascii="Times New Roman" w:hAnsi="Times New Roman" w:eastAsia="Times New Roman"/>
+                <w:b w:val="0"/>
+                <w:i w:val="0"/>
+                <w:sz w:val="18"/>
+              </w:rPr>
+              <w:t>(5 зет)</w:t>
+            </w:r>
+          </w:p>
+          <w:p>
+            <w:pPr>
+              <w:spacing w:before="200" w:after="0" w:line="240" w:lineRule="auto"/>
+              <w:jc w:val="right"/>
+            </w:pPr>
+            <w:r>
+              <w:rPr>
+                <w:rFonts w:ascii="Times New Roman" w:hAnsi="Times New Roman" w:eastAsia="Times New Roman"/>
+                <w:b w:val="0"/>
+                <w:i w:val="0"/>
+                <w:sz w:val="12"/>
+              </w:rPr>
+              <w:t>5</w:t>
             </w:r>
           </w:p>
         </w:tc>
         <w:tc>
           <w:tcPr>
-            <w:tcW w:type="dxa" w:w="2048"/>
+            <w:tcW w:type="dxa" w:w="2005"/>
             <w:vAlign w:val="top"/>
             <w:tcMar>
-              <w:top w:w="20" w:type="dxa"/>
-              <w:start w:w="20" w:type="dxa"/>
-              <w:bottom w:w="20" w:type="dxa"/>
-              <w:end w:w="20" w:type="dxa"/>
+              <w:top w:w="60" w:type="dxa"/>
+              <w:start w:w="60" w:type="dxa"/>
+              <w:bottom w:w="60" w:type="dxa"/>
+              <w:end w:w="60" w:type="dxa"/>
             </w:tcMar>
           </w:tcPr>
           <w:p>
@@ -1409,11 +2012,11 @@
             <w:r>
               <w:rPr>
                 <w:rFonts w:ascii="Times New Roman" w:hAnsi="Times New Roman" w:eastAsia="Times New Roman"/>
-                <w:b/>
+                <w:b w:val="0"/>
                 <w:i w:val="0"/>
-                <w:sz w:val="17"/>
+                <w:sz w:val="18"/>
               </w:rPr>
-              <w:t>Интеллектуальный анализ данных</w:t>
+              <w:t>Проектирование</w:t>
             </w:r>
             <w:r>
               <w:br/>
@@ -1421,25 +2024,58 @@
             <w:r>
               <w:rPr>
                 <w:rFonts w:ascii="Times New Roman" w:hAnsi="Times New Roman" w:eastAsia="Times New Roman"/>
-                <w:b/>
+                <w:b w:val="0"/>
                 <w:i w:val="0"/>
-                <w:sz w:val="17"/>
+                <w:sz w:val="18"/>
               </w:rPr>
-              <w:t xml:space="preserve"> (5 зет)</w:t>
+              <w:t>информационных систем</w:t>
+            </w:r>
+          </w:p>
+          <w:p>
+            <w:pPr>
+              <w:spacing w:before="0" w:after="0" w:line="240" w:lineRule="auto"/>
+              <w:jc w:val="right"/>
+            </w:pPr>
+            <w:r>
+              <w:rPr>
+                <w:rFonts w:ascii="Times New Roman" w:hAnsi="Times New Roman" w:eastAsia="Times New Roman"/>
+                <w:b w:val="0"/>
+                <w:i w:val="0"/>
+                <w:sz w:val="18"/>
+              </w:rPr>
+              <w:t>(5 зет)</w:t>
+            </w:r>
+          </w:p>
+          <w:p>
+            <w:pPr>
+              <w:spacing w:before="200" w:after="0" w:line="240" w:lineRule="auto"/>
+              <w:jc w:val="right"/>
+            </w:pPr>
+            <w:r>
+              <w:rPr>
+                <w:rFonts w:ascii="Times New Roman" w:hAnsi="Times New Roman" w:eastAsia="Times New Roman"/>
+                <w:b w:val="0"/>
+                <w:i w:val="0"/>
+                <w:sz w:val="12"/>
+              </w:rPr>
+              <w:t>5</w:t>
             </w:r>
           </w:p>
         </w:tc>
       </w:tr>
       <w:tr>
+        <w:trPr>
+          <w:trHeight w:val="400" w:hRule="atLeast"/>
+        </w:trPr>
         <w:tc>
           <w:tcPr>
-            <w:tcW w:type="dxa" w:w="2048"/>
+            <w:tcW w:type="dxa" w:w="2005"/>
             <w:vAlign w:val="top"/>
             <w:tcMar>
-              <w:top w:w="20" w:type="dxa"/>
-              <w:start w:w="20" w:type="dxa"/>
-              <w:bottom w:w="20" w:type="dxa"/>
-              <w:end w:w="20" w:type="dxa"/>
+              <w:top w:w="60" w:type="dxa"/>
+              <w:start w:w="60" w:type="dxa"/>
+              <w:bottom w:w="60" w:type="dxa"/>
+              <w:end w:w="60" w:type="dxa"/>
             </w:tcMar>
           </w:tcPr>
           <w:p>
@@ -1451,11 +2087,11 @@
             <w:r>
               <w:rPr>
                 <w:rFonts w:ascii="Times New Roman" w:hAnsi="Times New Roman" w:eastAsia="Times New Roman"/>
-                <w:b/>
+                <w:b w:val="0"/>
                 <w:i w:val="0"/>
-                <w:sz w:val="17"/>
+                <w:sz w:val="18"/>
               </w:rPr>
-              <w:t>Введение в профессиональную деятельность</w:t>
+              <w:t>Введение в</w:t>
             </w:r>
             <w:r>
               <w:br/>
@@ -1463,23 +2099,65 @@
             <w:r>
               <w:rPr>
                 <w:rFonts w:ascii="Times New Roman" w:hAnsi="Times New Roman" w:eastAsia="Times New Roman"/>
-                <w:b/>
+                <w:b w:val="0"/>
                 <w:i w:val="0"/>
-                <w:sz w:val="17"/>
+                <w:sz w:val="18"/>
               </w:rPr>
-              <w:t xml:space="preserve"> (3 зет)</w:t>
+              <w:t>профессиональную</w:t>
+            </w:r>
+            <w:r>
+              <w:br/>
+            </w:r>
+            <w:r>
+              <w:rPr>
+                <w:rFonts w:ascii="Times New Roman" w:hAnsi="Times New Roman" w:eastAsia="Times New Roman"/>
+                <w:b w:val="0"/>
+                <w:i w:val="0"/>
+                <w:sz w:val="18"/>
+              </w:rPr>
+              <w:t>деятельность</w:t>
+            </w:r>
+          </w:p>
+          <w:p>
+            <w:pPr>
+              <w:spacing w:before="0" w:after="0" w:line="240" w:lineRule="auto"/>
+              <w:jc w:val="right"/>
+            </w:pPr>
+            <w:r>
+              <w:rPr>
+                <w:rFonts w:ascii="Times New Roman" w:hAnsi="Times New Roman" w:eastAsia="Times New Roman"/>
+                <w:b w:val="0"/>
+                <w:i w:val="0"/>
+                <w:sz w:val="18"/>
+              </w:rPr>
+              <w:t>(3 зет)</w:t>
+            </w:r>
+          </w:p>
+          <w:p>
+            <w:pPr>
+              <w:spacing w:before="200" w:after="0" w:line="240" w:lineRule="auto"/>
+              <w:jc w:val="right"/>
+            </w:pPr>
+            <w:r>
+              <w:rPr>
+                <w:rFonts w:ascii="Times New Roman" w:hAnsi="Times New Roman" w:eastAsia="Times New Roman"/>
+                <w:b w:val="0"/>
+                <w:i w:val="0"/>
+                <w:sz w:val="12"/>
+              </w:rPr>
+              <w:t>6</w:t>
             </w:r>
           </w:p>
         </w:tc>
         <w:tc>
           <w:tcPr>
-            <w:tcW w:type="dxa" w:w="2048"/>
+            <w:tcW w:type="dxa" w:w="2005"/>
             <w:vAlign w:val="top"/>
             <w:tcMar>
-              <w:top w:w="20" w:type="dxa"/>
-              <w:start w:w="20" w:type="dxa"/>
-              <w:bottom w:w="20" w:type="dxa"/>
-              <w:end w:w="20" w:type="dxa"/>
+              <w:top w:w="60" w:type="dxa"/>
+              <w:start w:w="60" w:type="dxa"/>
+              <w:bottom w:w="60" w:type="dxa"/>
+              <w:end w:w="60" w:type="dxa"/>
             </w:tcMar>
           </w:tcPr>
           <w:p>
@@ -1491,11 +2169,11 @@
             <w:r>
               <w:rPr>
                 <w:rFonts w:ascii="Times New Roman" w:hAnsi="Times New Roman" w:eastAsia="Times New Roman"/>
-                <w:b/>
+                <w:b w:val="0"/>
                 <w:i w:val="0"/>
-                <w:sz w:val="17"/>
+                <w:sz w:val="18"/>
               </w:rPr>
-              <w:t>Дискретная математика</w:t>
+              <w:t>Дополнительные главы</w:t>
             </w:r>
             <w:r>
               <w:br/>
@@ -1503,23 +2181,53 @@
             <w:r>
               <w:rPr>
                 <w:rFonts w:ascii="Times New Roman" w:hAnsi="Times New Roman" w:eastAsia="Times New Roman"/>
-                <w:b/>
+                <w:b w:val="0"/>
                 <w:i w:val="0"/>
-                <w:sz w:val="17"/>
+                <w:sz w:val="18"/>
               </w:rPr>
-              <w:t xml:space="preserve"> (4 зет)</w:t>
+              <w:t>программирования</w:t>
+            </w:r>
+          </w:p>
+          <w:p>
+            <w:pPr>
+              <w:spacing w:before="0" w:after="0" w:line="240" w:lineRule="auto"/>
+              <w:jc w:val="right"/>
+            </w:pPr>
+            <w:r>
+              <w:rPr>
+                <w:rFonts w:ascii="Times New Roman" w:hAnsi="Times New Roman" w:eastAsia="Times New Roman"/>
+                <w:b w:val="0"/>
+                <w:i w:val="0"/>
+                <w:sz w:val="18"/>
+              </w:rPr>
+              <w:t>(3 зет)</w:t>
+            </w:r>
+          </w:p>
+          <w:p>
+            <w:pPr>
+              <w:spacing w:before="200" w:after="0" w:line="240" w:lineRule="auto"/>
+              <w:jc w:val="right"/>
+            </w:pPr>
+            <w:r>
+              <w:rPr>
+                <w:rFonts w:ascii="Times New Roman" w:hAnsi="Times New Roman" w:eastAsia="Times New Roman"/>
+                <w:b w:val="0"/>
+                <w:i w:val="0"/>
+                <w:sz w:val="12"/>
+              </w:rPr>
+              <w:t>6</w:t>
             </w:r>
           </w:p>
         </w:tc>
         <w:tc>
           <w:tcPr>
-            <w:tcW w:type="dxa" w:w="2048"/>
+            <w:tcW w:type="dxa" w:w="2005"/>
             <w:vAlign w:val="top"/>
             <w:tcMar>
-              <w:top w:w="20" w:type="dxa"/>
-              <w:start w:w="20" w:type="dxa"/>
-              <w:bottom w:w="20" w:type="dxa"/>
-              <w:end w:w="20" w:type="dxa"/>
+              <w:top w:w="60" w:type="dxa"/>
+              <w:start w:w="60" w:type="dxa"/>
+              <w:bottom w:w="60" w:type="dxa"/>
+              <w:end w:w="60" w:type="dxa"/>
             </w:tcMar>
           </w:tcPr>
           <w:p>
@@ -1531,35 +2239,53 @@
             <w:r>
               <w:rPr>
                 <w:rFonts w:ascii="Times New Roman" w:hAnsi="Times New Roman" w:eastAsia="Times New Roman"/>
-                <w:b/>
+                <w:b w:val="0"/>
                 <w:i w:val="0"/>
-                <w:sz w:val="17"/>
+                <w:sz w:val="18"/>
               </w:rPr>
-              <w:t>Безопасность жизнедеятельности</w:t>
+              <w:t>Операционные системы</w:t>
             </w:r>
-            <w:r>
-              <w:br/>
-            </w:r>
+          </w:p>
+          <w:p>
+            <w:pPr>
+              <w:spacing w:before="0" w:after="0" w:line="240" w:lineRule="auto"/>
+              <w:jc w:val="right"/>
+            </w:pPr>
             <w:r>
               <w:rPr>
                 <w:rFonts w:ascii="Times New Roman" w:hAnsi="Times New Roman" w:eastAsia="Times New Roman"/>
-                <w:b/>
+                <w:b w:val="0"/>
                 <w:i w:val="0"/>
-                <w:sz w:val="17"/>
+                <w:sz w:val="18"/>
               </w:rPr>
-              <w:t xml:space="preserve"> (3 зет)</w:t>
+              <w:t>(4 зет)</w:t>
+            </w:r>
+          </w:p>
+          <w:p>
+            <w:pPr>
+              <w:spacing w:before="200" w:after="0" w:line="240" w:lineRule="auto"/>
+              <w:jc w:val="right"/>
+            </w:pPr>
+            <w:r>
+              <w:rPr>
+                <w:rFonts w:ascii="Times New Roman" w:hAnsi="Times New Roman" w:eastAsia="Times New Roman"/>
+                <w:b w:val="0"/>
+                <w:i w:val="0"/>
+                <w:sz w:val="12"/>
+              </w:rPr>
+              <w:t>3</w:t>
             </w:r>
           </w:p>
         </w:tc>
         <w:tc>
           <w:tcPr>
-            <w:tcW w:type="dxa" w:w="2048"/>
+            <w:tcW w:type="dxa" w:w="2005"/>
             <w:vAlign w:val="top"/>
             <w:tcMar>
-              <w:top w:w="20" w:type="dxa"/>
-              <w:start w:w="20" w:type="dxa"/>
-              <w:bottom w:w="20" w:type="dxa"/>
-              <w:end w:w="20" w:type="dxa"/>
+              <w:top w:w="60" w:type="dxa"/>
+              <w:start w:w="60" w:type="dxa"/>
+              <w:bottom w:w="60" w:type="dxa"/>
+              <w:end w:w="60" w:type="dxa"/>
             </w:tcMar>
           </w:tcPr>
           <w:p>
@@ -1571,35 +2297,53 @@
             <w:r>
               <w:rPr>
                 <w:rFonts w:ascii="Times New Roman" w:hAnsi="Times New Roman" w:eastAsia="Times New Roman"/>
-                <w:b/>
+                <w:b w:val="0"/>
                 <w:i w:val="0"/>
-                <w:sz w:val="17"/>
+                <w:sz w:val="18"/>
               </w:rPr>
-              <w:t>Методы тестирования программного обеспечения</w:t>
+              <w:t>Базы данных</w:t>
             </w:r>
-            <w:r>
-              <w:br/>
-            </w:r>
+          </w:p>
+          <w:p>
+            <w:pPr>
+              <w:spacing w:before="0" w:after="0" w:line="240" w:lineRule="auto"/>
+              <w:jc w:val="right"/>
+            </w:pPr>
             <w:r>
               <w:rPr>
                 <w:rFonts w:ascii="Times New Roman" w:hAnsi="Times New Roman" w:eastAsia="Times New Roman"/>
-                <w:b/>
+                <w:b w:val="0"/>
                 <w:i w:val="0"/>
-                <w:sz w:val="17"/>
+                <w:sz w:val="18"/>
               </w:rPr>
-              <w:t xml:space="preserve"> (4 зет)</w:t>
+              <w:t>(4 зет)</w:t>
+            </w:r>
+          </w:p>
+          <w:p>
+            <w:pPr>
+              <w:spacing w:before="200" w:after="0" w:line="240" w:lineRule="auto"/>
+              <w:jc w:val="right"/>
+            </w:pPr>
+            <w:r>
+              <w:rPr>
+                <w:rFonts w:ascii="Times New Roman" w:hAnsi="Times New Roman" w:eastAsia="Times New Roman"/>
+                <w:b w:val="0"/>
+                <w:i w:val="0"/>
+                <w:sz w:val="12"/>
+              </w:rPr>
+              <w:t>7</w:t>
             </w:r>
           </w:p>
         </w:tc>
         <w:tc>
           <w:tcPr>
-            <w:tcW w:type="dxa" w:w="2048"/>
+            <w:tcW w:type="dxa" w:w="2005"/>
             <w:vAlign w:val="top"/>
             <w:tcMar>
-              <w:top w:w="20" w:type="dxa"/>
-              <w:start w:w="20" w:type="dxa"/>
-              <w:bottom w:w="20" w:type="dxa"/>
-              <w:end w:w="20" w:type="dxa"/>
+              <w:top w:w="60" w:type="dxa"/>
+              <w:start w:w="60" w:type="dxa"/>
+              <w:bottom w:w="60" w:type="dxa"/>
+              <w:end w:w="60" w:type="dxa"/>
             </w:tcMar>
           </w:tcPr>
           <w:p>
@@ -1611,11 +2355,11 @@
             <w:r>
               <w:rPr>
                 <w:rFonts w:ascii="Times New Roman" w:hAnsi="Times New Roman" w:eastAsia="Times New Roman"/>
-                <w:b/>
+                <w:b w:val="0"/>
                 <w:i w:val="0"/>
-                <w:sz w:val="17"/>
+                <w:sz w:val="18"/>
               </w:rPr>
-              <w:t>Администрирование информационных систем</w:t>
+              <w:t>Верстка и</w:t>
             </w:r>
             <w:r>
               <w:br/>
@@ -1623,23 +2367,53 @@
             <w:r>
               <w:rPr>
                 <w:rFonts w:ascii="Times New Roman" w:hAnsi="Times New Roman" w:eastAsia="Times New Roman"/>
-                <w:b/>
+                <w:b w:val="0"/>
                 <w:i w:val="0"/>
-                <w:sz w:val="17"/>
+                <w:sz w:val="18"/>
               </w:rPr>
-              <w:t xml:space="preserve"> (4 зет)</w:t>
+              <w:t>прототипирование сайтов</w:t>
+            </w:r>
+          </w:p>
+          <w:p>
+            <w:pPr>
+              <w:spacing w:before="0" w:after="0" w:line="240" w:lineRule="auto"/>
+              <w:jc w:val="right"/>
+            </w:pPr>
+            <w:r>
+              <w:rPr>
+                <w:rFonts w:ascii="Times New Roman" w:hAnsi="Times New Roman" w:eastAsia="Times New Roman"/>
+                <w:b w:val="0"/>
+                <w:i w:val="0"/>
+                <w:sz w:val="18"/>
+              </w:rPr>
+              <w:t>(6 зет)</w:t>
+            </w:r>
+          </w:p>
+          <w:p>
+            <w:pPr>
+              <w:spacing w:before="200" w:after="0" w:line="240" w:lineRule="auto"/>
+              <w:jc w:val="right"/>
+            </w:pPr>
+            <w:r>
+              <w:rPr>
+                <w:rFonts w:ascii="Times New Roman" w:hAnsi="Times New Roman" w:eastAsia="Times New Roman"/>
+                <w:b w:val="0"/>
+                <w:i w:val="0"/>
+                <w:sz w:val="12"/>
+              </w:rPr>
+              <w:t>5</w:t>
             </w:r>
           </w:p>
         </w:tc>
         <w:tc>
           <w:tcPr>
-            <w:tcW w:type="dxa" w:w="2048"/>
+            <w:tcW w:type="dxa" w:w="2005"/>
             <w:vAlign w:val="top"/>
             <w:tcMar>
-              <w:top w:w="20" w:type="dxa"/>
-              <w:start w:w="20" w:type="dxa"/>
-              <w:bottom w:w="20" w:type="dxa"/>
-              <w:end w:w="20" w:type="dxa"/>
+              <w:top w:w="60" w:type="dxa"/>
+              <w:start w:w="60" w:type="dxa"/>
+              <w:bottom w:w="60" w:type="dxa"/>
+              <w:end w:w="60" w:type="dxa"/>
             </w:tcMar>
           </w:tcPr>
           <w:p>
@@ -1651,11 +2425,11 @@
             <w:r>
               <w:rPr>
                 <w:rFonts w:ascii="Times New Roman" w:hAnsi="Times New Roman" w:eastAsia="Times New Roman"/>
-                <w:b/>
+                <w:b w:val="0"/>
                 <w:i w:val="0"/>
-                <w:sz w:val="17"/>
+                <w:sz w:val="18"/>
               </w:rPr>
-              <w:t>Технологии разработки программного обеспечения</w:t>
+              <w:t>Технологии разработки</w:t>
             </w:r>
             <w:r>
               <w:br/>
@@ -1663,23 +2437,53 @@
             <w:r>
               <w:rPr>
                 <w:rFonts w:ascii="Times New Roman" w:hAnsi="Times New Roman" w:eastAsia="Times New Roman"/>
-                <w:b/>
+                <w:b w:val="0"/>
                 <w:i w:val="0"/>
-                <w:sz w:val="17"/>
+                <w:sz w:val="18"/>
               </w:rPr>
-              <w:t xml:space="preserve"> (4 зет)</w:t>
+              <w:t>программного обеспечения</w:t>
+            </w:r>
+          </w:p>
+          <w:p>
+            <w:pPr>
+              <w:spacing w:before="0" w:after="0" w:line="240" w:lineRule="auto"/>
+              <w:jc w:val="right"/>
+            </w:pPr>
+            <w:r>
+              <w:rPr>
+                <w:rFonts w:ascii="Times New Roman" w:hAnsi="Times New Roman" w:eastAsia="Times New Roman"/>
+                <w:b w:val="0"/>
+                <w:i w:val="0"/>
+                <w:sz w:val="18"/>
+              </w:rPr>
+              <w:t>(4 зет)</w:t>
+            </w:r>
+          </w:p>
+          <w:p>
+            <w:pPr>
+              <w:spacing w:before="200" w:after="0" w:line="240" w:lineRule="auto"/>
+              <w:jc w:val="right"/>
+            </w:pPr>
+            <w:r>
+              <w:rPr>
+                <w:rFonts w:ascii="Times New Roman" w:hAnsi="Times New Roman" w:eastAsia="Times New Roman"/>
+                <w:b w:val="0"/>
+                <w:i w:val="0"/>
+                <w:sz w:val="12"/>
+              </w:rPr>
+              <w:t>6</w:t>
             </w:r>
           </w:p>
         </w:tc>
         <w:tc>
           <w:tcPr>
-            <w:tcW w:type="dxa" w:w="2048"/>
+            <w:tcW w:type="dxa" w:w="2005"/>
             <w:vAlign w:val="top"/>
             <w:tcMar>
-              <w:top w:w="20" w:type="dxa"/>
-              <w:start w:w="20" w:type="dxa"/>
-              <w:bottom w:w="20" w:type="dxa"/>
-              <w:end w:w="20" w:type="dxa"/>
+              <w:top w:w="60" w:type="dxa"/>
+              <w:start w:w="60" w:type="dxa"/>
+              <w:bottom w:w="60" w:type="dxa"/>
+              <w:end w:w="60" w:type="dxa"/>
             </w:tcMar>
           </w:tcPr>
           <w:p>
@@ -1691,11 +2495,11 @@
             <w:r>
               <w:rPr>
                 <w:rFonts w:ascii="Times New Roman" w:hAnsi="Times New Roman" w:eastAsia="Times New Roman"/>
-                <w:b/>
+                <w:b w:val="0"/>
                 <w:i w:val="0"/>
-                <w:sz w:val="17"/>
+                <w:sz w:val="18"/>
               </w:rPr>
-              <w:t>Информационная безопасность</w:t>
+              <w:t>Научно-исследовательская</w:t>
             </w:r>
             <w:r>
               <w:br/>
@@ -1703,23 +2507,53 @@
             <w:r>
               <w:rPr>
                 <w:rFonts w:ascii="Times New Roman" w:hAnsi="Times New Roman" w:eastAsia="Times New Roman"/>
-                <w:b/>
+                <w:b w:val="0"/>
                 <w:i w:val="0"/>
-                <w:sz w:val="17"/>
+                <w:sz w:val="18"/>
               </w:rPr>
-              <w:t xml:space="preserve"> (5 зет)</w:t>
+              <w:t>работа</w:t>
+            </w:r>
+          </w:p>
+          <w:p>
+            <w:pPr>
+              <w:spacing w:before="0" w:after="0" w:line="240" w:lineRule="auto"/>
+              <w:jc w:val="right"/>
+            </w:pPr>
+            <w:r>
+              <w:rPr>
+                <w:rFonts w:ascii="Times New Roman" w:hAnsi="Times New Roman" w:eastAsia="Times New Roman"/>
+                <w:b w:val="0"/>
+                <w:i w:val="0"/>
+                <w:sz w:val="18"/>
+              </w:rPr>
+              <w:t>(3 зет)</w:t>
+            </w:r>
+          </w:p>
+          <w:p>
+            <w:pPr>
+              <w:spacing w:before="200" w:after="0" w:line="240" w:lineRule="auto"/>
+              <w:jc w:val="right"/>
+            </w:pPr>
+            <w:r>
+              <w:rPr>
+                <w:rFonts w:ascii="Times New Roman" w:hAnsi="Times New Roman" w:eastAsia="Times New Roman"/>
+                <w:b w:val="0"/>
+                <w:i w:val="0"/>
+                <w:sz w:val="12"/>
+              </w:rPr>
+              <w:t>11</w:t>
             </w:r>
           </w:p>
         </w:tc>
         <w:tc>
           <w:tcPr>
-            <w:tcW w:type="dxa" w:w="2048"/>
+            <w:tcW w:type="dxa" w:w="2005"/>
             <w:vAlign w:val="top"/>
             <w:tcMar>
-              <w:top w:w="20" w:type="dxa"/>
-              <w:start w:w="20" w:type="dxa"/>
-              <w:bottom w:w="20" w:type="dxa"/>
-              <w:end w:w="20" w:type="dxa"/>
+              <w:top w:w="60" w:type="dxa"/>
+              <w:start w:w="60" w:type="dxa"/>
+              <w:bottom w:w="60" w:type="dxa"/>
+              <w:end w:w="60" w:type="dxa"/>
             </w:tcMar>
           </w:tcPr>
           <w:p>
@@ -1731,11 +2565,11 @@
             <w:r>
               <w:rPr>
                 <w:rFonts w:ascii="Times New Roman" w:hAnsi="Times New Roman" w:eastAsia="Times New Roman"/>
-                <w:b/>
+                <w:b w:val="0"/>
                 <w:i w:val="0"/>
-                <w:sz w:val="17"/>
+                <w:sz w:val="18"/>
               </w:rPr>
-              <w:t>Проектирование информационных систем</w:t>
+              <w:t>Выполнение и защита</w:t>
             </w:r>
             <w:r>
               <w:br/>
@@ -1743,25 +2577,70 @@
             <w:r>
               <w:rPr>
                 <w:rFonts w:ascii="Times New Roman" w:hAnsi="Times New Roman" w:eastAsia="Times New Roman"/>
-                <w:b/>
+                <w:b w:val="0"/>
                 <w:i w:val="0"/>
-                <w:sz w:val="17"/>
+                <w:sz w:val="18"/>
               </w:rPr>
-              <w:t xml:space="preserve"> (5 зет)</w:t>
+              <w:t>выпускной</w:t>
+            </w:r>
+            <w:r>
+              <w:br/>
+            </w:r>
+            <w:r>
+              <w:rPr>
+                <w:rFonts w:ascii="Times New Roman" w:hAnsi="Times New Roman" w:eastAsia="Times New Roman"/>
+                <w:b w:val="0"/>
+                <w:i w:val="0"/>
+                <w:sz w:val="18"/>
+              </w:rPr>
+              <w:t>квалификационной работы</w:t>
+            </w:r>
+          </w:p>
+          <w:p>
+            <w:pPr>
+              <w:spacing w:before="0" w:after="0" w:line="240" w:lineRule="auto"/>
+              <w:jc w:val="right"/>
+            </w:pPr>
+            <w:r>
+              <w:rPr>
+                <w:rFonts w:ascii="Times New Roman" w:hAnsi="Times New Roman" w:eastAsia="Times New Roman"/>
+                <w:b w:val="0"/>
+                <w:i w:val="0"/>
+                <w:sz w:val="18"/>
+              </w:rPr>
+              <w:t>(9 зет)</w:t>
+            </w:r>
+          </w:p>
+          <w:p>
+            <w:pPr>
+              <w:spacing w:before="200" w:after="0" w:line="240" w:lineRule="auto"/>
+              <w:jc w:val="right"/>
+            </w:pPr>
+            <w:r>
+              <w:rPr>
+                <w:rFonts w:ascii="Times New Roman" w:hAnsi="Times New Roman" w:eastAsia="Times New Roman"/>
+                <w:b w:val="0"/>
+                <w:i w:val="0"/>
+                <w:sz w:val="12"/>
+              </w:rPr>
+              <w:t>11</w:t>
             </w:r>
           </w:p>
         </w:tc>
       </w:tr>
       <w:tr>
+        <w:trPr>
+          <w:trHeight w:val="400" w:hRule="atLeast"/>
+        </w:trPr>
         <w:tc>
           <w:tcPr>
-            <w:tcW w:type="dxa" w:w="2048"/>
+            <w:tcW w:type="dxa" w:w="2005"/>
             <w:vAlign w:val="top"/>
             <w:tcMar>
-              <w:top w:w="20" w:type="dxa"/>
-              <w:start w:w="20" w:type="dxa"/>
-              <w:bottom w:w="20" w:type="dxa"/>
-              <w:end w:w="20" w:type="dxa"/>
+              <w:top w:w="60" w:type="dxa"/>
+              <w:start w:w="60" w:type="dxa"/>
+              <w:bottom w:w="60" w:type="dxa"/>
+              <w:end w:w="60" w:type="dxa"/>
             </w:tcMar>
           </w:tcPr>
           <w:p>
@@ -1773,11 +2652,11 @@
             <w:r>
               <w:rPr>
                 <w:rFonts w:ascii="Times New Roman" w:hAnsi="Times New Roman" w:eastAsia="Times New Roman"/>
-                <w:b/>
+                <w:b w:val="0"/>
                 <w:i w:val="0"/>
-                <w:sz w:val="17"/>
+                <w:sz w:val="18"/>
               </w:rPr>
-              <w:t>Дополнительные главы программирования</w:t>
+              <w:t>Дополнительные главы</w:t>
             </w:r>
             <w:r>
               <w:br/>
@@ -1785,23 +2664,53 @@
             <w:r>
               <w:rPr>
                 <w:rFonts w:ascii="Times New Roman" w:hAnsi="Times New Roman" w:eastAsia="Times New Roman"/>
-                <w:b/>
+                <w:b w:val="0"/>
                 <w:i w:val="0"/>
-                <w:sz w:val="17"/>
+                <w:sz w:val="18"/>
               </w:rPr>
-              <w:t xml:space="preserve"> (3 зет)</w:t>
+              <w:t>программирования</w:t>
+            </w:r>
+          </w:p>
+          <w:p>
+            <w:pPr>
+              <w:spacing w:before="0" w:after="0" w:line="240" w:lineRule="auto"/>
+              <w:jc w:val="right"/>
+            </w:pPr>
+            <w:r>
+              <w:rPr>
+                <w:rFonts w:ascii="Times New Roman" w:hAnsi="Times New Roman" w:eastAsia="Times New Roman"/>
+                <w:b w:val="0"/>
+                <w:i w:val="0"/>
+                <w:sz w:val="18"/>
+              </w:rPr>
+              <w:t>(3 зет)</w:t>
+            </w:r>
+          </w:p>
+          <w:p>
+            <w:pPr>
+              <w:spacing w:before="200" w:after="0" w:line="240" w:lineRule="auto"/>
+              <w:jc w:val="right"/>
+            </w:pPr>
+            <w:r>
+              <w:rPr>
+                <w:rFonts w:ascii="Times New Roman" w:hAnsi="Times New Roman" w:eastAsia="Times New Roman"/>
+                <w:b w:val="0"/>
+                <w:i w:val="0"/>
+                <w:sz w:val="12"/>
+              </w:rPr>
+              <w:t>6</w:t>
             </w:r>
           </w:p>
         </w:tc>
         <w:tc>
           <w:tcPr>
-            <w:tcW w:type="dxa" w:w="2048"/>
+            <w:tcW w:type="dxa" w:w="2005"/>
             <w:vAlign w:val="top"/>
             <w:tcMar>
-              <w:top w:w="20" w:type="dxa"/>
-              <w:start w:w="20" w:type="dxa"/>
-              <w:bottom w:w="20" w:type="dxa"/>
-              <w:end w:w="20" w:type="dxa"/>
+              <w:top w:w="60" w:type="dxa"/>
+              <w:start w:w="60" w:type="dxa"/>
+              <w:bottom w:w="60" w:type="dxa"/>
+              <w:end w:w="60" w:type="dxa"/>
             </w:tcMar>
           </w:tcPr>
           <w:p>
@@ -1813,35 +2722,53 @@
             <w:r>
               <w:rPr>
                 <w:rFonts w:ascii="Times New Roman" w:hAnsi="Times New Roman" w:eastAsia="Times New Roman"/>
-                <w:b/>
+                <w:b w:val="0"/>
                 <w:i w:val="0"/>
-                <w:sz w:val="17"/>
+                <w:sz w:val="18"/>
               </w:rPr>
-              <w:t>Дополнительные главы программирования</w:t>
+              <w:t>История России</w:t>
             </w:r>
-            <w:r>
-              <w:br/>
-            </w:r>
+          </w:p>
+          <w:p>
+            <w:pPr>
+              <w:spacing w:before="0" w:after="0" w:line="240" w:lineRule="auto"/>
+              <w:jc w:val="right"/>
+            </w:pPr>
             <w:r>
               <w:rPr>
                 <w:rFonts w:ascii="Times New Roman" w:hAnsi="Times New Roman" w:eastAsia="Times New Roman"/>
-                <w:b/>
+                <w:b w:val="0"/>
                 <w:i w:val="0"/>
-                <w:sz w:val="17"/>
+                <w:sz w:val="18"/>
               </w:rPr>
-              <w:t xml:space="preserve"> (3 зет)</w:t>
+              <w:t>(2 зет)</w:t>
+            </w:r>
+          </w:p>
+          <w:p>
+            <w:pPr>
+              <w:spacing w:before="200" w:after="0" w:line="240" w:lineRule="auto"/>
+              <w:jc w:val="right"/>
+            </w:pPr>
+            <w:r>
+              <w:rPr>
+                <w:rFonts w:ascii="Times New Roman" w:hAnsi="Times New Roman" w:eastAsia="Times New Roman"/>
+                <w:b w:val="0"/>
+                <w:i w:val="0"/>
+                <w:sz w:val="12"/>
+              </w:rPr>
+              <w:t>10</w:t>
             </w:r>
           </w:p>
         </w:tc>
         <w:tc>
           <w:tcPr>
-            <w:tcW w:type="dxa" w:w="2048"/>
+            <w:tcW w:type="dxa" w:w="2005"/>
             <w:vAlign w:val="top"/>
             <w:tcMar>
-              <w:top w:w="20" w:type="dxa"/>
-              <w:start w:w="20" w:type="dxa"/>
-              <w:bottom w:w="20" w:type="dxa"/>
-              <w:end w:w="20" w:type="dxa"/>
+              <w:top w:w="60" w:type="dxa"/>
+              <w:start w:w="60" w:type="dxa"/>
+              <w:bottom w:w="60" w:type="dxa"/>
+              <w:end w:w="60" w:type="dxa"/>
             </w:tcMar>
           </w:tcPr>
           <w:p>
@@ -1853,11 +2780,11 @@
             <w:r>
               <w:rPr>
                 <w:rFonts w:ascii="Times New Roman" w:hAnsi="Times New Roman" w:eastAsia="Times New Roman"/>
-                <w:b/>
+                <w:b w:val="0"/>
                 <w:i w:val="0"/>
-                <w:sz w:val="17"/>
+                <w:sz w:val="18"/>
               </w:rPr>
-              <w:t>Вычислительная математика</w:t>
+              <w:t>Безопасность</w:t>
             </w:r>
             <w:r>
               <w:br/>
@@ -1865,23 +2792,53 @@
             <w:r>
               <w:rPr>
                 <w:rFonts w:ascii="Times New Roman" w:hAnsi="Times New Roman" w:eastAsia="Times New Roman"/>
-                <w:b/>
+                <w:b w:val="0"/>
                 <w:i w:val="0"/>
-                <w:sz w:val="17"/>
+                <w:sz w:val="18"/>
               </w:rPr>
-              <w:t xml:space="preserve"> (3 зет)</w:t>
+              <w:t>жизнедеятельности</w:t>
+            </w:r>
+          </w:p>
+          <w:p>
+            <w:pPr>
+              <w:spacing w:before="0" w:after="0" w:line="240" w:lineRule="auto"/>
+              <w:jc w:val="right"/>
+            </w:pPr>
+            <w:r>
+              <w:rPr>
+                <w:rFonts w:ascii="Times New Roman" w:hAnsi="Times New Roman" w:eastAsia="Times New Roman"/>
+                <w:b w:val="0"/>
+                <w:i w:val="0"/>
+                <w:sz w:val="18"/>
+              </w:rPr>
+              <w:t>(3 зет)</w:t>
+            </w:r>
+          </w:p>
+          <w:p>
+            <w:pPr>
+              <w:spacing w:before="200" w:after="0" w:line="240" w:lineRule="auto"/>
+              <w:jc w:val="right"/>
+            </w:pPr>
+            <w:r>
+              <w:rPr>
+                <w:rFonts w:ascii="Times New Roman" w:hAnsi="Times New Roman" w:eastAsia="Times New Roman"/>
+                <w:b w:val="0"/>
+                <w:i w:val="0"/>
+                <w:sz w:val="12"/>
+              </w:rPr>
+              <w:t>10</w:t>
             </w:r>
           </w:p>
         </w:tc>
         <w:tc>
           <w:tcPr>
-            <w:tcW w:type="dxa" w:w="2048"/>
+            <w:tcW w:type="dxa" w:w="2005"/>
             <w:vAlign w:val="top"/>
             <w:tcMar>
-              <w:top w:w="20" w:type="dxa"/>
-              <w:start w:w="20" w:type="dxa"/>
-              <w:bottom w:w="20" w:type="dxa"/>
-              <w:end w:w="20" w:type="dxa"/>
+              <w:top w:w="60" w:type="dxa"/>
+              <w:start w:w="60" w:type="dxa"/>
+              <w:bottom w:w="60" w:type="dxa"/>
+              <w:end w:w="60" w:type="dxa"/>
             </w:tcMar>
           </w:tcPr>
           <w:p>
@@ -1893,11 +2850,11 @@
             <w:r>
               <w:rPr>
                 <w:rFonts w:ascii="Times New Roman" w:hAnsi="Times New Roman" w:eastAsia="Times New Roman"/>
-                <w:b/>
+                <w:b w:val="0"/>
                 <w:i w:val="0"/>
-                <w:sz w:val="17"/>
+                <w:sz w:val="18"/>
               </w:rPr>
-              <w:t>Структуры и алгоритмы обработки данных</w:t>
+              <w:t>Основы проектной</w:t>
             </w:r>
             <w:r>
               <w:br/>
@@ -1905,23 +2862,53 @@
             <w:r>
               <w:rPr>
                 <w:rFonts w:ascii="Times New Roman" w:hAnsi="Times New Roman" w:eastAsia="Times New Roman"/>
-                <w:b/>
+                <w:b w:val="0"/>
                 <w:i w:val="0"/>
-                <w:sz w:val="17"/>
+                <w:sz w:val="18"/>
               </w:rPr>
-              <w:t xml:space="preserve"> (4 зет)</w:t>
+              <w:t>деятельности</w:t>
+            </w:r>
+          </w:p>
+          <w:p>
+            <w:pPr>
+              <w:spacing w:before="0" w:after="0" w:line="240" w:lineRule="auto"/>
+              <w:jc w:val="right"/>
+            </w:pPr>
+            <w:r>
+              <w:rPr>
+                <w:rFonts w:ascii="Times New Roman" w:hAnsi="Times New Roman" w:eastAsia="Times New Roman"/>
+                <w:b w:val="0"/>
+                <w:i w:val="0"/>
+                <w:sz w:val="18"/>
+              </w:rPr>
+              <w:t>(3 зет)</w:t>
+            </w:r>
+          </w:p>
+          <w:p>
+            <w:pPr>
+              <w:spacing w:before="200" w:after="0" w:line="240" w:lineRule="auto"/>
+              <w:jc w:val="right"/>
+            </w:pPr>
+            <w:r>
+              <w:rPr>
+                <w:rFonts w:ascii="Times New Roman" w:hAnsi="Times New Roman" w:eastAsia="Times New Roman"/>
+                <w:b w:val="0"/>
+                <w:i w:val="0"/>
+                <w:sz w:val="12"/>
+              </w:rPr>
+              <w:t>8</w:t>
             </w:r>
           </w:p>
         </w:tc>
         <w:tc>
           <w:tcPr>
-            <w:tcW w:type="dxa" w:w="2048"/>
+            <w:tcW w:type="dxa" w:w="2005"/>
             <w:vAlign w:val="top"/>
             <w:tcMar>
-              <w:top w:w="20" w:type="dxa"/>
-              <w:start w:w="20" w:type="dxa"/>
-              <w:bottom w:w="20" w:type="dxa"/>
-              <w:end w:w="20" w:type="dxa"/>
+              <w:top w:w="60" w:type="dxa"/>
+              <w:start w:w="60" w:type="dxa"/>
+              <w:bottom w:w="60" w:type="dxa"/>
+              <w:end w:w="60" w:type="dxa"/>
             </w:tcMar>
           </w:tcPr>
           <w:p>
@@ -1933,11 +2920,11 @@
             <w:r>
               <w:rPr>
                 <w:rFonts w:ascii="Times New Roman" w:hAnsi="Times New Roman" w:eastAsia="Times New Roman"/>
-                <w:b/>
+                <w:b w:val="0"/>
                 <w:i w:val="0"/>
-                <w:sz w:val="17"/>
+                <w:sz w:val="18"/>
               </w:rPr>
-              <w:t>Теория вероятностей и математическая статистика</w:t>
+              <w:t>Программирование баз</w:t>
             </w:r>
             <w:r>
               <w:br/>
@@ -1945,23 +2932,53 @@
             <w:r>
               <w:rPr>
                 <w:rFonts w:ascii="Times New Roman" w:hAnsi="Times New Roman" w:eastAsia="Times New Roman"/>
-                <w:b/>
+                <w:b w:val="0"/>
                 <w:i w:val="0"/>
-                <w:sz w:val="17"/>
+                <w:sz w:val="18"/>
               </w:rPr>
-              <w:t xml:space="preserve"> (4 зет)</w:t>
+              <w:t>данных</w:t>
+            </w:r>
+          </w:p>
+          <w:p>
+            <w:pPr>
+              <w:spacing w:before="0" w:after="0" w:line="240" w:lineRule="auto"/>
+              <w:jc w:val="right"/>
+            </w:pPr>
+            <w:r>
+              <w:rPr>
+                <w:rFonts w:ascii="Times New Roman" w:hAnsi="Times New Roman" w:eastAsia="Times New Roman"/>
+                <w:b w:val="0"/>
+                <w:i w:val="0"/>
+                <w:sz w:val="18"/>
+              </w:rPr>
+              <w:t>(5 зет)</w:t>
+            </w:r>
+          </w:p>
+          <w:p>
+            <w:pPr>
+              <w:spacing w:before="200" w:after="0" w:line="240" w:lineRule="auto"/>
+              <w:jc w:val="right"/>
+            </w:pPr>
+            <w:r>
+              <w:rPr>
+                <w:rFonts w:ascii="Times New Roman" w:hAnsi="Times New Roman" w:eastAsia="Times New Roman"/>
+                <w:b w:val="0"/>
+                <w:i w:val="0"/>
+                <w:sz w:val="12"/>
+              </w:rPr>
+              <w:t>7</w:t>
             </w:r>
           </w:p>
         </w:tc>
         <w:tc>
           <w:tcPr>
-            <w:tcW w:type="dxa" w:w="2048"/>
+            <w:tcW w:type="dxa" w:w="2005"/>
             <w:vAlign w:val="top"/>
             <w:tcMar>
-              <w:top w:w="20" w:type="dxa"/>
-              <w:start w:w="20" w:type="dxa"/>
-              <w:bottom w:w="20" w:type="dxa"/>
-              <w:end w:w="20" w:type="dxa"/>
+              <w:top w:w="60" w:type="dxa"/>
+              <w:start w:w="60" w:type="dxa"/>
+              <w:bottom w:w="60" w:type="dxa"/>
+              <w:end w:w="60" w:type="dxa"/>
             </w:tcMar>
           </w:tcPr>
           <w:p>
@@ -1973,11 +2990,11 @@
             <w:r>
               <w:rPr>
                 <w:rFonts w:ascii="Times New Roman" w:hAnsi="Times New Roman" w:eastAsia="Times New Roman"/>
-                <w:b/>
+                <w:b w:val="0"/>
                 <w:i w:val="0"/>
-                <w:sz w:val="17"/>
+                <w:sz w:val="18"/>
               </w:rPr>
-              <w:t>Архитектура вычислительных систем</w:t>
+              <w:t>Теория автоматов и</w:t>
             </w:r>
             <w:r>
               <w:br/>
@@ -1985,23 +3002,53 @@
             <w:r>
               <w:rPr>
                 <w:rFonts w:ascii="Times New Roman" w:hAnsi="Times New Roman" w:eastAsia="Times New Roman"/>
-                <w:b/>
+                <w:b w:val="0"/>
                 <w:i w:val="0"/>
-                <w:sz w:val="17"/>
+                <w:sz w:val="18"/>
               </w:rPr>
-              <w:t xml:space="preserve"> (3 зет)</w:t>
+              <w:t>формальных языков</w:t>
+            </w:r>
+          </w:p>
+          <w:p>
+            <w:pPr>
+              <w:spacing w:before="0" w:after="0" w:line="240" w:lineRule="auto"/>
+              <w:jc w:val="right"/>
+            </w:pPr>
+            <w:r>
+              <w:rPr>
+                <w:rFonts w:ascii="Times New Roman" w:hAnsi="Times New Roman" w:eastAsia="Times New Roman"/>
+                <w:b w:val="0"/>
+                <w:i w:val="0"/>
+                <w:sz w:val="18"/>
+              </w:rPr>
+              <w:t>(3 зет)</w:t>
+            </w:r>
+          </w:p>
+          <w:p>
+            <w:pPr>
+              <w:spacing w:before="200" w:after="0" w:line="240" w:lineRule="auto"/>
+              <w:jc w:val="right"/>
+            </w:pPr>
+            <w:r>
+              <w:rPr>
+                <w:rFonts w:ascii="Times New Roman" w:hAnsi="Times New Roman" w:eastAsia="Times New Roman"/>
+                <w:b w:val="0"/>
+                <w:i w:val="0"/>
+                <w:sz w:val="12"/>
+              </w:rPr>
+              <w:t>6</w:t>
             </w:r>
           </w:p>
         </w:tc>
         <w:tc>
           <w:tcPr>
-            <w:tcW w:type="dxa" w:w="2048"/>
+            <w:tcW w:type="dxa" w:w="2005"/>
             <w:vAlign w:val="top"/>
             <w:tcMar>
-              <w:top w:w="20" w:type="dxa"/>
-              <w:start w:w="20" w:type="dxa"/>
-              <w:bottom w:w="20" w:type="dxa"/>
-              <w:end w:w="20" w:type="dxa"/>
+              <w:top w:w="60" w:type="dxa"/>
+              <w:start w:w="60" w:type="dxa"/>
+              <w:bottom w:w="60" w:type="dxa"/>
+              <w:end w:w="60" w:type="dxa"/>
             </w:tcMar>
           </w:tcPr>
           <w:p>
@@ -2013,11 +3060,11 @@
             <w:r>
               <w:rPr>
                 <w:rFonts w:ascii="Times New Roman" w:hAnsi="Times New Roman" w:eastAsia="Times New Roman"/>
-                <w:b/>
+                <w:b w:val="0"/>
                 <w:i w:val="0"/>
-                <w:sz w:val="17"/>
+                <w:sz w:val="18"/>
               </w:rPr>
-              <w:t>Разработка пользовательских интерфейсов</w:t>
+              <w:t>Программирование систем</w:t>
             </w:r>
             <w:r>
               <w:br/>
@@ -2025,23 +3072,53 @@
             <w:r>
               <w:rPr>
                 <w:rFonts w:ascii="Times New Roman" w:hAnsi="Times New Roman" w:eastAsia="Times New Roman"/>
-                <w:b/>
+                <w:b w:val="0"/>
                 <w:i w:val="0"/>
-                <w:sz w:val="17"/>
+                <w:sz w:val="18"/>
               </w:rPr>
-              <w:t xml:space="preserve"> (5 зет)</w:t>
+              <w:t>с AI</w:t>
+            </w:r>
+          </w:p>
+          <w:p>
+            <w:pPr>
+              <w:spacing w:before="0" w:after="0" w:line="240" w:lineRule="auto"/>
+              <w:jc w:val="right"/>
+            </w:pPr>
+            <w:r>
+              <w:rPr>
+                <w:rFonts w:ascii="Times New Roman" w:hAnsi="Times New Roman" w:eastAsia="Times New Roman"/>
+                <w:b w:val="0"/>
+                <w:i w:val="0"/>
+                <w:sz w:val="18"/>
+              </w:rPr>
+              <w:t>(6 зет)</w:t>
+            </w:r>
+          </w:p>
+          <w:p>
+            <w:pPr>
+              <w:spacing w:before="200" w:after="0" w:line="240" w:lineRule="auto"/>
+              <w:jc w:val="right"/>
+            </w:pPr>
+            <w:r>
+              <w:rPr>
+                <w:rFonts w:ascii="Times New Roman" w:hAnsi="Times New Roman" w:eastAsia="Times New Roman"/>
+                <w:b w:val="0"/>
+                <w:i w:val="0"/>
+                <w:sz w:val="12"/>
+              </w:rPr>
+              <w:t>12</w:t>
             </w:r>
           </w:p>
         </w:tc>
         <w:tc>
           <w:tcPr>
-            <w:tcW w:type="dxa" w:w="2048"/>
+            <w:tcW w:type="dxa" w:w="2005"/>
             <w:vAlign w:val="top"/>
             <w:tcMar>
-              <w:top w:w="20" w:type="dxa"/>
-              <w:start w:w="20" w:type="dxa"/>
-              <w:bottom w:w="20" w:type="dxa"/>
-              <w:end w:w="20" w:type="dxa"/>
+              <w:top w:w="60" w:type="dxa"/>
+              <w:start w:w="60" w:type="dxa"/>
+              <w:bottom w:w="60" w:type="dxa"/>
+              <w:end w:w="60" w:type="dxa"/>
             </w:tcMar>
           </w:tcPr>
           <w:p>
@@ -2053,11 +3130,11 @@
             <w:r>
               <w:rPr>
                 <w:rFonts w:ascii="Times New Roman" w:hAnsi="Times New Roman" w:eastAsia="Times New Roman"/>
-                <w:b/>
+                <w:b w:val="0"/>
                 <w:i w:val="0"/>
-                <w:sz w:val="17"/>
+                <w:sz w:val="18"/>
               </w:rPr>
-              <w:t>Научно-исследовательская работа</w:t>
+              <w:t>Научно-исследовательская</w:t>
             </w:r>
             <w:r>
               <w:br/>
@@ -2065,25 +3142,58 @@
             <w:r>
               <w:rPr>
                 <w:rFonts w:ascii="Times New Roman" w:hAnsi="Times New Roman" w:eastAsia="Times New Roman"/>
-                <w:b/>
+                <w:b w:val="0"/>
                 <w:i w:val="0"/>
-                <w:sz w:val="17"/>
+                <w:sz w:val="18"/>
               </w:rPr>
-              <w:t xml:space="preserve"> (3 зет)</w:t>
+              <w:t>работа</w:t>
+            </w:r>
+          </w:p>
+          <w:p>
+            <w:pPr>
+              <w:spacing w:before="0" w:after="0" w:line="240" w:lineRule="auto"/>
+              <w:jc w:val="right"/>
+            </w:pPr>
+            <w:r>
+              <w:rPr>
+                <w:rFonts w:ascii="Times New Roman" w:hAnsi="Times New Roman" w:eastAsia="Times New Roman"/>
+                <w:b w:val="0"/>
+                <w:i w:val="0"/>
+                <w:sz w:val="18"/>
+              </w:rPr>
+              <w:t>(3 зет)</w:t>
+            </w:r>
+          </w:p>
+          <w:p>
+            <w:pPr>
+              <w:spacing w:before="200" w:after="0" w:line="240" w:lineRule="auto"/>
+              <w:jc w:val="right"/>
+            </w:pPr>
+            <w:r>
+              <w:rPr>
+                <w:rFonts w:ascii="Times New Roman" w:hAnsi="Times New Roman" w:eastAsia="Times New Roman"/>
+                <w:b w:val="0"/>
+                <w:i w:val="0"/>
+                <w:sz w:val="12"/>
+              </w:rPr>
+              <w:t>11</w:t>
             </w:r>
           </w:p>
         </w:tc>
       </w:tr>
       <w:tr>
+        <w:trPr>
+          <w:trHeight w:val="400" w:hRule="atLeast"/>
+        </w:trPr>
         <w:tc>
           <w:tcPr>
-            <w:tcW w:type="dxa" w:w="2048"/>
+            <w:tcW w:type="dxa" w:w="2005"/>
             <w:vAlign w:val="top"/>
             <w:tcMar>
-              <w:top w:w="20" w:type="dxa"/>
-              <w:start w:w="20" w:type="dxa"/>
-              <w:bottom w:w="20" w:type="dxa"/>
-              <w:end w:w="20" w:type="dxa"/>
+              <w:top w:w="60" w:type="dxa"/>
+              <w:start w:w="60" w:type="dxa"/>
+              <w:bottom w:w="60" w:type="dxa"/>
+              <w:end w:w="60" w:type="dxa"/>
             </w:tcMar>
           </w:tcPr>
           <w:p>
@@ -2095,35 +3205,53 @@
             <w:r>
               <w:rPr>
                 <w:rFonts w:ascii="Times New Roman" w:hAnsi="Times New Roman" w:eastAsia="Times New Roman"/>
-                <w:b/>
+                <w:b w:val="0"/>
                 <w:i w:val="0"/>
-                <w:sz w:val="17"/>
+                <w:sz w:val="18"/>
               </w:rPr>
               <w:t>Экономическая культура</w:t>
             </w:r>
-            <w:r>
-              <w:br/>
-            </w:r>
+          </w:p>
+          <w:p>
+            <w:pPr>
+              <w:spacing w:before="0" w:after="0" w:line="240" w:lineRule="auto"/>
+              <w:jc w:val="right"/>
+            </w:pPr>
             <w:r>
               <w:rPr>
                 <w:rFonts w:ascii="Times New Roman" w:hAnsi="Times New Roman" w:eastAsia="Times New Roman"/>
-                <w:b/>
+                <w:b w:val="0"/>
                 <w:i w:val="0"/>
-                <w:sz w:val="17"/>
+                <w:sz w:val="18"/>
               </w:rPr>
-              <w:t xml:space="preserve"> (3 зет)</w:t>
+              <w:t>(3 зет)</w:t>
+            </w:r>
+          </w:p>
+          <w:p>
+            <w:pPr>
+              <w:spacing w:before="200" w:after="0" w:line="240" w:lineRule="auto"/>
+              <w:jc w:val="right"/>
+            </w:pPr>
+            <w:r>
+              <w:rPr>
+                <w:rFonts w:ascii="Times New Roman" w:hAnsi="Times New Roman" w:eastAsia="Times New Roman"/>
+                <w:b w:val="0"/>
+                <w:i w:val="0"/>
+                <w:sz w:val="12"/>
+              </w:rPr>
+              <w:t>10</w:t>
             </w:r>
           </w:p>
         </w:tc>
         <w:tc>
           <w:tcPr>
-            <w:tcW w:type="dxa" w:w="2048"/>
+            <w:tcW w:type="dxa" w:w="2005"/>
             <w:vAlign w:val="top"/>
             <w:tcMar>
-              <w:top w:w="20" w:type="dxa"/>
-              <w:start w:w="20" w:type="dxa"/>
-              <w:bottom w:w="20" w:type="dxa"/>
-              <w:end w:w="20" w:type="dxa"/>
+              <w:top w:w="60" w:type="dxa"/>
+              <w:start w:w="60" w:type="dxa"/>
+              <w:bottom w:w="60" w:type="dxa"/>
+              <w:end w:w="60" w:type="dxa"/>
             </w:tcMar>
           </w:tcPr>
           <w:p>
@@ -2135,35 +3263,53 @@
             <w:r>
               <w:rPr>
                 <w:rFonts w:ascii="Times New Roman" w:hAnsi="Times New Roman" w:eastAsia="Times New Roman"/>
-                <w:b/>
+                <w:b w:val="0"/>
                 <w:i w:val="0"/>
-                <w:sz w:val="17"/>
+                <w:sz w:val="18"/>
               </w:rPr>
-              <w:t>Иностранный язык: Базовый курс</w:t>
+              <w:t>Физическая культура</w:t>
             </w:r>
-            <w:r>
-              <w:br/>
-            </w:r>
+          </w:p>
+          <w:p>
+            <w:pPr>
+              <w:spacing w:before="0" w:after="0" w:line="240" w:lineRule="auto"/>
+              <w:jc w:val="right"/>
+            </w:pPr>
             <w:r>
               <w:rPr>
                 <w:rFonts w:ascii="Times New Roman" w:hAnsi="Times New Roman" w:eastAsia="Times New Roman"/>
-                <w:b/>
+                <w:b w:val="0"/>
                 <w:i w:val="0"/>
-                <w:sz w:val="17"/>
+                <w:sz w:val="18"/>
               </w:rPr>
-              <w:t xml:space="preserve"> (2 зет)</w:t>
+              <w:t>(2 зет)</w:t>
+            </w:r>
+          </w:p>
+          <w:p>
+            <w:pPr>
+              <w:spacing w:before="200" w:after="0" w:line="240" w:lineRule="auto"/>
+              <w:jc w:val="right"/>
+            </w:pPr>
+            <w:r>
+              <w:rPr>
+                <w:rFonts w:ascii="Times New Roman" w:hAnsi="Times New Roman" w:eastAsia="Times New Roman"/>
+                <w:b w:val="0"/>
+                <w:i w:val="0"/>
+                <w:sz w:val="12"/>
+              </w:rPr>
+              <w:t>10</w:t>
             </w:r>
           </w:p>
         </w:tc>
         <w:tc>
           <w:tcPr>
-            <w:tcW w:type="dxa" w:w="2048"/>
+            <w:tcW w:type="dxa" w:w="2005"/>
             <w:vAlign w:val="top"/>
             <w:tcMar>
-              <w:top w:w="20" w:type="dxa"/>
-              <w:start w:w="20" w:type="dxa"/>
-              <w:bottom w:w="20" w:type="dxa"/>
-              <w:end w:w="20" w:type="dxa"/>
+              <w:top w:w="60" w:type="dxa"/>
+              <w:start w:w="60" w:type="dxa"/>
+              <w:bottom w:w="60" w:type="dxa"/>
+              <w:end w:w="60" w:type="dxa"/>
             </w:tcMar>
           </w:tcPr>
           <w:p>
@@ -2175,35 +3321,53 @@
             <w:r>
               <w:rPr>
                 <w:rFonts w:ascii="Times New Roman" w:hAnsi="Times New Roman" w:eastAsia="Times New Roman"/>
-                <w:b/>
+                <w:b w:val="0"/>
                 <w:i w:val="0"/>
-                <w:sz w:val="17"/>
+                <w:sz w:val="18"/>
               </w:rPr>
-              <w:t>Функциональный анализ</w:t>
+              <w:t>История России</w:t>
             </w:r>
-            <w:r>
-              <w:br/>
-            </w:r>
+          </w:p>
+          <w:p>
+            <w:pPr>
+              <w:spacing w:before="0" w:after="0" w:line="240" w:lineRule="auto"/>
+              <w:jc w:val="right"/>
+            </w:pPr>
             <w:r>
               <w:rPr>
                 <w:rFonts w:ascii="Times New Roman" w:hAnsi="Times New Roman" w:eastAsia="Times New Roman"/>
-                <w:b/>
+                <w:b w:val="0"/>
                 <w:i w:val="0"/>
-                <w:sz w:val="17"/>
+                <w:sz w:val="18"/>
               </w:rPr>
-              <w:t xml:space="preserve"> (3 зет)</w:t>
+              <w:t>(2 зет)</w:t>
+            </w:r>
+          </w:p>
+          <w:p>
+            <w:pPr>
+              <w:spacing w:before="200" w:after="0" w:line="240" w:lineRule="auto"/>
+              <w:jc w:val="right"/>
+            </w:pPr>
+            <w:r>
+              <w:rPr>
+                <w:rFonts w:ascii="Times New Roman" w:hAnsi="Times New Roman" w:eastAsia="Times New Roman"/>
+                <w:b w:val="0"/>
+                <w:i w:val="0"/>
+                <w:sz w:val="12"/>
+              </w:rPr>
+              <w:t>10</w:t>
             </w:r>
           </w:p>
         </w:tc>
         <w:tc>
           <w:tcPr>
-            <w:tcW w:type="dxa" w:w="2048"/>
+            <w:tcW w:type="dxa" w:w="2005"/>
             <w:vAlign w:val="top"/>
             <w:tcMar>
-              <w:top w:w="20" w:type="dxa"/>
-              <w:start w:w="20" w:type="dxa"/>
-              <w:bottom w:w="20" w:type="dxa"/>
-              <w:end w:w="20" w:type="dxa"/>
+              <w:top w:w="60" w:type="dxa"/>
+              <w:start w:w="60" w:type="dxa"/>
+              <w:bottom w:w="60" w:type="dxa"/>
+              <w:end w:w="60" w:type="dxa"/>
             </w:tcMar>
           </w:tcPr>
           <w:p>
@@ -2215,11 +3379,11 @@
             <w:r>
               <w:rPr>
                 <w:rFonts w:ascii="Times New Roman" w:hAnsi="Times New Roman" w:eastAsia="Times New Roman"/>
-                <w:b/>
+                <w:b w:val="0"/>
                 <w:i w:val="0"/>
-                <w:sz w:val="17"/>
+                <w:sz w:val="18"/>
               </w:rPr>
-              <w:t>Иностранный язык: Профессионально-ориентированный курс</w:t>
+              <w:t>Иностранный язык:</w:t>
             </w:r>
             <w:r>
               <w:br/>
@@ -2227,23 +3391,77 @@
             <w:r>
               <w:rPr>
                 <w:rFonts w:ascii="Times New Roman" w:hAnsi="Times New Roman" w:eastAsia="Times New Roman"/>
-                <w:b/>
+                <w:b w:val="0"/>
                 <w:i w:val="0"/>
-                <w:sz w:val="17"/>
+                <w:sz w:val="18"/>
               </w:rPr>
-              <w:t xml:space="preserve"> (3 зет)</w:t>
+              <w:t>Профессионально-орие-</w:t>
+            </w:r>
+            <w:r>
+              <w:br/>
+            </w:r>
+            <w:r>
+              <w:rPr>
+                <w:rFonts w:ascii="Times New Roman" w:hAnsi="Times New Roman" w:eastAsia="Times New Roman"/>
+                <w:b w:val="0"/>
+                <w:i w:val="0"/>
+                <w:sz w:val="18"/>
+              </w:rPr>
+              <w:t>нтированный-</w:t>
+            </w:r>
+            <w:r>
+              <w:br/>
+            </w:r>
+            <w:r>
+              <w:rPr>
+                <w:rFonts w:ascii="Times New Roman" w:hAnsi="Times New Roman" w:eastAsia="Times New Roman"/>
+                <w:b w:val="0"/>
+                <w:i w:val="0"/>
+                <w:sz w:val="18"/>
+              </w:rPr>
+              <w:t>курс</w:t>
+            </w:r>
+          </w:p>
+          <w:p>
+            <w:pPr>
+              <w:spacing w:before="0" w:after="0" w:line="240" w:lineRule="auto"/>
+              <w:jc w:val="right"/>
+            </w:pPr>
+            <w:r>
+              <w:rPr>
+                <w:rFonts w:ascii="Times New Roman" w:hAnsi="Times New Roman" w:eastAsia="Times New Roman"/>
+                <w:b w:val="0"/>
+                <w:i w:val="0"/>
+                <w:sz w:val="18"/>
+              </w:rPr>
+              <w:t>(3 зет)</w:t>
+            </w:r>
+          </w:p>
+          <w:p>
+            <w:pPr>
+              <w:spacing w:before="200" w:after="0" w:line="240" w:lineRule="auto"/>
+              <w:jc w:val="right"/>
+            </w:pPr>
+            <w:r>
+              <w:rPr>
+                <w:rFonts w:ascii="Times New Roman" w:hAnsi="Times New Roman" w:eastAsia="Times New Roman"/>
+                <w:b w:val="0"/>
+                <w:i w:val="0"/>
+                <w:sz w:val="12"/>
+              </w:rPr>
+              <w:t>10</w:t>
             </w:r>
           </w:p>
         </w:tc>
         <w:tc>
           <w:tcPr>
-            <w:tcW w:type="dxa" w:w="2048"/>
+            <w:tcW w:type="dxa" w:w="2005"/>
             <w:vAlign w:val="top"/>
             <w:tcMar>
-              <w:top w:w="20" w:type="dxa"/>
-              <w:start w:w="20" w:type="dxa"/>
-              <w:bottom w:w="20" w:type="dxa"/>
-              <w:end w:w="20" w:type="dxa"/>
+              <w:top w:w="60" w:type="dxa"/>
+              <w:start w:w="60" w:type="dxa"/>
+              <w:bottom w:w="60" w:type="dxa"/>
+              <w:end w:w="60" w:type="dxa"/>
             </w:tcMar>
           </w:tcPr>
           <w:p>
@@ -2255,11 +3473,11 @@
             <w:r>
               <w:rPr>
                 <w:rFonts w:ascii="Times New Roman" w:hAnsi="Times New Roman" w:eastAsia="Times New Roman"/>
-                <w:b/>
+                <w:b w:val="0"/>
                 <w:i w:val="0"/>
-                <w:sz w:val="17"/>
+                <w:sz w:val="18"/>
               </w:rPr>
-              <w:t>Архитектура вычислительных систем</w:t>
+              <w:t>Проектная деятельность</w:t>
             </w:r>
             <w:r>
               <w:br/>
@@ -2267,23 +3485,53 @@
             <w:r>
               <w:rPr>
                 <w:rFonts w:ascii="Times New Roman" w:hAnsi="Times New Roman" w:eastAsia="Times New Roman"/>
-                <w:b/>
+                <w:b w:val="0"/>
                 <w:i w:val="0"/>
-                <w:sz w:val="17"/>
+                <w:sz w:val="18"/>
               </w:rPr>
-              <w:t xml:space="preserve"> (3 зет)</w:t>
+              <w:t>бакалавра</w:t>
+            </w:r>
+          </w:p>
+          <w:p>
+            <w:pPr>
+              <w:spacing w:before="0" w:after="0" w:line="240" w:lineRule="auto"/>
+              <w:jc w:val="right"/>
+            </w:pPr>
+            <w:r>
+              <w:rPr>
+                <w:rFonts w:ascii="Times New Roman" w:hAnsi="Times New Roman" w:eastAsia="Times New Roman"/>
+                <w:b w:val="0"/>
+                <w:i w:val="0"/>
+                <w:sz w:val="18"/>
+              </w:rPr>
+              <w:t>(5 зет)</w:t>
+            </w:r>
+          </w:p>
+          <w:p>
+            <w:pPr>
+              <w:spacing w:before="200" w:after="0" w:line="240" w:lineRule="auto"/>
+              <w:jc w:val="right"/>
+            </w:pPr>
+            <w:r>
+              <w:rPr>
+                <w:rFonts w:ascii="Times New Roman" w:hAnsi="Times New Roman" w:eastAsia="Times New Roman"/>
+                <w:b w:val="0"/>
+                <w:i w:val="0"/>
+                <w:sz w:val="12"/>
+              </w:rPr>
+              <w:t>8</w:t>
             </w:r>
           </w:p>
         </w:tc>
         <w:tc>
           <w:tcPr>
-            <w:tcW w:type="dxa" w:w="2048"/>
+            <w:tcW w:type="dxa" w:w="2005"/>
             <w:vAlign w:val="top"/>
             <w:tcMar>
-              <w:top w:w="20" w:type="dxa"/>
-              <w:start w:w="20" w:type="dxa"/>
-              <w:bottom w:w="20" w:type="dxa"/>
-              <w:end w:w="20" w:type="dxa"/>
+              <w:top w:w="60" w:type="dxa"/>
+              <w:start w:w="60" w:type="dxa"/>
+              <w:bottom w:w="60" w:type="dxa"/>
+              <w:end w:w="60" w:type="dxa"/>
             </w:tcMar>
           </w:tcPr>
           <w:p>
@@ -2295,11 +3543,11 @@
             <w:r>
               <w:rPr>
                 <w:rFonts w:ascii="Times New Roman" w:hAnsi="Times New Roman" w:eastAsia="Times New Roman"/>
-                <w:b/>
+                <w:b w:val="0"/>
                 <w:i w:val="0"/>
-                <w:sz w:val="17"/>
+                <w:sz w:val="18"/>
               </w:rPr>
-              <w:t>Образовательный форсайт / Карьерная адаптивность</w:t>
+              <w:t>Технологическая</w:t>
             </w:r>
             <w:r>
               <w:br/>
@@ -2307,23 +3555,77 @@
             <w:r>
               <w:rPr>
                 <w:rFonts w:ascii="Times New Roman" w:hAnsi="Times New Roman" w:eastAsia="Times New Roman"/>
-                <w:b/>
+                <w:b w:val="0"/>
                 <w:i w:val="0"/>
-                <w:sz w:val="17"/>
+                <w:sz w:val="18"/>
               </w:rPr>
-              <w:t xml:space="preserve"> (3 зет)</w:t>
+              <w:t>(проектно-технологич-</w:t>
+            </w:r>
+            <w:r>
+              <w:br/>
+            </w:r>
+            <w:r>
+              <w:rPr>
+                <w:rFonts w:ascii="Times New Roman" w:hAnsi="Times New Roman" w:eastAsia="Times New Roman"/>
+                <w:b w:val="0"/>
+                <w:i w:val="0"/>
+                <w:sz w:val="18"/>
+              </w:rPr>
+              <w:t>еская)-</w:t>
+            </w:r>
+            <w:r>
+              <w:br/>
+            </w:r>
+            <w:r>
+              <w:rPr>
+                <w:rFonts w:ascii="Times New Roman" w:hAnsi="Times New Roman" w:eastAsia="Times New Roman"/>
+                <w:b w:val="0"/>
+                <w:i w:val="0"/>
+                <w:sz w:val="18"/>
+              </w:rPr>
+              <w:t>практика</w:t>
+            </w:r>
+          </w:p>
+          <w:p>
+            <w:pPr>
+              <w:spacing w:before="0" w:after="0" w:line="240" w:lineRule="auto"/>
+              <w:jc w:val="right"/>
+            </w:pPr>
+            <w:r>
+              <w:rPr>
+                <w:rFonts w:ascii="Times New Roman" w:hAnsi="Times New Roman" w:eastAsia="Times New Roman"/>
+                <w:b w:val="0"/>
+                <w:i w:val="0"/>
+                <w:sz w:val="18"/>
+              </w:rPr>
+              <w:t>(6 зет)</w:t>
+            </w:r>
+          </w:p>
+          <w:p>
+            <w:pPr>
+              <w:spacing w:before="200" w:after="0" w:line="240" w:lineRule="auto"/>
+              <w:jc w:val="right"/>
+            </w:pPr>
+            <w:r>
+              <w:rPr>
+                <w:rFonts w:ascii="Times New Roman" w:hAnsi="Times New Roman" w:eastAsia="Times New Roman"/>
+                <w:b w:val="0"/>
+                <w:i w:val="0"/>
+                <w:sz w:val="12"/>
+              </w:rPr>
+              <w:t>11</w:t>
             </w:r>
           </w:p>
         </w:tc>
         <w:tc>
           <w:tcPr>
-            <w:tcW w:type="dxa" w:w="2048"/>
+            <w:tcW w:type="dxa" w:w="2005"/>
             <w:vAlign w:val="top"/>
             <w:tcMar>
-              <w:top w:w="20" w:type="dxa"/>
-              <w:start w:w="20" w:type="dxa"/>
-              <w:bottom w:w="20" w:type="dxa"/>
-              <w:end w:w="20" w:type="dxa"/>
+              <w:top w:w="60" w:type="dxa"/>
+              <w:start w:w="60" w:type="dxa"/>
+              <w:bottom w:w="60" w:type="dxa"/>
+              <w:end w:w="60" w:type="dxa"/>
             </w:tcMar>
           </w:tcPr>
           <w:p>
@@ -2335,35 +3637,22 @@
             <w:r>
               <w:rPr>
                 <w:rFonts w:ascii="Times New Roman" w:hAnsi="Times New Roman" w:eastAsia="Times New Roman"/>
-                <w:b/>
+                <w:b w:val="0"/>
                 <w:i w:val="0"/>
-                <w:sz w:val="17"/>
+                <w:sz w:val="18"/>
               </w:rPr>
-              <w:t>Научно-исследовательская работа</w:t>
-            </w:r>
-            <w:r>
-              <w:br/>
-            </w:r>
-            <w:r>
-              <w:rPr>
-                <w:rFonts w:ascii="Times New Roman" w:hAnsi="Times New Roman" w:eastAsia="Times New Roman"/>
-                <w:b/>
-                <w:i w:val="0"/>
-                <w:sz w:val="17"/>
-              </w:rPr>
-              <w:t xml:space="preserve"> (3 зет)</w:t>
             </w:r>
           </w:p>
         </w:tc>
         <w:tc>
           <w:tcPr>
-            <w:tcW w:type="dxa" w:w="2048"/>
+            <w:tcW w:type="dxa" w:w="2005"/>
             <w:vAlign w:val="top"/>
             <w:tcMar>
-              <w:top w:w="20" w:type="dxa"/>
-              <w:start w:w="20" w:type="dxa"/>
-              <w:bottom w:w="20" w:type="dxa"/>
-              <w:end w:w="20" w:type="dxa"/>
+              <w:top w:w="60" w:type="dxa"/>
+              <w:start w:w="60" w:type="dxa"/>
+              <w:bottom w:w="60" w:type="dxa"/>
+              <w:end w:w="60" w:type="dxa"/>
             </w:tcMar>
           </w:tcPr>
           <w:p>
@@ -2375,37 +3664,58 @@
             <w:r>
               <w:rPr>
                 <w:rFonts w:ascii="Times New Roman" w:hAnsi="Times New Roman" w:eastAsia="Times New Roman"/>
-                <w:b/>
+                <w:b w:val="0"/>
                 <w:i w:val="0"/>
-                <w:sz w:val="17"/>
+                <w:sz w:val="18"/>
               </w:rPr>
               <w:t>Преддипломная практика</w:t>
             </w:r>
-            <w:r>
-              <w:br/>
-            </w:r>
+          </w:p>
+          <w:p>
+            <w:pPr>
+              <w:spacing w:before="0" w:after="0" w:line="240" w:lineRule="auto"/>
+              <w:jc w:val="right"/>
+            </w:pPr>
             <w:r>
               <w:rPr>
                 <w:rFonts w:ascii="Times New Roman" w:hAnsi="Times New Roman" w:eastAsia="Times New Roman"/>
-                <w:b/>
+                <w:b w:val="0"/>
                 <w:i w:val="0"/>
-                <w:sz w:val="17"/>
+                <w:sz w:val="18"/>
               </w:rPr>
-              <w:t xml:space="preserve"> (3 зет)</w:t>
+              <w:t>(3 зет)</w:t>
+            </w:r>
+          </w:p>
+          <w:p>
+            <w:pPr>
+              <w:spacing w:before="200" w:after="0" w:line="240" w:lineRule="auto"/>
+              <w:jc w:val="right"/>
+            </w:pPr>
+            <w:r>
+              <w:rPr>
+                <w:rFonts w:ascii="Times New Roman" w:hAnsi="Times New Roman" w:eastAsia="Times New Roman"/>
+                <w:b w:val="0"/>
+                <w:i w:val="0"/>
+                <w:sz w:val="12"/>
+              </w:rPr>
+              <w:t>11</w:t>
             </w:r>
           </w:p>
         </w:tc>
       </w:tr>
       <w:tr>
+        <w:trPr>
+          <w:trHeight w:val="400" w:hRule="atLeast"/>
+        </w:trPr>
         <w:tc>
           <w:tcPr>
-            <w:tcW w:type="dxa" w:w="2048"/>
+            <w:tcW w:type="dxa" w:w="2005"/>
             <w:vAlign w:val="top"/>
             <w:tcMar>
-              <w:top w:w="20" w:type="dxa"/>
-              <w:start w:w="20" w:type="dxa"/>
-              <w:bottom w:w="20" w:type="dxa"/>
-              <w:end w:w="20" w:type="dxa"/>
+              <w:top w:w="60" w:type="dxa"/>
+              <w:start w:w="60" w:type="dxa"/>
+              <w:bottom w:w="60" w:type="dxa"/>
+              <w:end w:w="60" w:type="dxa"/>
             </w:tcMar>
           </w:tcPr>
           <w:p>
@@ -2417,11 +3727,11 @@
             <w:r>
               <w:rPr>
                 <w:rFonts w:ascii="Times New Roman" w:hAnsi="Times New Roman" w:eastAsia="Times New Roman"/>
-                <w:b/>
+                <w:b w:val="0"/>
                 <w:i w:val="0"/>
-                <w:sz w:val="17"/>
+                <w:sz w:val="18"/>
               </w:rPr>
-              <w:t>Иностранный язык: Базовый курс</w:t>
+              <w:t>Основы российской</w:t>
             </w:r>
             <w:r>
               <w:br/>
@@ -2429,23 +3739,53 @@
             <w:r>
               <w:rPr>
                 <w:rFonts w:ascii="Times New Roman" w:hAnsi="Times New Roman" w:eastAsia="Times New Roman"/>
-                <w:b/>
+                <w:b w:val="0"/>
                 <w:i w:val="0"/>
-                <w:sz w:val="17"/>
+                <w:sz w:val="18"/>
               </w:rPr>
-              <w:t xml:space="preserve"> (2 зет)</w:t>
+              <w:t>государственности</w:t>
+            </w:r>
+          </w:p>
+          <w:p>
+            <w:pPr>
+              <w:spacing w:before="0" w:after="0" w:line="240" w:lineRule="auto"/>
+              <w:jc w:val="right"/>
+            </w:pPr>
+            <w:r>
+              <w:rPr>
+                <w:rFonts w:ascii="Times New Roman" w:hAnsi="Times New Roman" w:eastAsia="Times New Roman"/>
+                <w:b w:val="0"/>
+                <w:i w:val="0"/>
+                <w:sz w:val="18"/>
+              </w:rPr>
+              <w:t>(2 зет)</w:t>
+            </w:r>
+          </w:p>
+          <w:p>
+            <w:pPr>
+              <w:spacing w:before="200" w:after="0" w:line="240" w:lineRule="auto"/>
+              <w:jc w:val="right"/>
+            </w:pPr>
+            <w:r>
+              <w:rPr>
+                <w:rFonts w:ascii="Times New Roman" w:hAnsi="Times New Roman" w:eastAsia="Times New Roman"/>
+                <w:b w:val="0"/>
+                <w:i w:val="0"/>
+                <w:sz w:val="12"/>
+              </w:rPr>
+              <w:t>10</w:t>
             </w:r>
           </w:p>
         </w:tc>
         <w:tc>
           <w:tcPr>
-            <w:tcW w:type="dxa" w:w="2048"/>
+            <w:tcW w:type="dxa" w:w="2005"/>
             <w:vAlign w:val="top"/>
             <w:tcMar>
-              <w:top w:w="20" w:type="dxa"/>
-              <w:start w:w="20" w:type="dxa"/>
-              <w:bottom w:w="20" w:type="dxa"/>
-              <w:end w:w="20" w:type="dxa"/>
+              <w:top w:w="60" w:type="dxa"/>
+              <w:start w:w="60" w:type="dxa"/>
+              <w:bottom w:w="60" w:type="dxa"/>
+              <w:end w:w="60" w:type="dxa"/>
             </w:tcMar>
           </w:tcPr>
           <w:p>
@@ -2457,35 +3797,53 @@
             <w:r>
               <w:rPr>
                 <w:rFonts w:ascii="Times New Roman" w:hAnsi="Times New Roman" w:eastAsia="Times New Roman"/>
-                <w:b/>
+                <w:b w:val="0"/>
                 <w:i w:val="0"/>
-                <w:sz w:val="17"/>
+                <w:sz w:val="18"/>
               </w:rPr>
-              <w:t>История России</w:t>
+              <w:t>Философия</w:t>
             </w:r>
-            <w:r>
-              <w:br/>
-            </w:r>
+          </w:p>
+          <w:p>
+            <w:pPr>
+              <w:spacing w:before="0" w:after="0" w:line="240" w:lineRule="auto"/>
+              <w:jc w:val="right"/>
+            </w:pPr>
             <w:r>
               <w:rPr>
                 <w:rFonts w:ascii="Times New Roman" w:hAnsi="Times New Roman" w:eastAsia="Times New Roman"/>
-                <w:b/>
+                <w:b w:val="0"/>
                 <w:i w:val="0"/>
-                <w:sz w:val="17"/>
+                <w:sz w:val="18"/>
               </w:rPr>
-              <w:t xml:space="preserve"> (2 зет)</w:t>
+              <w:t>(2 зет)</w:t>
+            </w:r>
+          </w:p>
+          <w:p>
+            <w:pPr>
+              <w:spacing w:before="200" w:after="0" w:line="240" w:lineRule="auto"/>
+              <w:jc w:val="right"/>
+            </w:pPr>
+            <w:r>
+              <w:rPr>
+                <w:rFonts w:ascii="Times New Roman" w:hAnsi="Times New Roman" w:eastAsia="Times New Roman"/>
+                <w:b w:val="0"/>
+                <w:i w:val="0"/>
+                <w:sz w:val="12"/>
+              </w:rPr>
+              <w:t>10</w:t>
             </w:r>
           </w:p>
         </w:tc>
         <w:tc>
           <w:tcPr>
-            <w:tcW w:type="dxa" w:w="2048"/>
+            <w:tcW w:type="dxa" w:w="2005"/>
             <w:vAlign w:val="top"/>
             <w:tcMar>
-              <w:top w:w="20" w:type="dxa"/>
-              <w:start w:w="20" w:type="dxa"/>
-              <w:bottom w:w="20" w:type="dxa"/>
-              <w:end w:w="20" w:type="dxa"/>
+              <w:top w:w="60" w:type="dxa"/>
+              <w:start w:w="60" w:type="dxa"/>
+              <w:bottom w:w="60" w:type="dxa"/>
+              <w:end w:w="60" w:type="dxa"/>
             </w:tcMar>
           </w:tcPr>
           <w:p>
@@ -2497,11 +3855,11 @@
             <w:r>
               <w:rPr>
                 <w:rFonts w:ascii="Times New Roman" w:hAnsi="Times New Roman" w:eastAsia="Times New Roman"/>
-                <w:b/>
+                <w:b w:val="0"/>
                 <w:i w:val="0"/>
-                <w:sz w:val="17"/>
+                <w:sz w:val="18"/>
               </w:rPr>
-              <w:t>Иностранный язык: Базовый курс</w:t>
+              <w:t>Элективная физическая</w:t>
             </w:r>
             <w:r>
               <w:br/>
@@ -2509,23 +3867,53 @@
             <w:r>
               <w:rPr>
                 <w:rFonts w:ascii="Times New Roman" w:hAnsi="Times New Roman" w:eastAsia="Times New Roman"/>
-                <w:b/>
+                <w:b w:val="0"/>
                 <w:i w:val="0"/>
-                <w:sz w:val="17"/>
+                <w:sz w:val="18"/>
               </w:rPr>
-              <w:t xml:space="preserve"> (2 зет)</w:t>
+              <w:t>культура и спорт</w:t>
+            </w:r>
+          </w:p>
+          <w:p>
+            <w:pPr>
+              <w:spacing w:before="0" w:after="0" w:line="240" w:lineRule="auto"/>
+              <w:jc w:val="right"/>
+            </w:pPr>
+            <w:r>
+              <w:rPr>
+                <w:rFonts w:ascii="Times New Roman" w:hAnsi="Times New Roman" w:eastAsia="Times New Roman"/>
+                <w:b w:val="0"/>
+                <w:i w:val="0"/>
+                <w:sz w:val="18"/>
+              </w:rPr>
+              <w:t>(2.3 зет)</w:t>
+            </w:r>
+          </w:p>
+          <w:p>
+            <w:pPr>
+              <w:spacing w:before="200" w:after="0" w:line="240" w:lineRule="auto"/>
+              <w:jc w:val="right"/>
+            </w:pPr>
+            <w:r>
+              <w:rPr>
+                <w:rFonts w:ascii="Times New Roman" w:hAnsi="Times New Roman" w:eastAsia="Times New Roman"/>
+                <w:b w:val="0"/>
+                <w:i w:val="0"/>
+                <w:sz w:val="12"/>
+              </w:rPr>
+              <w:t>12</w:t>
             </w:r>
           </w:p>
         </w:tc>
         <w:tc>
           <w:tcPr>
-            <w:tcW w:type="dxa" w:w="2048"/>
+            <w:tcW w:type="dxa" w:w="2005"/>
             <w:vAlign w:val="top"/>
             <w:tcMar>
-              <w:top w:w="20" w:type="dxa"/>
-              <w:start w:w="20" w:type="dxa"/>
-              <w:bottom w:w="20" w:type="dxa"/>
-              <w:end w:w="20" w:type="dxa"/>
+              <w:top w:w="60" w:type="dxa"/>
+              <w:start w:w="60" w:type="dxa"/>
+              <w:bottom w:w="60" w:type="dxa"/>
+              <w:end w:w="60" w:type="dxa"/>
             </w:tcMar>
           </w:tcPr>
           <w:p>
@@ -2537,35 +3925,53 @@
             <w:r>
               <w:rPr>
                 <w:rFonts w:ascii="Times New Roman" w:hAnsi="Times New Roman" w:eastAsia="Times New Roman"/>
-                <w:b/>
+                <w:b w:val="0"/>
                 <w:i w:val="0"/>
-                <w:sz w:val="17"/>
+                <w:sz w:val="18"/>
               </w:rPr>
-              <w:t>Основы проектной деятельности</w:t>
+              <w:t>Ознакомительная практика</w:t>
             </w:r>
-            <w:r>
-              <w:br/>
-            </w:r>
+          </w:p>
+          <w:p>
+            <w:pPr>
+              <w:spacing w:before="0" w:after="0" w:line="240" w:lineRule="auto"/>
+              <w:jc w:val="right"/>
+            </w:pPr>
             <w:r>
               <w:rPr>
                 <w:rFonts w:ascii="Times New Roman" w:hAnsi="Times New Roman" w:eastAsia="Times New Roman"/>
-                <w:b/>
+                <w:b w:val="0"/>
                 <w:i w:val="0"/>
-                <w:sz w:val="17"/>
+                <w:sz w:val="18"/>
               </w:rPr>
-              <w:t xml:space="preserve"> (3 зет)</w:t>
+              <w:t>(6 зет)</w:t>
+            </w:r>
+          </w:p>
+          <w:p>
+            <w:pPr>
+              <w:spacing w:before="200" w:after="0" w:line="240" w:lineRule="auto"/>
+              <w:jc w:val="right"/>
+            </w:pPr>
+            <w:r>
+              <w:rPr>
+                <w:rFonts w:ascii="Times New Roman" w:hAnsi="Times New Roman" w:eastAsia="Times New Roman"/>
+                <w:b w:val="0"/>
+                <w:i w:val="0"/>
+                <w:sz w:val="12"/>
+              </w:rPr>
+              <w:t>11</w:t>
             </w:r>
           </w:p>
         </w:tc>
         <w:tc>
           <w:tcPr>
-            <w:tcW w:type="dxa" w:w="2048"/>
+            <w:tcW w:type="dxa" w:w="2005"/>
             <w:vAlign w:val="top"/>
             <w:tcMar>
-              <w:top w:w="20" w:type="dxa"/>
-              <w:start w:w="20" w:type="dxa"/>
-              <w:bottom w:w="20" w:type="dxa"/>
-              <w:end w:w="20" w:type="dxa"/>
+              <w:top w:w="60" w:type="dxa"/>
+              <w:start w:w="60" w:type="dxa"/>
+              <w:bottom w:w="60" w:type="dxa"/>
+              <w:end w:w="60" w:type="dxa"/>
             </w:tcMar>
           </w:tcPr>
           <w:p>
@@ -2577,35 +3983,22 @@
             <w:r>
               <w:rPr>
                 <w:rFonts w:ascii="Times New Roman" w:hAnsi="Times New Roman" w:eastAsia="Times New Roman"/>
-                <w:b/>
+                <w:b w:val="0"/>
                 <w:i w:val="0"/>
-                <w:sz w:val="17"/>
+                <w:sz w:val="18"/>
               </w:rPr>
-              <w:t>Образовательный форсайт / Карьерная адаптивность</w:t>
-            </w:r>
-            <w:r>
-              <w:br/>
-            </w:r>
-            <w:r>
-              <w:rPr>
-                <w:rFonts w:ascii="Times New Roman" w:hAnsi="Times New Roman" w:eastAsia="Times New Roman"/>
-                <w:b/>
-                <w:i w:val="0"/>
-                <w:sz w:val="17"/>
-              </w:rPr>
-              <w:t xml:space="preserve"> (3 зет)</w:t>
             </w:r>
           </w:p>
         </w:tc>
         <w:tc>
           <w:tcPr>
-            <w:tcW w:type="dxa" w:w="2048"/>
+            <w:tcW w:type="dxa" w:w="2005"/>
             <w:vAlign w:val="top"/>
             <w:tcMar>
-              <w:top w:w="20" w:type="dxa"/>
-              <w:start w:w="20" w:type="dxa"/>
-              <w:bottom w:w="20" w:type="dxa"/>
-              <w:end w:w="20" w:type="dxa"/>
+              <w:top w:w="60" w:type="dxa"/>
+              <w:start w:w="60" w:type="dxa"/>
+              <w:bottom w:w="60" w:type="dxa"/>
+              <w:end w:w="60" w:type="dxa"/>
             </w:tcMar>
           </w:tcPr>
           <w:p>
@@ -2617,35 +4010,22 @@
             <w:r>
               <w:rPr>
                 <w:rFonts w:ascii="Times New Roman" w:hAnsi="Times New Roman" w:eastAsia="Times New Roman"/>
-                <w:b/>
+                <w:b w:val="0"/>
                 <w:i w:val="0"/>
-                <w:sz w:val="17"/>
+                <w:sz w:val="18"/>
               </w:rPr>
-              <w:t>Теория автоматов и формальных языков</w:t>
-            </w:r>
-            <w:r>
-              <w:br/>
-            </w:r>
-            <w:r>
-              <w:rPr>
-                <w:rFonts w:ascii="Times New Roman" w:hAnsi="Times New Roman" w:eastAsia="Times New Roman"/>
-                <w:b/>
-                <w:i w:val="0"/>
-                <w:sz w:val="17"/>
-              </w:rPr>
-              <w:t xml:space="preserve"> (3 зет)</w:t>
             </w:r>
           </w:p>
         </w:tc>
         <w:tc>
           <w:tcPr>
-            <w:tcW w:type="dxa" w:w="2048"/>
+            <w:tcW w:type="dxa" w:w="2005"/>
             <w:vAlign w:val="top"/>
             <w:tcMar>
-              <w:top w:w="20" w:type="dxa"/>
-              <w:start w:w="20" w:type="dxa"/>
-              <w:bottom w:w="20" w:type="dxa"/>
-              <w:end w:w="20" w:type="dxa"/>
+              <w:top w:w="60" w:type="dxa"/>
+              <w:start w:w="60" w:type="dxa"/>
+              <w:bottom w:w="60" w:type="dxa"/>
+              <w:end w:w="60" w:type="dxa"/>
             </w:tcMar>
           </w:tcPr>
           <w:p>
@@ -2657,22 +4037,22 @@
             <w:r>
               <w:rPr>
                 <w:rFonts w:ascii="Times New Roman" w:hAnsi="Times New Roman" w:eastAsia="Times New Roman"/>
-                <w:b/>
+                <w:b w:val="0"/>
                 <w:i w:val="0"/>
-                <w:sz w:val="17"/>
+                <w:sz w:val="18"/>
               </w:rPr>
             </w:r>
           </w:p>
         </w:tc>
         <w:tc>
           <w:tcPr>
-            <w:tcW w:type="dxa" w:w="2048"/>
+            <w:tcW w:type="dxa" w:w="2005"/>
             <w:vAlign w:val="top"/>
             <w:tcMar>
-              <w:top w:w="20" w:type="dxa"/>
-              <w:start w:w="20" w:type="dxa"/>
-              <w:bottom w:w="20" w:type="dxa"/>
-              <w:end w:w="20" w:type="dxa"/>
+              <w:top w:w="60" w:type="dxa"/>
+              <w:start w:w="60" w:type="dxa"/>
+              <w:bottom w:w="60" w:type="dxa"/>
+              <w:end w:w="60" w:type="dxa"/>
             </w:tcMar>
           </w:tcPr>
           <w:p>
@@ -2684,24 +4064,27 @@
             <w:r>
               <w:rPr>
                 <w:rFonts w:ascii="Times New Roman" w:hAnsi="Times New Roman" w:eastAsia="Times New Roman"/>
-                <w:b/>
+                <w:b w:val="0"/>
                 <w:i w:val="0"/>
-                <w:sz w:val="17"/>
+                <w:sz w:val="18"/>
               </w:rPr>
             </w:r>
           </w:p>
         </w:tc>
       </w:tr>
       <w:tr>
+        <w:trPr>
+          <w:trHeight w:val="400" w:hRule="atLeast"/>
+        </w:trPr>
         <w:tc>
           <w:tcPr>
-            <w:tcW w:type="dxa" w:w="2048"/>
+            <w:tcW w:type="dxa" w:w="2005"/>
             <w:vAlign w:val="top"/>
             <w:tcMar>
-              <w:top w:w="20" w:type="dxa"/>
-              <w:start w:w="20" w:type="dxa"/>
-              <w:bottom w:w="20" w:type="dxa"/>
-              <w:end w:w="20" w:type="dxa"/>
+              <w:top w:w="60" w:type="dxa"/>
+              <w:start w:w="60" w:type="dxa"/>
+              <w:bottom w:w="60" w:type="dxa"/>
+              <w:end w:w="60" w:type="dxa"/>
             </w:tcMar>
           </w:tcPr>
           <w:p>
@@ -2713,11 +4096,11 @@
             <w:r>
               <w:rPr>
                 <w:rFonts w:ascii="Times New Roman" w:hAnsi="Times New Roman" w:eastAsia="Times New Roman"/>
-                <w:b/>
+                <w:b w:val="0"/>
                 <w:i w:val="0"/>
-                <w:sz w:val="17"/>
+                <w:sz w:val="18"/>
               </w:rPr>
-              <w:t>Основы российской государственности</w:t>
+              <w:t>Элективная физическая</w:t>
             </w:r>
             <w:r>
               <w:br/>
@@ -2725,23 +4108,53 @@
             <w:r>
               <w:rPr>
                 <w:rFonts w:ascii="Times New Roman" w:hAnsi="Times New Roman" w:eastAsia="Times New Roman"/>
-                <w:b/>
+                <w:b w:val="0"/>
                 <w:i w:val="0"/>
-                <w:sz w:val="17"/>
+                <w:sz w:val="18"/>
               </w:rPr>
-              <w:t xml:space="preserve"> (2 зет)</w:t>
+              <w:t>культура и спорт</w:t>
+            </w:r>
+          </w:p>
+          <w:p>
+            <w:pPr>
+              <w:spacing w:before="0" w:after="0" w:line="240" w:lineRule="auto"/>
+              <w:jc w:val="right"/>
+            </w:pPr>
+            <w:r>
+              <w:rPr>
+                <w:rFonts w:ascii="Times New Roman" w:hAnsi="Times New Roman" w:eastAsia="Times New Roman"/>
+                <w:b w:val="0"/>
+                <w:i w:val="0"/>
+                <w:sz w:val="18"/>
+              </w:rPr>
+              <w:t>(2.3 зет)</w:t>
+            </w:r>
+          </w:p>
+          <w:p>
+            <w:pPr>
+              <w:spacing w:before="200" w:after="0" w:line="240" w:lineRule="auto"/>
+              <w:jc w:val="right"/>
+            </w:pPr>
+            <w:r>
+              <w:rPr>
+                <w:rFonts w:ascii="Times New Roman" w:hAnsi="Times New Roman" w:eastAsia="Times New Roman"/>
+                <w:b w:val="0"/>
+                <w:i w:val="0"/>
+                <w:sz w:val="12"/>
+              </w:rPr>
+              <w:t>12</w:t>
             </w:r>
           </w:p>
         </w:tc>
         <w:tc>
           <w:tcPr>
-            <w:tcW w:type="dxa" w:w="2048"/>
+            <w:tcW w:type="dxa" w:w="2005"/>
             <w:vAlign w:val="top"/>
             <w:tcMar>
-              <w:top w:w="20" w:type="dxa"/>
-              <w:start w:w="20" w:type="dxa"/>
-              <w:bottom w:w="20" w:type="dxa"/>
-              <w:end w:w="20" w:type="dxa"/>
+              <w:top w:w="60" w:type="dxa"/>
+              <w:start w:w="60" w:type="dxa"/>
+              <w:bottom w:w="60" w:type="dxa"/>
+              <w:end w:w="60" w:type="dxa"/>
             </w:tcMar>
           </w:tcPr>
           <w:p>
@@ -2753,35 +4166,53 @@
             <w:r>
               <w:rPr>
                 <w:rFonts w:ascii="Times New Roman" w:hAnsi="Times New Roman" w:eastAsia="Times New Roman"/>
-                <w:b/>
+                <w:b w:val="0"/>
                 <w:i w:val="0"/>
-                <w:sz w:val="17"/>
+                <w:sz w:val="18"/>
               </w:rPr>
-              <w:t>Физическая культура</w:t>
+              <w:t>Структуры данных</w:t>
             </w:r>
-            <w:r>
-              <w:br/>
-            </w:r>
+          </w:p>
+          <w:p>
+            <w:pPr>
+              <w:spacing w:before="0" w:after="0" w:line="240" w:lineRule="auto"/>
+              <w:jc w:val="right"/>
+            </w:pPr>
             <w:r>
               <w:rPr>
                 <w:rFonts w:ascii="Times New Roman" w:hAnsi="Times New Roman" w:eastAsia="Times New Roman"/>
-                <w:b/>
+                <w:b w:val="0"/>
                 <w:i w:val="0"/>
-                <w:sz w:val="17"/>
+                <w:sz w:val="18"/>
               </w:rPr>
-              <w:t xml:space="preserve"> (2 зет)</w:t>
+              <w:t>(5 зет)</w:t>
+            </w:r>
+          </w:p>
+          <w:p>
+            <w:pPr>
+              <w:spacing w:before="200" w:after="0" w:line="240" w:lineRule="auto"/>
+              <w:jc w:val="right"/>
+            </w:pPr>
+            <w:r>
+              <w:rPr>
+                <w:rFonts w:ascii="Times New Roman" w:hAnsi="Times New Roman" w:eastAsia="Times New Roman"/>
+                <w:b w:val="0"/>
+                <w:i w:val="0"/>
+                <w:sz w:val="12"/>
+              </w:rPr>
+              <w:t>12</w:t>
             </w:r>
           </w:p>
         </w:tc>
         <w:tc>
           <w:tcPr>
-            <w:tcW w:type="dxa" w:w="2048"/>
+            <w:tcW w:type="dxa" w:w="2005"/>
             <w:vAlign w:val="top"/>
             <w:tcMar>
-              <w:top w:w="20" w:type="dxa"/>
-              <w:start w:w="20" w:type="dxa"/>
-              <w:bottom w:w="20" w:type="dxa"/>
-              <w:end w:w="20" w:type="dxa"/>
+              <w:top w:w="60" w:type="dxa"/>
+              <w:start w:w="60" w:type="dxa"/>
+              <w:bottom w:w="60" w:type="dxa"/>
+              <w:end w:w="60" w:type="dxa"/>
             </w:tcMar>
           </w:tcPr>
           <w:p>
@@ -2793,35 +4224,22 @@
             <w:r>
               <w:rPr>
                 <w:rFonts w:ascii="Times New Roman" w:hAnsi="Times New Roman" w:eastAsia="Times New Roman"/>
-                <w:b/>
+                <w:b w:val="0"/>
                 <w:i w:val="0"/>
-                <w:sz w:val="17"/>
+                <w:sz w:val="18"/>
               </w:rPr>
-              <w:t>История России</w:t>
-            </w:r>
-            <w:r>
-              <w:br/>
-            </w:r>
-            <w:r>
-              <w:rPr>
-                <w:rFonts w:ascii="Times New Roman" w:hAnsi="Times New Roman" w:eastAsia="Times New Roman"/>
-                <w:b/>
-                <w:i w:val="0"/>
-                <w:sz w:val="17"/>
-              </w:rPr>
-              <w:t xml:space="preserve"> (2 зет)</w:t>
             </w:r>
           </w:p>
         </w:tc>
         <w:tc>
           <w:tcPr>
-            <w:tcW w:type="dxa" w:w="2048"/>
+            <w:tcW w:type="dxa" w:w="2005"/>
             <w:vAlign w:val="top"/>
             <w:tcMar>
-              <w:top w:w="20" w:type="dxa"/>
-              <w:start w:w="20" w:type="dxa"/>
-              <w:bottom w:w="20" w:type="dxa"/>
-              <w:end w:w="20" w:type="dxa"/>
+              <w:top w:w="60" w:type="dxa"/>
+              <w:start w:w="60" w:type="dxa"/>
+              <w:bottom w:w="60" w:type="dxa"/>
+              <w:end w:w="60" w:type="dxa"/>
             </w:tcMar>
           </w:tcPr>
           <w:p>
@@ -2833,11 +4251,11 @@
             <w:r>
               <w:rPr>
                 <w:rFonts w:ascii="Times New Roman" w:hAnsi="Times New Roman" w:eastAsia="Times New Roman"/>
-                <w:b/>
+                <w:b w:val="0"/>
                 <w:i w:val="0"/>
-                <w:sz w:val="17"/>
+                <w:sz w:val="18"/>
               </w:rPr>
-              <w:t>Технологическое лидерство</w:t>
+              <w:t>Элективная физическая</w:t>
             </w:r>
             <w:r>
               <w:br/>
@@ -2845,23 +4263,53 @@
             <w:r>
               <w:rPr>
                 <w:rFonts w:ascii="Times New Roman" w:hAnsi="Times New Roman" w:eastAsia="Times New Roman"/>
-                <w:b/>
+                <w:b w:val="0"/>
                 <w:i w:val="0"/>
-                <w:sz w:val="17"/>
+                <w:sz w:val="18"/>
               </w:rPr>
-              <w:t xml:space="preserve"> (2 зет)</w:t>
+              <w:t>культура и спорт</w:t>
+            </w:r>
+          </w:p>
+          <w:p>
+            <w:pPr>
+              <w:spacing w:before="0" w:after="0" w:line="240" w:lineRule="auto"/>
+              <w:jc w:val="right"/>
+            </w:pPr>
+            <w:r>
+              <w:rPr>
+                <w:rFonts w:ascii="Times New Roman" w:hAnsi="Times New Roman" w:eastAsia="Times New Roman"/>
+                <w:b w:val="0"/>
+                <w:i w:val="0"/>
+                <w:sz w:val="18"/>
+              </w:rPr>
+              <w:t>(2.3 зет)</w:t>
+            </w:r>
+          </w:p>
+          <w:p>
+            <w:pPr>
+              <w:spacing w:before="200" w:after="0" w:line="240" w:lineRule="auto"/>
+              <w:jc w:val="right"/>
+            </w:pPr>
+            <w:r>
+              <w:rPr>
+                <w:rFonts w:ascii="Times New Roman" w:hAnsi="Times New Roman" w:eastAsia="Times New Roman"/>
+                <w:b w:val="0"/>
+                <w:i w:val="0"/>
+                <w:sz w:val="12"/>
+              </w:rPr>
+              <w:t>12</w:t>
             </w:r>
           </w:p>
         </w:tc>
         <w:tc>
           <w:tcPr>
-            <w:tcW w:type="dxa" w:w="2048"/>
+            <w:tcW w:type="dxa" w:w="2005"/>
             <w:vAlign w:val="top"/>
             <w:tcMar>
-              <w:top w:w="20" w:type="dxa"/>
-              <w:start w:w="20" w:type="dxa"/>
-              <w:bottom w:w="20" w:type="dxa"/>
-              <w:end w:w="20" w:type="dxa"/>
+              <w:top w:w="60" w:type="dxa"/>
+              <w:start w:w="60" w:type="dxa"/>
+              <w:bottom w:w="60" w:type="dxa"/>
+              <w:end w:w="60" w:type="dxa"/>
             </w:tcMar>
           </w:tcPr>
           <w:p>
@@ -2873,22 +4321,22 @@
             <w:r>
               <w:rPr>
                 <w:rFonts w:ascii="Times New Roman" w:hAnsi="Times New Roman" w:eastAsia="Times New Roman"/>
-                <w:b/>
+                <w:b w:val="0"/>
                 <w:i w:val="0"/>
-                <w:sz w:val="17"/>
+                <w:sz w:val="18"/>
               </w:rPr>
             </w:r>
           </w:p>
         </w:tc>
         <w:tc>
           <w:tcPr>
-            <w:tcW w:type="dxa" w:w="2048"/>
+            <w:tcW w:type="dxa" w:w="2005"/>
             <w:vAlign w:val="top"/>
             <w:tcMar>
-              <w:top w:w="20" w:type="dxa"/>
-              <w:start w:w="20" w:type="dxa"/>
-              <w:bottom w:w="20" w:type="dxa"/>
-              <w:end w:w="20" w:type="dxa"/>
+              <w:top w:w="60" w:type="dxa"/>
+              <w:start w:w="60" w:type="dxa"/>
+              <w:bottom w:w="60" w:type="dxa"/>
+              <w:end w:w="60" w:type="dxa"/>
             </w:tcMar>
           </w:tcPr>
           <w:p>
@@ -2900,35 +4348,22 @@
             <w:r>
               <w:rPr>
                 <w:rFonts w:ascii="Times New Roman" w:hAnsi="Times New Roman" w:eastAsia="Times New Roman"/>
-                <w:b/>
+                <w:b w:val="0"/>
                 <w:i w:val="0"/>
-                <w:sz w:val="17"/>
+                <w:sz w:val="18"/>
               </w:rPr>
-              <w:t>Теория вероятностей и математическая статистика</w:t>
-            </w:r>
-            <w:r>
-              <w:br/>
-            </w:r>
-            <w:r>
-              <w:rPr>
-                <w:rFonts w:ascii="Times New Roman" w:hAnsi="Times New Roman" w:eastAsia="Times New Roman"/>
-                <w:b/>
-                <w:i w:val="0"/>
-                <w:sz w:val="17"/>
-              </w:rPr>
-              <w:t xml:space="preserve"> (3 зет)</w:t>
             </w:r>
           </w:p>
         </w:tc>
         <w:tc>
           <w:tcPr>
-            <w:tcW w:type="dxa" w:w="2048"/>
+            <w:tcW w:type="dxa" w:w="2005"/>
             <w:vAlign w:val="top"/>
             <w:tcMar>
-              <w:top w:w="20" w:type="dxa"/>
-              <w:start w:w="20" w:type="dxa"/>
-              <w:bottom w:w="20" w:type="dxa"/>
-              <w:end w:w="20" w:type="dxa"/>
+              <w:top w:w="60" w:type="dxa"/>
+              <w:start w:w="60" w:type="dxa"/>
+              <w:bottom w:w="60" w:type="dxa"/>
+              <w:end w:w="60" w:type="dxa"/>
             </w:tcMar>
           </w:tcPr>
           <w:p>
@@ -2940,22 +4375,22 @@
             <w:r>
               <w:rPr>
                 <w:rFonts w:ascii="Times New Roman" w:hAnsi="Times New Roman" w:eastAsia="Times New Roman"/>
-                <w:b/>
+                <w:b w:val="0"/>
                 <w:i w:val="0"/>
-                <w:sz w:val="17"/>
+                <w:sz w:val="18"/>
               </w:rPr>
             </w:r>
           </w:p>
         </w:tc>
         <w:tc>
           <w:tcPr>
-            <w:tcW w:type="dxa" w:w="2048"/>
+            <w:tcW w:type="dxa" w:w="2005"/>
             <w:vAlign w:val="top"/>
             <w:tcMar>
-              <w:top w:w="20" w:type="dxa"/>
-              <w:start w:w="20" w:type="dxa"/>
-              <w:bottom w:w="20" w:type="dxa"/>
-              <w:end w:w="20" w:type="dxa"/>
+              <w:top w:w="60" w:type="dxa"/>
+              <w:start w:w="60" w:type="dxa"/>
+              <w:bottom w:w="60" w:type="dxa"/>
+              <w:end w:w="60" w:type="dxa"/>
             </w:tcMar>
           </w:tcPr>
           <w:p>
@@ -2967,24 +4402,27 @@
             <w:r>
               <w:rPr>
                 <w:rFonts w:ascii="Times New Roman" w:hAnsi="Times New Roman" w:eastAsia="Times New Roman"/>
-                <w:b/>
+                <w:b w:val="0"/>
                 <w:i w:val="0"/>
-                <w:sz w:val="17"/>
+                <w:sz w:val="18"/>
               </w:rPr>
             </w:r>
           </w:p>
         </w:tc>
       </w:tr>
       <w:tr>
+        <w:trPr>
+          <w:trHeight w:val="400" w:hRule="atLeast"/>
+        </w:trPr>
         <w:tc>
           <w:tcPr>
-            <w:tcW w:type="dxa" w:w="2048"/>
+            <w:tcW w:type="dxa" w:w="2005"/>
             <w:vAlign w:val="top"/>
             <w:tcMar>
-              <w:top w:w="20" w:type="dxa"/>
-              <w:start w:w="20" w:type="dxa"/>
-              <w:bottom w:w="20" w:type="dxa"/>
-              <w:end w:w="20" w:type="dxa"/>
+              <w:top w:w="60" w:type="dxa"/>
+              <w:start w:w="60" w:type="dxa"/>
+              <w:bottom w:w="60" w:type="dxa"/>
+              <w:end w:w="60" w:type="dxa"/>
             </w:tcMar>
           </w:tcPr>
           <w:p>
@@ -2996,11 +4434,11 @@
             <w:r>
               <w:rPr>
                 <w:rFonts w:ascii="Times New Roman" w:hAnsi="Times New Roman" w:eastAsia="Times New Roman"/>
-                <w:b/>
+                <w:b w:val="0"/>
                 <w:i w:val="0"/>
-                <w:sz w:val="17"/>
+                <w:sz w:val="18"/>
               </w:rPr>
-              <w:t>Основы цифровых технологий</w:t>
+              <w:t>Основы цифровых</w:t>
             </w:r>
             <w:r>
               <w:br/>
@@ -3008,23 +4446,53 @@
             <w:r>
               <w:rPr>
                 <w:rFonts w:ascii="Times New Roman" w:hAnsi="Times New Roman" w:eastAsia="Times New Roman"/>
-                <w:b/>
+                <w:b w:val="0"/>
                 <w:i w:val="0"/>
-                <w:sz w:val="17"/>
+                <w:sz w:val="18"/>
               </w:rPr>
-              <w:t xml:space="preserve"> (2 зет)</w:t>
+              <w:t>технологий</w:t>
+            </w:r>
+          </w:p>
+          <w:p>
+            <w:pPr>
+              <w:spacing w:before="0" w:after="0" w:line="240" w:lineRule="auto"/>
+              <w:jc w:val="right"/>
+            </w:pPr>
+            <w:r>
+              <w:rPr>
+                <w:rFonts w:ascii="Times New Roman" w:hAnsi="Times New Roman" w:eastAsia="Times New Roman"/>
+                <w:b w:val="0"/>
+                <w:i w:val="0"/>
+                <w:sz w:val="18"/>
+              </w:rPr>
+              <w:t>(2 зет)</w:t>
+            </w:r>
+          </w:p>
+          <w:p>
+            <w:pPr>
+              <w:spacing w:before="200" w:after="0" w:line="240" w:lineRule="auto"/>
+              <w:jc w:val="right"/>
+            </w:pPr>
+            <w:r>
+              <w:rPr>
+                <w:rFonts w:ascii="Times New Roman" w:hAnsi="Times New Roman" w:eastAsia="Times New Roman"/>
+                <w:b w:val="0"/>
+                <w:i w:val="0"/>
+                <w:sz w:val="12"/>
+              </w:rPr>
+              <w:t>12</w:t>
             </w:r>
           </w:p>
         </w:tc>
         <w:tc>
           <w:tcPr>
-            <w:tcW w:type="dxa" w:w="2048"/>
+            <w:tcW w:type="dxa" w:w="2005"/>
             <w:vAlign w:val="top"/>
             <w:tcMar>
-              <w:top w:w="20" w:type="dxa"/>
-              <w:start w:w="20" w:type="dxa"/>
-              <w:bottom w:w="20" w:type="dxa"/>
-              <w:end w:w="20" w:type="dxa"/>
+              <w:top w:w="60" w:type="dxa"/>
+              <w:start w:w="60" w:type="dxa"/>
+              <w:bottom w:w="60" w:type="dxa"/>
+              <w:end w:w="60" w:type="dxa"/>
             </w:tcMar>
           </w:tcPr>
           <w:p>
@@ -3036,11 +4504,11 @@
             <w:r>
               <w:rPr>
                 <w:rFonts w:ascii="Times New Roman" w:hAnsi="Times New Roman" w:eastAsia="Times New Roman"/>
-                <w:b/>
+                <w:b w:val="0"/>
                 <w:i w:val="0"/>
-                <w:sz w:val="17"/>
+                <w:sz w:val="18"/>
               </w:rPr>
-              <w:t>Философия</w:t>
+              <w:t>Элективная физическая</w:t>
             </w:r>
             <w:r>
               <w:br/>
@@ -3048,23 +4516,53 @@
             <w:r>
               <w:rPr>
                 <w:rFonts w:ascii="Times New Roman" w:hAnsi="Times New Roman" w:eastAsia="Times New Roman"/>
-                <w:b/>
+                <w:b w:val="0"/>
                 <w:i w:val="0"/>
-                <w:sz w:val="17"/>
+                <w:sz w:val="18"/>
               </w:rPr>
-              <w:t xml:space="preserve"> (2 зет)</w:t>
+              <w:t>культура и спорт</w:t>
+            </w:r>
+          </w:p>
+          <w:p>
+            <w:pPr>
+              <w:spacing w:before="0" w:after="0" w:line="240" w:lineRule="auto"/>
+              <w:jc w:val="right"/>
+            </w:pPr>
+            <w:r>
+              <w:rPr>
+                <w:rFonts w:ascii="Times New Roman" w:hAnsi="Times New Roman" w:eastAsia="Times New Roman"/>
+                <w:b w:val="0"/>
+                <w:i w:val="0"/>
+                <w:sz w:val="18"/>
+              </w:rPr>
+              <w:t>(2.3 зет)</w:t>
+            </w:r>
+          </w:p>
+          <w:p>
+            <w:pPr>
+              <w:spacing w:before="200" w:after="0" w:line="240" w:lineRule="auto"/>
+              <w:jc w:val="right"/>
+            </w:pPr>
+            <w:r>
+              <w:rPr>
+                <w:rFonts w:ascii="Times New Roman" w:hAnsi="Times New Roman" w:eastAsia="Times New Roman"/>
+                <w:b w:val="0"/>
+                <w:i w:val="0"/>
+                <w:sz w:val="12"/>
+              </w:rPr>
+              <w:t>12</w:t>
             </w:r>
           </w:p>
         </w:tc>
         <w:tc>
           <w:tcPr>
-            <w:tcW w:type="dxa" w:w="2048"/>
+            <w:tcW w:type="dxa" w:w="2005"/>
             <w:vAlign w:val="top"/>
             <w:tcMar>
-              <w:top w:w="20" w:type="dxa"/>
-              <w:start w:w="20" w:type="dxa"/>
-              <w:bottom w:w="20" w:type="dxa"/>
-              <w:end w:w="20" w:type="dxa"/>
+              <w:top w:w="60" w:type="dxa"/>
+              <w:start w:w="60" w:type="dxa"/>
+              <w:bottom w:w="60" w:type="dxa"/>
+              <w:end w:w="60" w:type="dxa"/>
             </w:tcMar>
           </w:tcPr>
           <w:p>
@@ -3076,35 +4574,22 @@
             <w:r>
               <w:rPr>
                 <w:rFonts w:ascii="Times New Roman" w:hAnsi="Times New Roman" w:eastAsia="Times New Roman"/>
-                <w:b/>
+                <w:b w:val="0"/>
                 <w:i w:val="0"/>
-                <w:sz w:val="17"/>
+                <w:sz w:val="18"/>
               </w:rPr>
-              <w:t>Онлайн-мастерская надпрофессиональных компетенций / Офлайн-мастерская надпрофессиональных компетенций</w:t>
-            </w:r>
-            <w:r>
-              <w:br/>
-            </w:r>
-            <w:r>
-              <w:rPr>
-                <w:rFonts w:ascii="Times New Roman" w:hAnsi="Times New Roman" w:eastAsia="Times New Roman"/>
-                <w:b/>
-                <w:i w:val="0"/>
-                <w:sz w:val="17"/>
-              </w:rPr>
-              <w:t xml:space="preserve"> (2 зет)</w:t>
             </w:r>
           </w:p>
         </w:tc>
         <w:tc>
           <w:tcPr>
-            <w:tcW w:type="dxa" w:w="2048"/>
+            <w:tcW w:type="dxa" w:w="2005"/>
             <w:vAlign w:val="top"/>
             <w:tcMar>
-              <w:top w:w="20" w:type="dxa"/>
-              <w:start w:w="20" w:type="dxa"/>
-              <w:bottom w:w="20" w:type="dxa"/>
-              <w:end w:w="20" w:type="dxa"/>
+              <w:top w:w="60" w:type="dxa"/>
+              <w:start w:w="60" w:type="dxa"/>
+              <w:bottom w:w="60" w:type="dxa"/>
+              <w:end w:w="60" w:type="dxa"/>
             </w:tcMar>
           </w:tcPr>
           <w:p>
@@ -3116,22 +4601,53 @@
             <w:r>
               <w:rPr>
                 <w:rFonts w:ascii="Times New Roman" w:hAnsi="Times New Roman" w:eastAsia="Times New Roman"/>
-                <w:b/>
+                <w:b w:val="0"/>
                 <w:i w:val="0"/>
-                <w:sz w:val="17"/>
+                <w:sz w:val="18"/>
               </w:rPr>
+              <w:t>Технологическое лидерство</w:t>
+            </w:r>
+          </w:p>
+          <w:p>
+            <w:pPr>
+              <w:spacing w:before="0" w:after="0" w:line="240" w:lineRule="auto"/>
+              <w:jc w:val="right"/>
+            </w:pPr>
+            <w:r>
+              <w:rPr>
+                <w:rFonts w:ascii="Times New Roman" w:hAnsi="Times New Roman" w:eastAsia="Times New Roman"/>
+                <w:b w:val="0"/>
+                <w:i w:val="0"/>
+                <w:sz w:val="18"/>
+              </w:rPr>
+              <w:t>(2 зет)</w:t>
+            </w:r>
+          </w:p>
+          <w:p>
+            <w:pPr>
+              <w:spacing w:before="200" w:after="0" w:line="240" w:lineRule="auto"/>
+              <w:jc w:val="right"/>
+            </w:pPr>
+            <w:r>
+              <w:rPr>
+                <w:rFonts w:ascii="Times New Roman" w:hAnsi="Times New Roman" w:eastAsia="Times New Roman"/>
+                <w:b w:val="0"/>
+                <w:i w:val="0"/>
+                <w:sz w:val="12"/>
+              </w:rPr>
+              <w:t>12</w:t>
             </w:r>
           </w:p>
         </w:tc>
         <w:tc>
           <w:tcPr>
-            <w:tcW w:type="dxa" w:w="2048"/>
+            <w:tcW w:type="dxa" w:w="2005"/>
             <w:vAlign w:val="top"/>
             <w:tcMar>
-              <w:top w:w="20" w:type="dxa"/>
-              <w:start w:w="20" w:type="dxa"/>
-              <w:bottom w:w="20" w:type="dxa"/>
-              <w:end w:w="20" w:type="dxa"/>
+              <w:top w:w="60" w:type="dxa"/>
+              <w:start w:w="60" w:type="dxa"/>
+              <w:bottom w:w="60" w:type="dxa"/>
+              <w:end w:w="60" w:type="dxa"/>
             </w:tcMar>
           </w:tcPr>
           <w:p>
@@ -3143,22 +4659,22 @@
             <w:r>
               <w:rPr>
                 <w:rFonts w:ascii="Times New Roman" w:hAnsi="Times New Roman" w:eastAsia="Times New Roman"/>
-                <w:b/>
+                <w:b w:val="0"/>
                 <w:i w:val="0"/>
-                <w:sz w:val="17"/>
+                <w:sz w:val="18"/>
               </w:rPr>
             </w:r>
           </w:p>
         </w:tc>
         <w:tc>
           <w:tcPr>
-            <w:tcW w:type="dxa" w:w="2048"/>
+            <w:tcW w:type="dxa" w:w="2005"/>
             <w:vAlign w:val="top"/>
             <w:tcMar>
-              <w:top w:w="20" w:type="dxa"/>
-              <w:start w:w="20" w:type="dxa"/>
-              <w:bottom w:w="20" w:type="dxa"/>
-              <w:end w:w="20" w:type="dxa"/>
+              <w:top w:w="60" w:type="dxa"/>
+              <w:start w:w="60" w:type="dxa"/>
+              <w:bottom w:w="60" w:type="dxa"/>
+              <w:end w:w="60" w:type="dxa"/>
             </w:tcMar>
           </w:tcPr>
           <w:p>
@@ -3170,22 +4686,22 @@
             <w:r>
               <w:rPr>
                 <w:rFonts w:ascii="Times New Roman" w:hAnsi="Times New Roman" w:eastAsia="Times New Roman"/>
-                <w:b/>
+                <w:b w:val="0"/>
                 <w:i w:val="0"/>
-                <w:sz w:val="17"/>
+                <w:sz w:val="18"/>
               </w:rPr>
             </w:r>
           </w:p>
         </w:tc>
         <w:tc>
           <w:tcPr>
-            <w:tcW w:type="dxa" w:w="2048"/>
+            <w:tcW w:type="dxa" w:w="2005"/>
             <w:vAlign w:val="top"/>
             <w:tcMar>
-              <w:top w:w="20" w:type="dxa"/>
-              <w:start w:w="20" w:type="dxa"/>
-              <w:bottom w:w="20" w:type="dxa"/>
-              <w:end w:w="20" w:type="dxa"/>
+              <w:top w:w="60" w:type="dxa"/>
+              <w:start w:w="60" w:type="dxa"/>
+              <w:bottom w:w="60" w:type="dxa"/>
+              <w:end w:w="60" w:type="dxa"/>
             </w:tcMar>
           </w:tcPr>
           <w:p>
@@ -3197,22 +4713,22 @@
             <w:r>
               <w:rPr>
                 <w:rFonts w:ascii="Times New Roman" w:hAnsi="Times New Roman" w:eastAsia="Times New Roman"/>
-                <w:b/>
+                <w:b w:val="0"/>
                 <w:i w:val="0"/>
-                <w:sz w:val="17"/>
+                <w:sz w:val="18"/>
               </w:rPr>
             </w:r>
           </w:p>
         </w:tc>
         <w:tc>
           <w:tcPr>
-            <w:tcW w:type="dxa" w:w="2048"/>
+            <w:tcW w:type="dxa" w:w="2005"/>
             <w:vAlign w:val="top"/>
             <w:tcMar>
-              <w:top w:w="20" w:type="dxa"/>
-              <w:start w:w="20" w:type="dxa"/>
-              <w:bottom w:w="20" w:type="dxa"/>
-              <w:end w:w="20" w:type="dxa"/>
+              <w:top w:w="60" w:type="dxa"/>
+              <w:start w:w="60" w:type="dxa"/>
+              <w:bottom w:w="60" w:type="dxa"/>
+              <w:end w:w="60" w:type="dxa"/>
             </w:tcMar>
           </w:tcPr>
           <w:p>
@@ -3224,18 +4740,228 @@
             <w:r>
               <w:rPr>
                 <w:rFonts w:ascii="Times New Roman" w:hAnsi="Times New Roman" w:eastAsia="Times New Roman"/>
-                <w:b/>
+                <w:b w:val="0"/>
                 <w:i w:val="0"/>
-                <w:sz w:val="17"/>
+                <w:sz w:val="18"/>
               </w:rPr>
             </w:r>
           </w:p>
         </w:tc>
       </w:tr>
     </w:tbl>
+    <w:p/>
+    <w:p>
+      <w:pPr>
+        <w:spacing w:before="0" w:after="0" w:line="240" w:lineRule="auto"/>
+        <w:jc w:val="left"/>
+      </w:pPr>
+      <w:r>
+        <w:rPr>
+          <w:rFonts w:ascii="Times New Roman" w:hAnsi="Times New Roman" w:eastAsia="Times New Roman"/>
+          <w:b/>
+          <w:i w:val="0"/>
+          <w:sz w:val="22"/>
+          <w:u w:val="single"/>
+        </w:rPr>
+        <w:t>СПИСОК МОДУЛЕЙ:</w:t>
+      </w:r>
+    </w:p>
+    <w:p/>
+    <w:p>
+      <w:pPr>
+        <w:spacing w:before="0" w:after="0" w:line="240" w:lineRule="auto"/>
+        <w:jc w:val="left"/>
+      </w:pPr>
+      <w:r>
+        <w:rPr>
+          <w:rFonts w:ascii="Times New Roman" w:hAnsi="Times New Roman" w:eastAsia="Times New Roman"/>
+          <w:b w:val="0"/>
+          <w:i w:val="0"/>
+          <w:sz w:val="20"/>
+          <w:u w:val="none"/>
+        </w:rPr>
+        <w:t>1. Инженерное ядро</w:t>
+      </w:r>
+    </w:p>
+    <w:p>
+      <w:pPr>
+        <w:spacing w:before="0" w:after="0" w:line="240" w:lineRule="auto"/>
+        <w:jc w:val="left"/>
+      </w:pPr>
+      <w:r>
+        <w:rPr>
+          <w:rFonts w:ascii="Times New Roman" w:hAnsi="Times New Roman" w:eastAsia="Times New Roman"/>
+          <w:b w:val="0"/>
+          <w:i w:val="0"/>
+          <w:sz w:val="20"/>
+          <w:u w:val="none"/>
+        </w:rPr>
+        <w:t>2. Прикладная математика</w:t>
+      </w:r>
+    </w:p>
+    <w:p>
+      <w:pPr>
+        <w:spacing w:before="0" w:after="0" w:line="240" w:lineRule="auto"/>
+        <w:jc w:val="left"/>
+      </w:pPr>
+      <w:r>
+        <w:rPr>
+          <w:rFonts w:ascii="Times New Roman" w:hAnsi="Times New Roman" w:eastAsia="Times New Roman"/>
+          <w:b w:val="0"/>
+          <w:i w:val="0"/>
+          <w:sz w:val="20"/>
+          <w:u w:val="none"/>
+        </w:rPr>
+        <w:t>3. Администрирование информационных систем</w:t>
+      </w:r>
+    </w:p>
+    <w:p>
+      <w:pPr>
+        <w:spacing w:before="0" w:after="0" w:line="240" w:lineRule="auto"/>
+        <w:jc w:val="left"/>
+      </w:pPr>
+      <w:r>
+        <w:rPr>
+          <w:rFonts w:ascii="Times New Roman" w:hAnsi="Times New Roman" w:eastAsia="Times New Roman"/>
+          <w:b w:val="0"/>
+          <w:i w:val="0"/>
+          <w:sz w:val="20"/>
+          <w:u w:val="none"/>
+        </w:rPr>
+        <w:t>4. Машинное обучение и искусственный интеллект</w:t>
+      </w:r>
+    </w:p>
+    <w:p>
+      <w:pPr>
+        <w:spacing w:before="0" w:after="0" w:line="240" w:lineRule="auto"/>
+        <w:jc w:val="left"/>
+      </w:pPr>
+      <w:r>
+        <w:rPr>
+          <w:rFonts w:ascii="Times New Roman" w:hAnsi="Times New Roman" w:eastAsia="Times New Roman"/>
+          <w:b w:val="0"/>
+          <w:i w:val="0"/>
+          <w:sz w:val="20"/>
+          <w:u w:val="none"/>
+        </w:rPr>
+        <w:t>5. Технологии web-разработки</w:t>
+      </w:r>
+    </w:p>
+    <w:p>
+      <w:pPr>
+        <w:spacing w:before="0" w:after="0" w:line="240" w:lineRule="auto"/>
+        <w:jc w:val="left"/>
+      </w:pPr>
+      <w:r>
+        <w:rPr>
+          <w:rFonts w:ascii="Times New Roman" w:hAnsi="Times New Roman" w:eastAsia="Times New Roman"/>
+          <w:b w:val="0"/>
+          <w:i w:val="0"/>
+          <w:sz w:val="20"/>
+          <w:u w:val="none"/>
+        </w:rPr>
+        <w:t>6. Программирование</w:t>
+      </w:r>
+    </w:p>
+    <w:p>
+      <w:pPr>
+        <w:spacing w:before="0" w:after="0" w:line="240" w:lineRule="auto"/>
+        <w:jc w:val="left"/>
+      </w:pPr>
+      <w:r>
+        <w:rPr>
+          <w:rFonts w:ascii="Times New Roman" w:hAnsi="Times New Roman" w:eastAsia="Times New Roman"/>
+          <w:b w:val="0"/>
+          <w:i w:val="0"/>
+          <w:sz w:val="20"/>
+          <w:u w:val="none"/>
+        </w:rPr>
+        <w:t>7. Базы данных и анализ данных</w:t>
+      </w:r>
+    </w:p>
+    <w:p>
+      <w:pPr>
+        <w:spacing w:before="0" w:after="0" w:line="240" w:lineRule="auto"/>
+        <w:jc w:val="left"/>
+      </w:pPr>
+      <w:r>
+        <w:rPr>
+          <w:rFonts w:ascii="Times New Roman" w:hAnsi="Times New Roman" w:eastAsia="Times New Roman"/>
+          <w:b w:val="0"/>
+          <w:i w:val="0"/>
+          <w:sz w:val="20"/>
+          <w:u w:val="none"/>
+        </w:rPr>
+        <w:t>8. Проектная работа</w:t>
+      </w:r>
+    </w:p>
+    <w:p>
+      <w:pPr>
+        <w:spacing w:before="0" w:after="0" w:line="240" w:lineRule="auto"/>
+        <w:jc w:val="left"/>
+      </w:pPr>
+      <w:r>
+        <w:rPr>
+          <w:rFonts w:ascii="Times New Roman" w:hAnsi="Times New Roman" w:eastAsia="Times New Roman"/>
+          <w:b w:val="0"/>
+          <w:i w:val="0"/>
+          <w:sz w:val="20"/>
+          <w:u w:val="none"/>
+        </w:rPr>
+        <w:t>9. Цифровые компетенции</w:t>
+      </w:r>
+    </w:p>
+    <w:p>
+      <w:pPr>
+        <w:spacing w:before="0" w:after="0" w:line="240" w:lineRule="auto"/>
+        <w:jc w:val="left"/>
+      </w:pPr>
+      <w:r>
+        <w:rPr>
+          <w:rFonts w:ascii="Times New Roman" w:hAnsi="Times New Roman" w:eastAsia="Times New Roman"/>
+          <w:b w:val="0"/>
+          <w:i w:val="0"/>
+          <w:sz w:val="20"/>
+          <w:u w:val="none"/>
+        </w:rPr>
+        <w:t>10. Общие гуманитарные и социально-экономические дисциплины</w:t>
+      </w:r>
+    </w:p>
+    <w:p>
+      <w:pPr>
+        <w:spacing w:before="0" w:after="0" w:line="240" w:lineRule="auto"/>
+        <w:jc w:val="left"/>
+      </w:pPr>
+      <w:r>
+        <w:rPr>
+          <w:rFonts w:ascii="Times New Roman" w:hAnsi="Times New Roman" w:eastAsia="Times New Roman"/>
+          <w:b w:val="0"/>
+          <w:i w:val="0"/>
+          <w:sz w:val="20"/>
+          <w:u w:val="none"/>
+        </w:rPr>
+        <w:t>11. Практика и государственная аттестация</w:t>
+      </w:r>
+    </w:p>
+    <w:p>
+      <w:pPr>
+        <w:spacing w:before="0" w:after="0" w:line="240" w:lineRule="auto"/>
+        <w:jc w:val="left"/>
+      </w:pPr>
+      <w:r>
+        <w:rPr>
+          <w:rFonts w:ascii="Times New Roman" w:hAnsi="Times New Roman" w:eastAsia="Times New Roman"/>
+          <w:b w:val="0"/>
+          <w:i w:val="0"/>
+          <w:sz w:val="20"/>
+          <w:u w:val="none"/>
+        </w:rPr>
+        <w:t>12. Новые дисциплины</w:t>
+      </w:r>
+    </w:p>
     <w:sectPr>
       <w:pgSz w:w="16838" w:h="11906" w:orient="landscape"/>
-      <w:pgMar w:top="227" w:right="227" w:bottom="227" w:left="227" w:header="720" w:footer="720" w:gutter="0"/>
+      <w:pgMar w:top="454" w:right="397" w:bottom="454" w:left="397" w:header="720" w:footer="720" w:gutter="0"/>
       <w:cols w:space="720"/>
       <w:docGrid w:linePitch="360"/>
     </w:sectPr>
